--- a/por/docx/13.content.docx
+++ b/por/docx/13.content.docx
@@ -11,6 +11,15 @@
         <w:pStyle w:val="Heading2"/>
       </w:pPr>
       <w:r>
+        <w:t>Resource: Notas de Estudo (Tyndale)</w:t>
+      </w:r>
+      <w:r/>
+    </w:p>
+    <w:p>
+      <w:pPr>
+        <w:pStyle w:val="Heading2"/>
+      </w:pPr>
+      <w:r>
         <w:t>License Information</w:t>
       </w:r>
       <w:r/>
@@ -21,7 +30,7 @@
         <w:rPr>
           <w:b/>
         </w:rPr>
-        <w:t>Study Notes (Tyndale)</w:t>
+        <w:t>Notas de Estudo (Tyndale)</w:t>
       </w:r>
       <w:r>
         <w:t xml:space="preserve"> (Portuguese) is based on</w:t>
@@ -74,7 +83,7 @@
         <w:pStyle w:val="Heading1"/>
       </w:pPr>
       <w:r>
-        <w:t>Study Notes (Tyndale)</w:t>
+        <w:t>Notas de Estudo (Tyndale)</w:t>
       </w:r>
     </w:p>
     <w:p>
@@ -83,6 +92,51 @@
           <w:headerReference w:type="even" r:id="rId8"/>
           <w:headerReference w:type="default" r:id="rId9"/>
           <w:footerReference w:type="default" r:id="rId10"/>
+          <w:footnotePr>
+            <w:numRestart w:val="eachSect"/>
+          </w:footnotePr>
+          <w:type w:val="continuous"/>
+          <w:pgSz w:w="12240" w:h="15840" w:code="1"/>
+          <w:pgMar w:top="1440" w:right="1440" w:bottom="1440" w:left="1440" w:header="504" w:footer="504" w:gutter="0"/>
+          <w:cols w:space="708"/>
+          <w:titlePg/>
+          <w:docGrid w:linePitch="360"/>
+        </w:sectPr>
+      </w:pPr>
+    </w:p>
+    <w:p>
+      <w:r/>
+    </w:p>
+    <w:p>
+      <w:pPr>
+        <w:pStyle w:val="Heading2"/>
+      </w:pPr>
+      <w:r>
+        <w:t>1CH</w:t>
+      </w:r>
+      <w:r/>
+    </w:p>
+    <w:p>
+      <w:r/>
+      <w:r>
+        <w:rPr>
+          <w:i/>
+        </w:rPr>
+        <w:t>1 Crônicas 1.1–4, 1 Crônicas 1.1–2.2, 1 Crônicas 1.5–23, 1 Crônicas 1.13, 1 Crônicas 1.24–27, 1 Crônicas 1.28–33, 1 Crônicas 1.34–2.2, 1 Crônicas 1.51–54, 1 Crônicas 2.3, 1 Crônicas 2.3–8, 1 Crônicas 2.3–4.23, 1 Crônicas 2.4–5, 1 Crônicas 2.6–8, 1 Crônicas 2.7, 1 Crônicas 2.9, 1 Crônicas 2.9–55, 1 Crônicas 2.10–17, 1 Crônicas 2.14–15, 1 Crônicas 2.20, 1 Crônicas 2.21–23, 1 Crônicas 2.24, 1 Crônicas 3.1–9, 1 Crônicas 3.1–24, 1 Crônicas 3.10–16, 1 Crônicas 3.15, 1 Crônicas 3.16, 1 Crônicas 3.17–23, 1 Crônicas 3.21, 1 Crônicas 4.1–7, 1 Crônicas 4.9–10, 1 Crônicas 4.9–20, 1 Crônicas 4.13–15, 1 Crônicas 4.18, 1 Crônicas 4.21–23, 1 Crônicas 4.24–43, 1 Crônicas 4.24–8.40, 1 Crônicas 4.34–43, 1 Crônicas 4.39, 1 Crônicas 4.41, 1 Crônicas 5.1–2, 1 Crônicas 5.1–24, 1 Crônicas 5.3, 1 Crônicas 5.4–8, 1 Crônicas 5.6, 1 Crônicas 5.10, 1 Crônicas 5.18–22, 1 Crônicas 5.25–26, 1 Crônicas 6.1, 1 Crônicas 6.1–48, 1 Crônicas 6.1–81, 1 Crônicas 6.2–15, 1 Crônicas 6.10, 1 Crônicas 6.16–30, 1 Crônicas 6.27, 1 Crônicas 6.31–47, 1 Crônicas 6.33, 1 Crônicas 6.39, 1 Crônicas 6.49, 1 Crônicas 6.50–53, 1 Crônicas 6.54–81, 1 Crônicas 7.1–40, 1 Crônicas 7.12, 1 Crônicas 7.13, 1 Crônicas 7.14–19, 1 Crônicas 7.20–27, 1 Crônicas 7.22, 1 Crônicas 8.1–40, 1 Crônicas 8.3, 1 Crônicas 8.6–28, 1 Crônicas 8.7, 1 Crônicas 8.29–32, 1 Crônicas 8.33–40, 1 Crônicas 9.1, 1 Crônicas 9.1–34, 1 Crônicas 9.3–9, 1 Crônicas 9.21, 1 Crônicas 9.28–32, 1 Crônicas 9.30, 1 Crônicas 9.32, 1 Crônicas 9.34, 1 Crônicas 9.35–44, 1 Crônicas 10.1–14, 1 Crônicas 10.6–12, 1 Crônicas 11.1–3, 1 Crônicas 11.4–9, 1 Crônicas 11.10, 1 Crônicas 11.10–47, 1 Crônicas 11.41–47, 1 Crônicas 12.1–22, 1 Crônicas 12.23–40, 1 Crônicas 13.1–17.27, 1 Crônicas 13.9–11, 1 Crônicas 13.12, 1 Crônicas 14.1–2, 1 Crônicas 14.1–7, 1 Crônicas 14.8–17, 1 Crônicas 14.12, 1 Crônicas 15.1–3, 1 Crônicas 15.1–29, 1 Crônicas 15.13, 1 Crônicas 15.16–18, 1 Crônicas 15.19–22, 1 Crônicas 15.20, 1 Crônicas 15.21, 1 Crônicas 15.29, 1 Crônicas 16.1–43, 1 Crônicas 16.7–36, 1 Crônicas 16.39, 1 Crônicas 17.1–15, 1 Crônicas 17.1–27, 1 Crônicas 17.10–14, 1 Crônicas 17.12, 1 Crônicas 17.13, 1 Crônicas 17.14, 1 Crônicas 18.1, 1 Crônicas 18.1–17, 1 Crônicas 18.1–20.8, 1 Crônicas 18.2–13, 1 Crônicas 18.14–17, 1 Crônicas 19.1–7, 1 Crônicas 19.9–13, 1 Crônicas 19.13, 1 Crônicas 19.16–19, 1 Crônicas 20.1–3, 1 Crônicas 21.1, 1 Crônicas 21.1–22.1, 1 Crônicas 21.7, 1 Crônicas 21.9, 1 Crônicas 21.16–17, 1 Crônicas 21.26–22.1, 1 Crônicas 22.2–19, 1 Crônicas 22.5, 1 Crônicas 22.8, 1 Crônicas 22.9–10, 1 Crônicas 23.1–2, 1 Crônicas 23.3–5, 1 Crônicas 23.6–23, 1 Crônicas 23.24–27, 1 Crônicas 23.28–32, 1 Crônicas 24.1–2, 1 Crônicas 24.1–19, 1 Crônicas 24.3–6, 1 Crônicas 24.7–18, 1 Crônicas 24.20–31, 1 Crônicas 24.31, 1 Crônicas 25.1, 1 Crônicas 25.1–7, 1 Crônicas 25.2–3, 1 Crônicas 25.8, 1 Crônicas 26.1, 1 Crônicas 26.5, 1 Crônicas 26.20–32, 1 Crônicas 26.21–28, 1 Crônicas 26.31, 1 Crônicas 27.1–15, 1 Crônicas 27.16–22, 1 Crônicas 27.18, 1 Crônicas 27.25–31, 1 Crônicas 27.32–34, 1 Crônicas 28.1, 1 Crônicas 28.1–29.25, 1 Crônicas 28.2, 1 Crônicas 28.2–10, 1 Crônicas 28.4–6, 1 Crônicas 28.9–10, 1 Crônicas 28.11–21, 1 Crônicas 28.14–18, 1 Crônicas 28.18, 1 Crônicas 29.1–9, 1 Crônicas 29.6, 1 Crônicas 29.7, 1 Crônicas 29.10–19, 1 Crônicas 29.18–19, 1 Crônicas 29.21–25, 1 Crônicas 29.26–30, 1 Crônicas 29.29, 1 Crônicas 29.30</w:t>
+      </w:r>
+      <w:r/>
+    </w:p>
+    <w:p>
+      <w:r/>
+      <w:r>
+        <w:t xml:space="preserve"> </w:t>
+      </w:r>
+      <w:r/>
+      <w:r/>
+    </w:p>
+    <w:p>
+      <w:pPr>
+        <w:sectPr>
           <w:footnotePr>
             <w:numRestart w:val="eachSect"/>
           </w:footnotePr>

--- a/por/docx/13.content.docx
+++ b/por/docx/13.content.docx
@@ -163,13 +163,6 @@
         <w:rPr>
           <w:lang w:val="pt_PT" w:bidi="pt_PT"/>
         </w:rPr>
-      </w:r>
-      <w:r>
-        <w:rPr>
-          <w:i/>
-          <w:lang w:val="pt_PT" w:bidi="pt_PT"/>
-        </w:rPr>
-        <w:t>1 Crônicas 1.1–4, 1 Crônicas 1.1–2.2, 1 Crônicas 1.5–23, 1 Crônicas 1.13, 1 Crônicas 1.24–27, 1 Crônicas 1.28–33, 1 Crônicas 1.34–2.2, 1 Crônicas 1.51–54, 1 Crônicas 2.3, 1 Crônicas 2.3–8, 1 Crônicas 2.3–4.23, 1 Crônicas 2.4–5, 1 Crônicas 2.6–8, 1 Crônicas 2.7, 1 Crônicas 2.9, 1 Crônicas 2.9–55, 1 Crônicas 2.10–17, 1 Crônicas 2.14–15, 1 Crônicas 2.20, 1 Crônicas 2.21–23, 1 Crônicas 2.24, 1 Crônicas 3.1–9, 1 Crônicas 3.1–24, 1 Crônicas 3.10–16, 1 Crônicas 3.15, 1 Crônicas 3.16, 1 Crônicas 3.17–23, 1 Crônicas 3.21, 1 Crônicas 4.1–7, 1 Crônicas 4.9–10, 1 Crônicas 4.9–20, 1 Crônicas 4.13–15, 1 Crônicas 4.18, 1 Crônicas 4.21–23, 1 Crônicas 4.24–43, 1 Crônicas 4.24–8.40, 1 Crônicas 4.34–43, 1 Crônicas 4.39, 1 Crônicas 4.41, 1 Crônicas 5.1–2, 1 Crônicas 5.1–24, 1 Crônicas 5.3, 1 Crônicas 5.4–8, 1 Crônicas 5.6, 1 Crônicas 5.10, 1 Crônicas 5.18–22, 1 Crônicas 5.25–26, 1 Crônicas 6.1, 1 Crônicas 6.1–48, 1 Crônicas 6.1–81, 1 Crônicas 6.2–15, 1 Crônicas 6.10, 1 Crônicas 6.16–30, 1 Crônicas 6.27, 1 Crônicas 6.31–47, 1 Crônicas 6.33, 1 Crônicas 6.39, 1 Crônicas 6.49, 1 Crônicas 6.50–53, 1 Crônicas 6.54–81, 1 Crônicas 7.1–40, 1 Crônicas 7.12, 1 Crônicas 7.13, 1 Crônicas 7.14–19, 1 Crônicas 7.20–27, 1 Crônicas 7.22, 1 Crônicas 8.1–40, 1 Crônicas 8.3, 1 Crônicas 8.6–28, 1 Crônicas 8.7, 1 Crônicas 8.29–32, 1 Crônicas 8.33–40, 1 Crônicas 9.1, 1 Crônicas 9.1–34, 1 Crônicas 9.3–9, 1 Crônicas 9.21, 1 Crônicas 9.28–32, 1 Crônicas 9.30, 1 Crônicas 9.32, 1 Crônicas 9.34, 1 Crônicas 9.35–44, 1 Crônicas 10.1–14, 1 Crônicas 10.6–12, 1 Crônicas 11.1–3, 1 Crônicas 11.4–9, 1 Crônicas 11.10, 1 Crônicas 11.10–47, 1 Crônicas 11.41–47, 1 Crônicas 12.1–22, 1 Crônicas 12.23–40, 1 Crônicas 13.1–17.27, 1 Crônicas 13.9–11, 1 Crônicas 13.12, 1 Crônicas 14.1–2, 1 Crônicas 14.1–7, 1 Crônicas 14.8–17, 1 Crônicas 14.12, 1 Crônicas 15.1–3, 1 Crônicas 15.1–29, 1 Crônicas 15.13, 1 Crônicas 15.16–18, 1 Crônicas 15.19–22, 1 Crônicas 15.20, 1 Crônicas 15.21, 1 Crônicas 15.29, 1 Crônicas 16.1–43, 1 Crônicas 16.7–36, 1 Crônicas 16.39, 1 Crônicas 17.1–15, 1 Crônicas 17.1–27, 1 Crônicas 17.10–14, 1 Crônicas 17.12, 1 Crônicas 17.13, 1 Crônicas 17.14, 1 Crônicas 18.1, 1 Crônicas 18.1–17, 1 Crônicas 18.1–20.8, 1 Crônicas 18.2–13, 1 Crônicas 18.14–17, 1 Crônicas 19.1–7, 1 Crônicas 19.9–13, 1 Crônicas 19.13, 1 Crônicas 19.16–19, 1 Crônicas 20.1–3, 1 Crônicas 21.1, 1 Crônicas 21.1–22.1, 1 Crônicas 21.7, 1 Crônicas 21.9, 1 Crônicas 21.16–17, 1 Crônicas 21.26–22.1, 1 Crônicas 22.2–19, 1 Crônicas 22.5, 1 Crônicas 22.8, 1 Crônicas 22.9–10, 1 Crônicas 23.1–2, 1 Crônicas 23.3–5, 1 Crônicas 23.6–23, 1 Crônicas 23.24–27, 1 Crônicas 23.28–32, 1 Crônicas 24.1–2, 1 Crônicas 24.1–19, 1 Crônicas 24.3–6, 1 Crônicas 24.7–18, 1 Crônicas 24.20–31, 1 Crônicas 24.31, 1 Crônicas 25.1, 1 Crônicas 25.1–7, 1 Crônicas 25.2–3, 1 Crônicas 25.8, 1 Crônicas 26.1, 1 Crônicas 26.5, 1 Crônicas 26.20–32, 1 Crônicas 26.21–28, 1 Crônicas 26.31, 1 Crônicas 27.1–15, 1 Crônicas 27.16–22, 1 Crônicas 27.18, 1 Crônicas 27.25–31, 1 Crônicas 27.32–34, 1 Crônicas 28.1, 1 Crônicas 28.1–29.25, 1 Crônicas 28.2, 1 Crônicas 28.2–10, 1 Crônicas 28.4–6, 1 Crônicas 28.9–10, 1 Crônicas 28.11–21, 1 Crônicas 28.14–18, 1 Crônicas 28.18, 1 Crônicas 29.1–9, 1 Crônicas 29.6, 1 Crônicas 29.7, 1 Crônicas 29.10–19, 1 Crônicas 29.18–19, 1 Crônicas 29.21–25, 1 Crônicas 29.26–30, 1 Crônicas 29.29, 1 Crônicas 29.30</w:t>
       </w:r>
       <w:r>
         <w:rPr>

--- a/por/docx/13.content.docx
+++ b/por/docx/13.content.docx
@@ -150,19 +150,6 @@
           <w:lang w:val="pt_PT" w:bidi="pt_PT"/>
         </w:rPr>
         <w:t>1CH</w:t>
-      </w:r>
-      <w:r>
-        <w:rPr>
-          <w:lang w:val="pt_PT" w:bidi="pt_PT"/>
-        </w:rPr>
-      </w:r>
-    </w:p>
-    <w:p>
-      <w:pPr/>
-      <w:r>
-        <w:rPr>
-          <w:lang w:val="pt_PT" w:bidi="pt_PT"/>
-        </w:rPr>
       </w:r>
       <w:r>
         <w:rPr>

--- a/por/docx/13.content.docx
+++ b/por/docx/13.content.docx
@@ -19,7 +19,7 @@
         <w:rPr>
           <w:lang w:val="pt_PT" w:bidi="pt_PT"/>
         </w:rPr>
-        <w:t>Resource: Notas de Estudo (Tyndale)</w:t>
+        <w:t>Resource: Tyndale Open Study Notes</w:t>
       </w:r>
       <w:r>
         <w:rPr>
@@ -112,7 +112,7 @@
         <w:rPr>
           <w:lang w:val="pt_PT" w:bidi="pt_PT"/>
         </w:rPr>
-        <w:t>Notas de Estudo (Tyndale)</w:t>
+        <w:t>Tyndale Open Study Notes</w:t>
       </w:r>
     </w:p>
     <w:p>

--- a/por/docx/13.content.docx
+++ b/por/docx/13.content.docx
@@ -19,7 +19,7 @@
         <w:rPr>
           <w:lang w:val="pt_PT" w:bidi="pt_PT"/>
         </w:rPr>
-        <w:t>Resource: Tyndale Open Study Notes</w:t>
+        <w:t>Resource: Aquifer Open Study Notes</w:t>
       </w:r>
       <w:r>
         <w:rPr>
@@ -112,7 +112,7 @@
         <w:rPr>
           <w:lang w:val="pt_PT" w:bidi="pt_PT"/>
         </w:rPr>
-        <w:t>Tyndale Open Study Notes</w:t>
+        <w:t>Aquifer Open Study Notes</w:t>
       </w:r>
     </w:p>
     <w:p>

--- a/por/docx/13.content.docx
+++ b/por/docx/13.content.docx
@@ -233,18 +233,12 @@
         </w:rPr>
         <w:t xml:space="preserve">Uma visão geral das gerações entre Adão e os filhos de Noé (cp. </w:t>
       </w:r>
-      <w:hyperlink r:id="rId13">
-        <w:r>
-          <w:rPr>
-            <w:lang w:val="pt_PT" w:bidi="pt_PT"/>
-          </w:rPr>
-          <w:rPr>
-            <w:color w:val="0000EE"/>
-            <w:u w:val="single"/>
-          </w:rPr>
-          <w:t>Gn 5.3–32</w:t>
-        </w:r>
-      </w:hyperlink>
+      <w:r>
+        <w:rPr>
+          <w:lang w:val="pt_PT" w:bidi="pt_PT"/>
+        </w:rPr>
+        <w:t>Gn 5.3–32</w:t>
+      </w:r>
       <w:r>
         <w:rPr>
           <w:lang w:val="pt_PT" w:bidi="pt_PT"/>
@@ -347,18 +341,12 @@
         </w:rPr>
         <w:t xml:space="preserve">O registro dos descendentes de Noé estabelece o lugar de Abraão na história. O pano de fundo étnico das setenta nações do mundo fornece o contexto para a história de Israel (cp. </w:t>
       </w:r>
-      <w:hyperlink r:id="rId14">
-        <w:r>
-          <w:rPr>
-            <w:lang w:val="pt_PT" w:bidi="pt_PT"/>
-          </w:rPr>
-          <w:rPr>
-            <w:color w:val="0000EE"/>
-            <w:u w:val="single"/>
-          </w:rPr>
-          <w:t>Gn 10</w:t>
-        </w:r>
-      </w:hyperlink>
+      <w:r>
+        <w:rPr>
+          <w:lang w:val="pt_PT" w:bidi="pt_PT"/>
+        </w:rPr>
+        <w:t>Gn 10</w:t>
+      </w:r>
       <w:r>
         <w:rPr>
           <w:lang w:val="pt_PT" w:bidi="pt_PT"/>
@@ -468,18 +456,12 @@
         </w:rPr>
         <w:t xml:space="preserve">O resumo dos descendentes de Sem termina com Abraão (cp. </w:t>
       </w:r>
-      <w:hyperlink r:id="rId15">
-        <w:r>
-          <w:rPr>
-            <w:lang w:val="pt_PT" w:bidi="pt_PT"/>
-          </w:rPr>
-          <w:rPr>
-            <w:color w:val="0000EE"/>
-            <w:u w:val="single"/>
-          </w:rPr>
-          <w:t>Gn 11.10–26</w:t>
-        </w:r>
-      </w:hyperlink>
+      <w:r>
+        <w:rPr>
+          <w:lang w:val="pt_PT" w:bidi="pt_PT"/>
+        </w:rPr>
+        <w:t>Gn 11.10–26</w:t>
+      </w:r>
       <w:r>
         <w:rPr>
           <w:lang w:val="pt_PT" w:bidi="pt_PT"/>
@@ -534,72 +516,48 @@
         </w:rPr>
         <w:t>Seguindo o mesmo padrão do autor de Gênesis, o Cronista lista separadamente os descendentes de Abraão, além de Isaque, mencionando os filhos de Ismael (</w:t>
       </w:r>
-      <w:hyperlink r:id="rId16">
-        <w:r>
-          <w:rPr>
-            <w:lang w:val="pt_PT" w:bidi="pt_PT"/>
-          </w:rPr>
-          <w:rPr>
-            <w:color w:val="0000EE"/>
-            <w:u w:val="single"/>
-          </w:rPr>
-          <w:t>1.29–31</w:t>
-        </w:r>
-      </w:hyperlink>
+      <w:r>
+        <w:rPr>
+          <w:lang w:val="pt_PT" w:bidi="pt_PT"/>
+        </w:rPr>
+        <w:t>1.29–31</w:t>
+      </w:r>
       <w:r>
         <w:rPr>
           <w:lang w:val="pt_PT" w:bidi="pt_PT"/>
         </w:rPr>
         <w:t xml:space="preserve">; cp. </w:t>
       </w:r>
-      <w:hyperlink r:id="rId17">
-        <w:r>
-          <w:rPr>
-            <w:lang w:val="pt_PT" w:bidi="pt_PT"/>
-          </w:rPr>
-          <w:rPr>
-            <w:color w:val="0000EE"/>
-            <w:u w:val="single"/>
-          </w:rPr>
-          <w:t>Gn 25.12–15</w:t>
-        </w:r>
-      </w:hyperlink>
+      <w:r>
+        <w:rPr>
+          <w:lang w:val="pt_PT" w:bidi="pt_PT"/>
+        </w:rPr>
+        <w:t>Gn 25.12–15</w:t>
+      </w:r>
       <w:r>
         <w:rPr>
           <w:lang w:val="pt_PT" w:bidi="pt_PT"/>
         </w:rPr>
         <w:t>) e os filhos de Quetura (</w:t>
       </w:r>
-      <w:hyperlink r:id="rId18">
-        <w:r>
-          <w:rPr>
-            <w:lang w:val="pt_PT" w:bidi="pt_PT"/>
-          </w:rPr>
-          <w:rPr>
-            <w:color w:val="0000EE"/>
-            <w:u w:val="single"/>
-          </w:rPr>
-          <w:t>1Cr 1.32–33</w:t>
-        </w:r>
-      </w:hyperlink>
+      <w:r>
+        <w:rPr>
+          <w:lang w:val="pt_PT" w:bidi="pt_PT"/>
+        </w:rPr>
+        <w:t>1Cr 1.32–33</w:t>
+      </w:r>
       <w:r>
         <w:rPr>
           <w:lang w:val="pt_PT" w:bidi="pt_PT"/>
         </w:rPr>
         <w:t xml:space="preserve">; cp. </w:t>
       </w:r>
-      <w:hyperlink r:id="rId19">
-        <w:r>
-          <w:rPr>
-            <w:lang w:val="pt_PT" w:bidi="pt_PT"/>
-          </w:rPr>
-          <w:rPr>
-            <w:color w:val="0000EE"/>
-            <w:u w:val="single"/>
-          </w:rPr>
-          <w:t>Gn 25.1–3</w:t>
-        </w:r>
-      </w:hyperlink>
+      <w:r>
+        <w:rPr>
+          <w:lang w:val="pt_PT" w:bidi="pt_PT"/>
+        </w:rPr>
+        <w:t>Gn 25.1–3</w:t>
+      </w:r>
       <w:r>
         <w:rPr>
           <w:lang w:val="pt_PT" w:bidi="pt_PT"/>
@@ -654,90 +612,60 @@
         </w:rPr>
         <w:t>A genealogia de Isaque primeiro lista os descendentes de Esaú (</w:t>
       </w:r>
-      <w:hyperlink r:id="rId20">
-        <w:r>
-          <w:rPr>
-            <w:lang w:val="pt_PT" w:bidi="pt_PT"/>
-          </w:rPr>
-          <w:rPr>
-            <w:color w:val="0000EE"/>
-            <w:u w:val="single"/>
-          </w:rPr>
-          <w:t>1.35–54</w:t>
-        </w:r>
-      </w:hyperlink>
+      <w:r>
+        <w:rPr>
+          <w:lang w:val="pt_PT" w:bidi="pt_PT"/>
+        </w:rPr>
+        <w:t>1.35–54</w:t>
+      </w:r>
       <w:r>
         <w:rPr>
           <w:lang w:val="pt_PT" w:bidi="pt_PT"/>
         </w:rPr>
         <w:t>) e continua com Israel. A história de Edom é apresentada em três partes: os filhos de Esaú (</w:t>
       </w:r>
-      <w:hyperlink r:id="rId21">
-        <w:r>
-          <w:rPr>
-            <w:lang w:val="pt_PT" w:bidi="pt_PT"/>
-          </w:rPr>
-          <w:rPr>
-            <w:color w:val="0000EE"/>
-            <w:u w:val="single"/>
-          </w:rPr>
-          <w:t>1.35–37</w:t>
-        </w:r>
-      </w:hyperlink>
+      <w:r>
+        <w:rPr>
+          <w:lang w:val="pt_PT" w:bidi="pt_PT"/>
+        </w:rPr>
+        <w:t>1.35–37</w:t>
+      </w:r>
       <w:r>
         <w:rPr>
           <w:lang w:val="pt_PT" w:bidi="pt_PT"/>
         </w:rPr>
         <w:t>), os descendentes de Seir (</w:t>
       </w:r>
-      <w:hyperlink r:id="rId22">
-        <w:r>
-          <w:rPr>
-            <w:lang w:val="pt_PT" w:bidi="pt_PT"/>
-          </w:rPr>
-          <w:rPr>
-            <w:color w:val="0000EE"/>
-            <w:u w:val="single"/>
-          </w:rPr>
-          <w:t>1.38–42</w:t>
-        </w:r>
-      </w:hyperlink>
+      <w:r>
+        <w:rPr>
+          <w:lang w:val="pt_PT" w:bidi="pt_PT"/>
+        </w:rPr>
+        <w:t>1.38–42</w:t>
+      </w:r>
       <w:r>
         <w:rPr>
           <w:lang w:val="pt_PT" w:bidi="pt_PT"/>
         </w:rPr>
         <w:t>) e os reis que governaram na terra de Edom (</w:t>
       </w:r>
-      <w:hyperlink r:id="rId23">
-        <w:r>
-          <w:rPr>
-            <w:lang w:val="pt_PT" w:bidi="pt_PT"/>
-          </w:rPr>
-          <w:rPr>
-            <w:color w:val="0000EE"/>
-            <w:u w:val="single"/>
-          </w:rPr>
-          <w:t>1.43–54</w:t>
-        </w:r>
-      </w:hyperlink>
+      <w:r>
+        <w:rPr>
+          <w:lang w:val="pt_PT" w:bidi="pt_PT"/>
+        </w:rPr>
+        <w:t>1.43–54</w:t>
+      </w:r>
       <w:r>
         <w:rPr>
           <w:lang w:val="pt_PT" w:bidi="pt_PT"/>
         </w:rPr>
         <w:t xml:space="preserve">). Esta disposição segue </w:t>
       </w:r>
-      <w:hyperlink r:id="rId24">
-        <w:r>
-          <w:rPr>
-            <w:lang w:val="pt_PT" w:bidi="pt_PT"/>
-          </w:rPr>
-          <w:rPr>
-            <w:color w:val="0000EE"/>
-            <w:u w:val="single"/>
-          </w:rPr>
-          <w:t>Gn 36</w:t>
-        </w:r>
-      </w:hyperlink>
+      <w:r>
+        <w:rPr>
+          <w:lang w:val="pt_PT" w:bidi="pt_PT"/>
+        </w:rPr>
+        <w:t>Gn 36</w:t>
+      </w:r>
       <w:r>
         <w:rPr>
           <w:lang w:val="pt_PT" w:bidi="pt_PT"/>
@@ -792,18 +720,12 @@
         </w:rPr>
         <w:t xml:space="preserve">O cronista lista os líderes de clãs de Edom até onde suas próprias fontes permitiram (veja </w:t>
       </w:r>
-      <w:hyperlink r:id="rId25">
-        <w:r>
-          <w:rPr>
-            <w:lang w:val="pt_PT" w:bidi="pt_PT"/>
-          </w:rPr>
-          <w:rPr>
-            <w:color w:val="0000EE"/>
-            <w:u w:val="single"/>
-          </w:rPr>
-          <w:t>Gn 36.40–43</w:t>
-        </w:r>
-      </w:hyperlink>
+      <w:r>
+        <w:rPr>
+          <w:lang w:val="pt_PT" w:bidi="pt_PT"/>
+        </w:rPr>
+        <w:t>Gn 36.40–43</w:t>
+      </w:r>
       <w:r>
         <w:rPr>
           <w:lang w:val="pt_PT" w:bidi="pt_PT"/>
@@ -871,36 +793,24 @@
         </w:rPr>
         <w:t xml:space="preserve"> os dois primeiros filhos de Judá, foram destruídos por causa de seu pecado (</w:t>
       </w:r>
-      <w:hyperlink r:id="rId26">
-        <w:r>
-          <w:rPr>
-            <w:lang w:val="pt_PT" w:bidi="pt_PT"/>
-          </w:rPr>
-          <w:rPr>
-            <w:color w:val="0000EE"/>
-            <w:u w:val="single"/>
-          </w:rPr>
-          <w:t>Gn 38.6–10</w:t>
-        </w:r>
-      </w:hyperlink>
+      <w:r>
+        <w:rPr>
+          <w:lang w:val="pt_PT" w:bidi="pt_PT"/>
+        </w:rPr>
+        <w:t>Gn 38.6–10</w:t>
+      </w:r>
       <w:r>
         <w:rPr>
           <w:lang w:val="pt_PT" w:bidi="pt_PT"/>
         </w:rPr>
         <w:t>). Os descendentes de Selá são listados como um apêndice no final das genealogias de Judá (</w:t>
       </w:r>
-      <w:hyperlink r:id="rId27">
-        <w:r>
-          <w:rPr>
-            <w:lang w:val="pt_PT" w:bidi="pt_PT"/>
-          </w:rPr>
-          <w:rPr>
-            <w:color w:val="0000EE"/>
-            <w:u w:val="single"/>
-          </w:rPr>
-          <w:t>1Cr 4.21–23</w:t>
-        </w:r>
-      </w:hyperlink>
+      <w:r>
+        <w:rPr>
+          <w:lang w:val="pt_PT" w:bidi="pt_PT"/>
+        </w:rPr>
+        <w:t>1Cr 4.21–23</w:t>
+      </w:r>
       <w:r>
         <w:rPr>
           <w:lang w:val="pt_PT" w:bidi="pt_PT"/>
@@ -955,18 +865,12 @@
         </w:rPr>
         <w:t xml:space="preserve">A genealogia de Judá é tão abrangente quanto possível, registrando material periférico como pano de fundo para a linhagem principal dos ancestrais de Davi. Cp. </w:t>
       </w:r>
-      <w:hyperlink r:id="rId28">
-        <w:r>
-          <w:rPr>
-            <w:lang w:val="pt_PT" w:bidi="pt_PT"/>
-          </w:rPr>
-          <w:rPr>
-            <w:color w:val="0000EE"/>
-            <w:u w:val="single"/>
-          </w:rPr>
-          <w:t>Gn 46.12</w:t>
-        </w:r>
-      </w:hyperlink>
+      <w:r>
+        <w:rPr>
+          <w:lang w:val="pt_PT" w:bidi="pt_PT"/>
+        </w:rPr>
+        <w:t>Gn 46.12</w:t>
+      </w:r>
       <w:r>
         <w:rPr>
           <w:lang w:val="pt_PT" w:bidi="pt_PT"/>
@@ -1021,18 +925,12 @@
         </w:rPr>
         <w:t>Enquanto as genealogias apresentam todo o povo de Israel (</w:t>
       </w:r>
-      <w:hyperlink r:id="rId29">
-        <w:r>
-          <w:rPr>
-            <w:lang w:val="pt_PT" w:bidi="pt_PT"/>
-          </w:rPr>
-          <w:rPr>
-            <w:color w:val="0000EE"/>
-            <w:u w:val="single"/>
-          </w:rPr>
-          <w:t>2.1–2</w:t>
-        </w:r>
-      </w:hyperlink>
+      <w:r>
+        <w:rPr>
+          <w:lang w:val="pt_PT" w:bidi="pt_PT"/>
+        </w:rPr>
+        <w:t>2.1–2</w:t>
+      </w:r>
       <w:r>
         <w:rPr>
           <w:lang w:val="pt_PT" w:bidi="pt_PT"/>
@@ -1135,54 +1033,36 @@
         </w:rPr>
         <w:t xml:space="preserve">Para a genealogia de Zera, cp. </w:t>
       </w:r>
-      <w:hyperlink r:id="rId30">
-        <w:r>
-          <w:rPr>
-            <w:lang w:val="pt_PT" w:bidi="pt_PT"/>
-          </w:rPr>
-          <w:rPr>
-            <w:color w:val="0000EE"/>
-            <w:u w:val="single"/>
-          </w:rPr>
-          <w:t>Js 7.1</w:t>
-        </w:r>
-      </w:hyperlink>
+      <w:r>
+        <w:rPr>
+          <w:lang w:val="pt_PT" w:bidi="pt_PT"/>
+        </w:rPr>
+        <w:t>Js 7.1</w:t>
+      </w:r>
       <w:r>
         <w:rPr>
           <w:lang w:val="pt_PT" w:bidi="pt_PT"/>
         </w:rPr>
         <w:t>,</w:t>
       </w:r>
-      <w:hyperlink r:id="rId31">
-        <w:r>
-          <w:rPr>
-            <w:lang w:val="pt_PT" w:bidi="pt_PT"/>
-          </w:rPr>
-          <w:rPr>
-            <w:color w:val="0000EE"/>
-            <w:u w:val="single"/>
-          </w:rPr>
-          <w:t>17</w:t>
-        </w:r>
-      </w:hyperlink>
+      <w:r>
+        <w:rPr>
+          <w:lang w:val="pt_PT" w:bidi="pt_PT"/>
+        </w:rPr>
+        <w:t>17</w:t>
+      </w:r>
       <w:r>
         <w:rPr>
           <w:lang w:val="pt_PT" w:bidi="pt_PT"/>
         </w:rPr>
         <w:t xml:space="preserve">; </w:t>
       </w:r>
-      <w:hyperlink r:id="rId32">
-        <w:r>
-          <w:rPr>
-            <w:lang w:val="pt_PT" w:bidi="pt_PT"/>
-          </w:rPr>
-          <w:rPr>
-            <w:color w:val="0000EE"/>
-            <w:u w:val="single"/>
-          </w:rPr>
-          <w:t>1Rs 4.31</w:t>
-        </w:r>
-      </w:hyperlink>
+      <w:r>
+        <w:rPr>
+          <w:lang w:val="pt_PT" w:bidi="pt_PT"/>
+        </w:rPr>
+        <w:t>1Rs 4.31</w:t>
+      </w:r>
       <w:r>
         <w:rPr>
           <w:lang w:val="pt_PT" w:bidi="pt_PT"/>
@@ -1310,18 +1190,12 @@
         </w:rPr>
         <w:t xml:space="preserve"> então o autor detalha seus descendentes (</w:t>
       </w:r>
-      <w:hyperlink r:id="rId33">
-        <w:r>
-          <w:rPr>
-            <w:lang w:val="pt_PT" w:bidi="pt_PT"/>
-          </w:rPr>
-          <w:rPr>
-            <w:color w:val="0000EE"/>
-            <w:u w:val="single"/>
-          </w:rPr>
-          <w:t>2.42–55</w:t>
-        </w:r>
-      </w:hyperlink>
+      <w:r>
+        <w:rPr>
+          <w:lang w:val="pt_PT" w:bidi="pt_PT"/>
+        </w:rPr>
+        <w:t>2.42–55</w:t>
+      </w:r>
       <w:r>
         <w:rPr>
           <w:lang w:val="pt_PT" w:bidi="pt_PT"/>
@@ -1401,72 +1275,48 @@
         </w:rPr>
         <w:t>Os descendentes de Hezrom são apresentados até o tempo de Davi, em várias seções: a linhagem direta de Hezrom a Davi (</w:t>
       </w:r>
-      <w:hyperlink r:id="rId34">
-        <w:r>
-          <w:rPr>
-            <w:lang w:val="pt_PT" w:bidi="pt_PT"/>
-          </w:rPr>
-          <w:rPr>
-            <w:color w:val="0000EE"/>
-            <w:u w:val="single"/>
-          </w:rPr>
-          <w:t>2.9–17</w:t>
-        </w:r>
-      </w:hyperlink>
+      <w:r>
+        <w:rPr>
+          <w:lang w:val="pt_PT" w:bidi="pt_PT"/>
+        </w:rPr>
+        <w:t>2.9–17</w:t>
+      </w:r>
       <w:r>
         <w:rPr>
           <w:lang w:val="pt_PT" w:bidi="pt_PT"/>
         </w:rPr>
         <w:t xml:space="preserve">; cp. </w:t>
       </w:r>
-      <w:hyperlink r:id="rId35">
-        <w:r>
-          <w:rPr>
-            <w:lang w:val="pt_PT" w:bidi="pt_PT"/>
-          </w:rPr>
-          <w:rPr>
-            <w:color w:val="0000EE"/>
-            <w:u w:val="single"/>
-          </w:rPr>
-          <w:t>Rt 4.18–22</w:t>
-        </w:r>
-      </w:hyperlink>
+      <w:r>
+        <w:rPr>
+          <w:lang w:val="pt_PT" w:bidi="pt_PT"/>
+        </w:rPr>
+        <w:t>Rt 4.18–22</w:t>
+      </w:r>
       <w:r>
         <w:rPr>
           <w:lang w:val="pt_PT" w:bidi="pt_PT"/>
         </w:rPr>
         <w:t>), os outros descendentes de Hezrom (</w:t>
       </w:r>
-      <w:hyperlink r:id="rId36">
-        <w:r>
-          <w:rPr>
-            <w:lang w:val="pt_PT" w:bidi="pt_PT"/>
-          </w:rPr>
-          <w:rPr>
-            <w:color w:val="0000EE"/>
-            <w:u w:val="single"/>
-          </w:rPr>
-          <w:t>1Cr 2.18–41</w:t>
-        </w:r>
-      </w:hyperlink>
+      <w:r>
+        <w:rPr>
+          <w:lang w:val="pt_PT" w:bidi="pt_PT"/>
+        </w:rPr>
+        <w:t>1Cr 2.18–41</w:t>
+      </w:r>
       <w:r>
         <w:rPr>
           <w:lang w:val="pt_PT" w:bidi="pt_PT"/>
         </w:rPr>
         <w:t>), e depois os descendentes do filho de Hezrom, Calebe (</w:t>
       </w:r>
-      <w:hyperlink r:id="rId33">
-        <w:r>
-          <w:rPr>
-            <w:lang w:val="pt_PT" w:bidi="pt_PT"/>
-          </w:rPr>
-          <w:rPr>
-            <w:color w:val="0000EE"/>
-            <w:u w:val="single"/>
-          </w:rPr>
-          <w:t>2.42–55</w:t>
-        </w:r>
-      </w:hyperlink>
+      <w:r>
+        <w:rPr>
+          <w:lang w:val="pt_PT" w:bidi="pt_PT"/>
+        </w:rPr>
+        <w:t>2.42–55</w:t>
+      </w:r>
       <w:r>
         <w:rPr>
           <w:lang w:val="pt_PT" w:bidi="pt_PT"/>
@@ -1569,36 +1419,24 @@
         </w:rPr>
         <w:t>O cronista lista Davi como o sétimo filho de Jessé, enquanto Samuel o coloca como o oitavo (</w:t>
       </w:r>
-      <w:hyperlink r:id="rId37">
-        <w:r>
-          <w:rPr>
-            <w:lang w:val="pt_PT" w:bidi="pt_PT"/>
-          </w:rPr>
-          <w:rPr>
-            <w:color w:val="0000EE"/>
-            <w:u w:val="single"/>
-          </w:rPr>
-          <w:t>1Sm 16.6–13</w:t>
-        </w:r>
-      </w:hyperlink>
+      <w:r>
+        <w:rPr>
+          <w:lang w:val="pt_PT" w:bidi="pt_PT"/>
+        </w:rPr>
+        <w:t>1Sm 16.6–13</w:t>
+      </w:r>
       <w:r>
         <w:rPr>
           <w:lang w:val="pt_PT" w:bidi="pt_PT"/>
         </w:rPr>
         <w:t xml:space="preserve">; </w:t>
       </w:r>
-      <w:hyperlink r:id="rId38">
-        <w:r>
-          <w:rPr>
-            <w:lang w:val="pt_PT" w:bidi="pt_PT"/>
-          </w:rPr>
-          <w:rPr>
-            <w:color w:val="0000EE"/>
-            <w:u w:val="single"/>
-          </w:rPr>
-          <w:t>17.12</w:t>
-        </w:r>
-      </w:hyperlink>
+      <w:r>
+        <w:rPr>
+          <w:lang w:val="pt_PT" w:bidi="pt_PT"/>
+        </w:rPr>
+        <w:t>17.12</w:t>
+      </w:r>
       <w:r>
         <w:rPr>
           <w:lang w:val="pt_PT" w:bidi="pt_PT"/>
@@ -1704,18 +1542,12 @@
         </w:rPr>
         <w:t xml:space="preserve"> um artesão descendente de Hezrom, para construir o Tabernáculo (veja </w:t>
       </w:r>
-      <w:hyperlink r:id="rId39">
-        <w:r>
-          <w:rPr>
-            <w:lang w:val="pt_PT" w:bidi="pt_PT"/>
-          </w:rPr>
-          <w:rPr>
-            <w:color w:val="0000EE"/>
-            <w:u w:val="single"/>
-          </w:rPr>
-          <w:t>Êx 31.1–2</w:t>
-        </w:r>
-      </w:hyperlink>
+      <w:r>
+        <w:rPr>
+          <w:lang w:val="pt_PT" w:bidi="pt_PT"/>
+        </w:rPr>
+        <w:t>Êx 31.1–2</w:t>
+      </w:r>
       <w:r>
         <w:rPr>
           <w:lang w:val="pt_PT" w:bidi="pt_PT"/>
@@ -1783,18 +1615,12 @@
         </w:rPr>
         <w:t xml:space="preserve"> listadas em outros lugares como membros da tribo de Manassés (cp. </w:t>
       </w:r>
-      <w:hyperlink r:id="rId40">
-        <w:r>
-          <w:rPr>
-            <w:lang w:val="pt_PT" w:bidi="pt_PT"/>
-          </w:rPr>
-          <w:rPr>
-            <w:color w:val="0000EE"/>
-            <w:u w:val="single"/>
-          </w:rPr>
-          <w:t>Nm 32.39–42</w:t>
-        </w:r>
-      </w:hyperlink>
+      <w:r>
+        <w:rPr>
+          <w:lang w:val="pt_PT" w:bidi="pt_PT"/>
+        </w:rPr>
+        <w:t>Nm 32.39–42</w:t>
+      </w:r>
       <w:r>
         <w:rPr>
           <w:lang w:val="pt_PT" w:bidi="pt_PT"/>
@@ -1849,18 +1675,12 @@
         </w:rPr>
         <w:t xml:space="preserve">Tecoa era uma pequena vila judaica a sudeste de Belém (veja também </w:t>
       </w:r>
-      <w:hyperlink r:id="rId41">
-        <w:r>
-          <w:rPr>
-            <w:lang w:val="pt_PT" w:bidi="pt_PT"/>
-          </w:rPr>
-          <w:rPr>
-            <w:color w:val="0000EE"/>
-            <w:u w:val="single"/>
-          </w:rPr>
-          <w:t>4.5–8</w:t>
-        </w:r>
-      </w:hyperlink>
+      <w:r>
+        <w:rPr>
+          <w:lang w:val="pt_PT" w:bidi="pt_PT"/>
+        </w:rPr>
+        <w:t>4.5–8</w:t>
+      </w:r>
       <w:r>
         <w:rPr>
           <w:lang w:val="pt_PT" w:bidi="pt_PT"/>
@@ -1915,36 +1735,24 @@
         </w:rPr>
         <w:t>A lista dos filhos de Davi baseia-se em informações de Samuel (</w:t>
       </w:r>
-      <w:hyperlink r:id="rId42">
-        <w:r>
-          <w:rPr>
-            <w:lang w:val="pt_PT" w:bidi="pt_PT"/>
-          </w:rPr>
-          <w:rPr>
-            <w:color w:val="0000EE"/>
-            <w:u w:val="single"/>
-          </w:rPr>
-          <w:t>2Sm 3.2–5</w:t>
-        </w:r>
-      </w:hyperlink>
+      <w:r>
+        <w:rPr>
+          <w:lang w:val="pt_PT" w:bidi="pt_PT"/>
+        </w:rPr>
+        <w:t>2Sm 3.2–5</w:t>
+      </w:r>
       <w:r>
         <w:rPr>
           <w:lang w:val="pt_PT" w:bidi="pt_PT"/>
         </w:rPr>
         <w:t xml:space="preserve">; </w:t>
       </w:r>
-      <w:hyperlink r:id="rId43">
-        <w:r>
-          <w:rPr>
-            <w:lang w:val="pt_PT" w:bidi="pt_PT"/>
-          </w:rPr>
-          <w:rPr>
-            <w:color w:val="0000EE"/>
-            <w:u w:val="single"/>
-          </w:rPr>
-          <w:t>5.14–16</w:t>
-        </w:r>
-      </w:hyperlink>
+      <w:r>
+        <w:rPr>
+          <w:lang w:val="pt_PT" w:bidi="pt_PT"/>
+        </w:rPr>
+        <w:t>5.14–16</w:t>
+      </w:r>
       <w:r>
         <w:rPr>
           <w:lang w:val="pt_PT" w:bidi="pt_PT"/>
@@ -2012,90 +1820,60 @@
         </w:rPr>
         <w:t>A genealogia de Davi continua a genealogia de Rão (</w:t>
       </w:r>
-      <w:hyperlink r:id="rId44">
-        <w:r>
-          <w:rPr>
-            <w:lang w:val="pt_PT" w:bidi="pt_PT"/>
-          </w:rPr>
-          <w:rPr>
-            <w:color w:val="0000EE"/>
-            <w:u w:val="single"/>
-          </w:rPr>
-          <w:t>2.10–17</w:t>
-        </w:r>
-      </w:hyperlink>
+      <w:r>
+        <w:rPr>
+          <w:lang w:val="pt_PT" w:bidi="pt_PT"/>
+        </w:rPr>
+        <w:t>2.10–17</w:t>
+      </w:r>
       <w:r>
         <w:rPr>
           <w:lang w:val="pt_PT" w:bidi="pt_PT"/>
         </w:rPr>
         <w:t>), que incluía Davi como o sétimo filho de Jessé (</w:t>
       </w:r>
-      <w:hyperlink r:id="rId45">
-        <w:r>
-          <w:rPr>
-            <w:lang w:val="pt_PT" w:bidi="pt_PT"/>
-          </w:rPr>
-          <w:rPr>
-            <w:color w:val="0000EE"/>
-            <w:u w:val="single"/>
-          </w:rPr>
-          <w:t>2.15</w:t>
-        </w:r>
-      </w:hyperlink>
+      <w:r>
+        <w:rPr>
+          <w:lang w:val="pt_PT" w:bidi="pt_PT"/>
+        </w:rPr>
+        <w:t>2.15</w:t>
+      </w:r>
       <w:r>
         <w:rPr>
           <w:lang w:val="pt_PT" w:bidi="pt_PT"/>
         </w:rPr>
         <w:t>). A genealogia de Davi é dividida em três seções: os filhos de Davi (</w:t>
       </w:r>
-      <w:hyperlink r:id="rId46">
-        <w:r>
-          <w:rPr>
-            <w:lang w:val="pt_PT" w:bidi="pt_PT"/>
-          </w:rPr>
-          <w:rPr>
-            <w:color w:val="0000EE"/>
-            <w:u w:val="single"/>
-          </w:rPr>
-          <w:t>3.1–9</w:t>
-        </w:r>
-      </w:hyperlink>
+      <w:r>
+        <w:rPr>
+          <w:lang w:val="pt_PT" w:bidi="pt_PT"/>
+        </w:rPr>
+        <w:t>3.1–9</w:t>
+      </w:r>
       <w:r>
         <w:rPr>
           <w:lang w:val="pt_PT" w:bidi="pt_PT"/>
         </w:rPr>
         <w:t>); os reis de Judá até Jeoaquim e Zedequias (</w:t>
       </w:r>
-      <w:hyperlink r:id="rId47">
-        <w:r>
-          <w:rPr>
-            <w:lang w:val="pt_PT" w:bidi="pt_PT"/>
-          </w:rPr>
-          <w:rPr>
-            <w:color w:val="0000EE"/>
-            <w:u w:val="single"/>
-          </w:rPr>
-          <w:t>3.10–16</w:t>
-        </w:r>
-      </w:hyperlink>
+      <w:r>
+        <w:rPr>
+          <w:lang w:val="pt_PT" w:bidi="pt_PT"/>
+        </w:rPr>
+        <w:t>3.10–16</w:t>
+      </w:r>
       <w:r>
         <w:rPr>
           <w:lang w:val="pt_PT" w:bidi="pt_PT"/>
         </w:rPr>
         <w:t>), que foram exilados para Babilônia; e os descendentes de Jeoaquim até o tempo do Cronista (</w:t>
       </w:r>
-      <w:hyperlink r:id="rId48">
-        <w:r>
-          <w:rPr>
-            <w:lang w:val="pt_PT" w:bidi="pt_PT"/>
-          </w:rPr>
-          <w:rPr>
-            <w:color w:val="0000EE"/>
-            <w:u w:val="single"/>
-          </w:rPr>
-          <w:t>3.17–24</w:t>
-        </w:r>
-      </w:hyperlink>
+      <w:r>
+        <w:rPr>
+          <w:lang w:val="pt_PT" w:bidi="pt_PT"/>
+        </w:rPr>
+        <w:t>3.17–24</w:t>
+      </w:r>
       <w:r>
         <w:rPr>
           <w:lang w:val="pt_PT" w:bidi="pt_PT"/>
@@ -2429,18 +2207,12 @@
         </w:rPr>
         <w:t xml:space="preserve">A genealogia de Judá continua, com ligações de volta a </w:t>
       </w:r>
-      <w:hyperlink r:id="rId49">
-        <w:r>
-          <w:rPr>
-            <w:lang w:val="pt_PT" w:bidi="pt_PT"/>
-          </w:rPr>
-          <w:rPr>
-            <w:color w:val="0000EE"/>
-            <w:u w:val="single"/>
-          </w:rPr>
-          <w:t>2.1–55</w:t>
-        </w:r>
-      </w:hyperlink>
+      <w:r>
+        <w:rPr>
+          <w:lang w:val="pt_PT" w:bidi="pt_PT"/>
+        </w:rPr>
+        <w:t>2.1–55</w:t>
+      </w:r>
       <w:r>
         <w:rPr>
           <w:lang w:val="pt_PT" w:bidi="pt_PT"/>
@@ -2460,54 +2232,36 @@
         </w:rPr>
         <w:t xml:space="preserve"> o ancestral de Belém, é fornecida imediatamente (</w:t>
       </w:r>
-      <w:hyperlink r:id="rId50">
-        <w:r>
-          <w:rPr>
-            <w:lang w:val="pt_PT" w:bidi="pt_PT"/>
-          </w:rPr>
-          <w:rPr>
-            <w:color w:val="0000EE"/>
-            <w:u w:val="single"/>
-          </w:rPr>
-          <w:t>4.1–4</w:t>
-        </w:r>
-      </w:hyperlink>
+      <w:r>
+        <w:rPr>
+          <w:lang w:val="pt_PT" w:bidi="pt_PT"/>
+        </w:rPr>
+        <w:t>4.1–4</w:t>
+      </w:r>
       <w:r>
         <w:rPr>
           <w:lang w:val="pt_PT" w:bidi="pt_PT"/>
         </w:rPr>
         <w:t xml:space="preserve">; veja </w:t>
       </w:r>
-      <w:hyperlink r:id="rId51">
-        <w:r>
-          <w:rPr>
-            <w:lang w:val="pt_PT" w:bidi="pt_PT"/>
-          </w:rPr>
-          <w:rPr>
-            <w:color w:val="0000EE"/>
-            <w:u w:val="single"/>
-          </w:rPr>
-          <w:t>2.19–20</w:t>
-        </w:r>
-      </w:hyperlink>
+      <w:r>
+        <w:rPr>
+          <w:lang w:val="pt_PT" w:bidi="pt_PT"/>
+        </w:rPr>
+        <w:t>2.19–20</w:t>
+      </w:r>
       <w:r>
         <w:rPr>
           <w:lang w:val="pt_PT" w:bidi="pt_PT"/>
         </w:rPr>
         <w:t>,</w:t>
       </w:r>
-      <w:hyperlink r:id="rId52">
-        <w:r>
-          <w:rPr>
-            <w:lang w:val="pt_PT" w:bidi="pt_PT"/>
-          </w:rPr>
-          <w:rPr>
-            <w:color w:val="0000EE"/>
-            <w:u w:val="single"/>
-          </w:rPr>
-          <w:t>51–55</w:t>
-        </w:r>
-      </w:hyperlink>
+      <w:r>
+        <w:rPr>
+          <w:lang w:val="pt_PT" w:bidi="pt_PT"/>
+        </w:rPr>
+        <w:t>51–55</w:t>
+      </w:r>
       <w:r>
         <w:rPr>
           <w:lang w:val="pt_PT" w:bidi="pt_PT"/>
@@ -2562,36 +2316,24 @@
         </w:rPr>
         <w:t>A seção sobre Jabes é independente, permitindo que o Cronista explique a origem de seu nome; ele não é mencionado anteriormente, embora Jabes tenha sido listado como o nome de uma cidade habitada por alguns dos descendentes do filho de Hur, Salmã (</w:t>
       </w:r>
-      <w:hyperlink r:id="rId53">
-        <w:r>
-          <w:rPr>
-            <w:lang w:val="pt_PT" w:bidi="pt_PT"/>
-          </w:rPr>
-          <w:rPr>
-            <w:color w:val="0000EE"/>
-            <w:u w:val="single"/>
-          </w:rPr>
-          <w:t>2.55</w:t>
-        </w:r>
-      </w:hyperlink>
+      <w:r>
+        <w:rPr>
+          <w:lang w:val="pt_PT" w:bidi="pt_PT"/>
+        </w:rPr>
+        <w:t>2.55</w:t>
+      </w:r>
       <w:r>
         <w:rPr>
           <w:lang w:val="pt_PT" w:bidi="pt_PT"/>
         </w:rPr>
         <w:t>). Jabes aparentemente recebeu seu nome porque causou dor à sua mãe, um cumprimento da maldição sobre Eva (</w:t>
       </w:r>
-      <w:hyperlink r:id="rId54">
-        <w:r>
-          <w:rPr>
-            <w:lang w:val="pt_PT" w:bidi="pt_PT"/>
-          </w:rPr>
-          <w:rPr>
-            <w:color w:val="0000EE"/>
-            <w:u w:val="single"/>
-          </w:rPr>
-          <w:t>Gn 3.16</w:t>
-        </w:r>
-      </w:hyperlink>
+      <w:r>
+        <w:rPr>
+          <w:lang w:val="pt_PT" w:bidi="pt_PT"/>
+        </w:rPr>
+        <w:t>Gn 3.16</w:t>
+      </w:r>
       <w:r>
         <w:rPr>
           <w:lang w:val="pt_PT" w:bidi="pt_PT"/>
@@ -2707,72 +2449,48 @@
         </w:rPr>
         <w:t>O nome Quenaz também aparece como um descendente de Esaú por Elifaz (</w:t>
       </w:r>
-      <w:hyperlink r:id="rId55">
-        <w:r>
-          <w:rPr>
-            <w:lang w:val="pt_PT" w:bidi="pt_PT"/>
-          </w:rPr>
-          <w:rPr>
-            <w:color w:val="0000EE"/>
-            <w:u w:val="single"/>
-          </w:rPr>
-          <w:t>Gn 36.11</w:t>
-        </w:r>
-      </w:hyperlink>
+      <w:r>
+        <w:rPr>
+          <w:lang w:val="pt_PT" w:bidi="pt_PT"/>
+        </w:rPr>
+        <w:t>Gn 36.11</w:t>
+      </w:r>
       <w:r>
         <w:rPr>
           <w:lang w:val="pt_PT" w:bidi="pt_PT"/>
         </w:rPr>
         <w:t>); seus descendentes são conhecidos como os quenezeus. Os quenezeus viviam na parte sul da terra e tinham afiliações com Judá e Edom. Calebe, filho de Jefoné, era um quenezeu (</w:t>
       </w:r>
-      <w:hyperlink r:id="rId56">
-        <w:r>
-          <w:rPr>
-            <w:lang w:val="pt_PT" w:bidi="pt_PT"/>
-          </w:rPr>
-          <w:rPr>
-            <w:color w:val="0000EE"/>
-            <w:u w:val="single"/>
-          </w:rPr>
-          <w:t>Nm 32.12</w:t>
-        </w:r>
-      </w:hyperlink>
+      <w:r>
+        <w:rPr>
+          <w:lang w:val="pt_PT" w:bidi="pt_PT"/>
+        </w:rPr>
+        <w:t>Nm 32.12</w:t>
+      </w:r>
       <w:r>
         <w:rPr>
           <w:lang w:val="pt_PT" w:bidi="pt_PT"/>
         </w:rPr>
         <w:t xml:space="preserve">; </w:t>
       </w:r>
-      <w:hyperlink r:id="rId57">
-        <w:r>
-          <w:rPr>
-            <w:lang w:val="pt_PT" w:bidi="pt_PT"/>
-          </w:rPr>
-          <w:rPr>
-            <w:color w:val="0000EE"/>
-            <w:u w:val="single"/>
-          </w:rPr>
-          <w:t>Js 14.6</w:t>
-        </w:r>
-      </w:hyperlink>
+      <w:r>
+        <w:rPr>
+          <w:lang w:val="pt_PT" w:bidi="pt_PT"/>
+        </w:rPr>
+        <w:t>Js 14.6</w:t>
+      </w:r>
       <w:r>
         <w:rPr>
           <w:lang w:val="pt_PT" w:bidi="pt_PT"/>
         </w:rPr>
         <w:t>) e tinha um irmão chamado Quenaz (</w:t>
       </w:r>
-      <w:hyperlink r:id="rId58">
-        <w:r>
-          <w:rPr>
-            <w:lang w:val="pt_PT" w:bidi="pt_PT"/>
-          </w:rPr>
-          <w:rPr>
-            <w:color w:val="0000EE"/>
-            <w:u w:val="single"/>
-          </w:rPr>
-          <w:t>Js 15.17</w:t>
-        </w:r>
-      </w:hyperlink>
+      <w:r>
+        <w:rPr>
+          <w:lang w:val="pt_PT" w:bidi="pt_PT"/>
+        </w:rPr>
+        <w:t>Js 15.17</w:t>
+      </w:r>
       <w:r>
         <w:rPr>
           <w:lang w:val="pt_PT" w:bidi="pt_PT"/>
@@ -2888,18 +2606,12 @@
         </w:rPr>
         <w:t>Agora que os descendentes de Judá através de sua esposa Tamar foram registrados (</w:t>
       </w:r>
-      <w:hyperlink r:id="rId59">
-        <w:r>
-          <w:rPr>
-            <w:lang w:val="pt_PT" w:bidi="pt_PT"/>
-          </w:rPr>
-          <w:rPr>
-            <w:color w:val="0000EE"/>
-            <w:u w:val="single"/>
-          </w:rPr>
-          <w:t>2.4–4.20</w:t>
-        </w:r>
-      </w:hyperlink>
+      <w:r>
+        <w:rPr>
+          <w:lang w:val="pt_PT" w:bidi="pt_PT"/>
+        </w:rPr>
+        <w:t>2.4–4.20</w:t>
+      </w:r>
       <w:r>
         <w:rPr>
           <w:lang w:val="pt_PT" w:bidi="pt_PT"/>
@@ -2919,54 +2631,36 @@
         </w:rPr>
         <w:t xml:space="preserve"> o terceiro filho de Judá com a filha de Sua, são listados (veja </w:t>
       </w:r>
-      <w:hyperlink r:id="rId60">
-        <w:r>
-          <w:rPr>
-            <w:lang w:val="pt_PT" w:bidi="pt_PT"/>
-          </w:rPr>
-          <w:rPr>
-            <w:color w:val="0000EE"/>
-            <w:u w:val="single"/>
-          </w:rPr>
-          <w:t>2.3</w:t>
-        </w:r>
-      </w:hyperlink>
+      <w:r>
+        <w:rPr>
+          <w:lang w:val="pt_PT" w:bidi="pt_PT"/>
+        </w:rPr>
+        <w:t>2.3</w:t>
+      </w:r>
       <w:r>
         <w:rPr>
           <w:lang w:val="pt_PT" w:bidi="pt_PT"/>
         </w:rPr>
         <w:t xml:space="preserve">; </w:t>
       </w:r>
-      <w:hyperlink r:id="rId61">
-        <w:r>
-          <w:rPr>
-            <w:lang w:val="pt_PT" w:bidi="pt_PT"/>
-          </w:rPr>
-          <w:rPr>
-            <w:color w:val="0000EE"/>
-            <w:u w:val="single"/>
-          </w:rPr>
-          <w:t>Gn 38.2</w:t>
-        </w:r>
-      </w:hyperlink>
+      <w:r>
+        <w:rPr>
+          <w:lang w:val="pt_PT" w:bidi="pt_PT"/>
+        </w:rPr>
+        <w:t>Gn 38.2</w:t>
+      </w:r>
       <w:r>
         <w:rPr>
           <w:lang w:val="pt_PT" w:bidi="pt_PT"/>
         </w:rPr>
         <w:t>,</w:t>
       </w:r>
-      <w:hyperlink r:id="rId62">
-        <w:r>
-          <w:rPr>
-            <w:lang w:val="pt_PT" w:bidi="pt_PT"/>
-          </w:rPr>
-          <w:rPr>
-            <w:color w:val="0000EE"/>
-            <w:u w:val="single"/>
-          </w:rPr>
-          <w:t>5</w:t>
-        </w:r>
-      </w:hyperlink>
+      <w:r>
+        <w:rPr>
+          <w:lang w:val="pt_PT" w:bidi="pt_PT"/>
+        </w:rPr>
+        <w:t>5</w:t>
+      </w:r>
       <w:r>
         <w:rPr>
           <w:lang w:val="pt_PT" w:bidi="pt_PT"/>
@@ -3021,18 +2715,12 @@
         </w:rPr>
         <w:t>Simeão foi o segundo filho de Jacó; o território de sua tribo estava na parte sul de Judá (</w:t>
       </w:r>
-      <w:hyperlink r:id="rId63">
-        <w:r>
-          <w:rPr>
-            <w:lang w:val="pt_PT" w:bidi="pt_PT"/>
-          </w:rPr>
-          <w:rPr>
-            <w:color w:val="0000EE"/>
-            <w:u w:val="single"/>
-          </w:rPr>
-          <w:t>Js 19.1–9</w:t>
-        </w:r>
-      </w:hyperlink>
+      <w:r>
+        <w:rPr>
+          <w:lang w:val="pt_PT" w:bidi="pt_PT"/>
+        </w:rPr>
+        <w:t>Js 19.1–9</w:t>
+      </w:r>
       <w:r>
         <w:rPr>
           <w:lang w:val="pt_PT" w:bidi="pt_PT"/>
@@ -3087,36 +2775,24 @@
         </w:rPr>
         <w:t>Após completar a genealogia dos descendentes de Judá (</w:t>
       </w:r>
-      <w:hyperlink r:id="rId64">
-        <w:r>
-          <w:rPr>
-            <w:lang w:val="pt_PT" w:bidi="pt_PT"/>
-          </w:rPr>
-          <w:rPr>
-            <w:color w:val="0000EE"/>
-            <w:u w:val="single"/>
-          </w:rPr>
-          <w:t>2.3–4.23</w:t>
-        </w:r>
-      </w:hyperlink>
+      <w:r>
+        <w:rPr>
+          <w:lang w:val="pt_PT" w:bidi="pt_PT"/>
+        </w:rPr>
+        <w:t>2.3–4.23</w:t>
+      </w:r>
       <w:r>
         <w:rPr>
           <w:lang w:val="pt_PT" w:bidi="pt_PT"/>
         </w:rPr>
         <w:t xml:space="preserve">), o Cronista volta-se para os registros do restante dos filhos de Israel (cp. </w:t>
       </w:r>
-      <w:hyperlink r:id="rId29">
-        <w:r>
-          <w:rPr>
-            <w:lang w:val="pt_PT" w:bidi="pt_PT"/>
-          </w:rPr>
-          <w:rPr>
-            <w:color w:val="0000EE"/>
-            <w:u w:val="single"/>
-          </w:rPr>
-          <w:t>2.1–2</w:t>
-        </w:r>
-      </w:hyperlink>
+      <w:r>
+        <w:rPr>
+          <w:lang w:val="pt_PT" w:bidi="pt_PT"/>
+        </w:rPr>
+        <w:t>2.1–2</w:t>
+      </w:r>
       <w:r>
         <w:rPr>
           <w:lang w:val="pt_PT" w:bidi="pt_PT"/>
@@ -3171,54 +2847,36 @@
         </w:rPr>
         <w:t>A lista de homens descritos como líderes dos clãs ricos de Simeão (</w:t>
       </w:r>
-      <w:hyperlink r:id="rId65">
-        <w:r>
-          <w:rPr>
-            <w:lang w:val="pt_PT" w:bidi="pt_PT"/>
-          </w:rPr>
-          <w:rPr>
-            <w:color w:val="0000EE"/>
-            <w:u w:val="single"/>
-          </w:rPr>
-          <w:t>4.34–38</w:t>
-        </w:r>
-      </w:hyperlink>
+      <w:r>
+        <w:rPr>
+          <w:lang w:val="pt_PT" w:bidi="pt_PT"/>
+        </w:rPr>
+        <w:t>4.34–38</w:t>
+      </w:r>
       <w:r>
         <w:rPr>
           <w:lang w:val="pt_PT" w:bidi="pt_PT"/>
         </w:rPr>
         <w:t>) introduz a descrição da expansão geográfica de Simeão (</w:t>
       </w:r>
-      <w:hyperlink r:id="rId66">
-        <w:r>
-          <w:rPr>
-            <w:lang w:val="pt_PT" w:bidi="pt_PT"/>
-          </w:rPr>
-          <w:rPr>
-            <w:color w:val="0000EE"/>
-            <w:u w:val="single"/>
-          </w:rPr>
-          <w:t>4.38–43</w:t>
-        </w:r>
-      </w:hyperlink>
+      <w:r>
+        <w:rPr>
+          <w:lang w:val="pt_PT" w:bidi="pt_PT"/>
+        </w:rPr>
+        <w:t>4.38–43</w:t>
+      </w:r>
       <w:r>
         <w:rPr>
           <w:lang w:val="pt_PT" w:bidi="pt_PT"/>
         </w:rPr>
         <w:t>). A expansão da tribo envolveu treze líderes familiares durante os dias de Ezequias (final dos anos 700 a.C.) na área de Gerar. Isso pode ter sido parte da ação militar de Ezequias contra os territórios filisteus (</w:t>
       </w:r>
-      <w:hyperlink r:id="rId67">
-        <w:r>
-          <w:rPr>
-            <w:lang w:val="pt_PT" w:bidi="pt_PT"/>
-          </w:rPr>
-          <w:rPr>
-            <w:color w:val="0000EE"/>
-            <w:u w:val="single"/>
-          </w:rPr>
-          <w:t>2Rs 18.8</w:t>
-        </w:r>
-      </w:hyperlink>
+      <w:r>
+        <w:rPr>
+          <w:lang w:val="pt_PT" w:bidi="pt_PT"/>
+        </w:rPr>
+        <w:t>2Rs 18.8</w:t>
+      </w:r>
       <w:r>
         <w:rPr>
           <w:lang w:val="pt_PT" w:bidi="pt_PT"/>
@@ -3286,18 +2944,12 @@
         </w:rPr>
         <w:t xml:space="preserve"> se referiria a uma cidade na Filístia, a oeste de Judá (</w:t>
       </w:r>
-      <w:hyperlink r:id="rId68">
-        <w:r>
-          <w:rPr>
-            <w:lang w:val="pt_PT" w:bidi="pt_PT"/>
-          </w:rPr>
-          <w:rPr>
-            <w:color w:val="0000EE"/>
-            <w:u w:val="single"/>
-          </w:rPr>
-          <w:t>Gn 10.19</w:t>
-        </w:r>
-      </w:hyperlink>
+      <w:r>
+        <w:rPr>
+          <w:lang w:val="pt_PT" w:bidi="pt_PT"/>
+        </w:rPr>
+        <w:t>Gn 10.19</w:t>
+      </w:r>
       <w:r>
         <w:rPr>
           <w:lang w:val="pt_PT" w:bidi="pt_PT"/>
@@ -3412,90 +3064,60 @@
         </w:rPr>
         <w:t>Embora Rúben fosse o filho mais velho de Israel, ele não recebeu seu direito de primogenitura porque teve relações sexuais com a concubina de seu pai (</w:t>
       </w:r>
-      <w:hyperlink r:id="rId69">
-        <w:r>
-          <w:rPr>
-            <w:lang w:val="pt_PT" w:bidi="pt_PT"/>
-          </w:rPr>
-          <w:rPr>
-            <w:color w:val="0000EE"/>
-            <w:u w:val="single"/>
-          </w:rPr>
-          <w:t>Gn 35.22</w:t>
-        </w:r>
-      </w:hyperlink>
+      <w:r>
+        <w:rPr>
+          <w:lang w:val="pt_PT" w:bidi="pt_PT"/>
+        </w:rPr>
+        <w:t>Gn 35.22</w:t>
+      </w:r>
       <w:r>
         <w:rPr>
           <w:lang w:val="pt_PT" w:bidi="pt_PT"/>
         </w:rPr>
         <w:t>). Jacó transferiu esse direito para José quando elevou Efraim e Manassés à plena participação entre as tribos (</w:t>
       </w:r>
-      <w:hyperlink r:id="rId70">
-        <w:r>
-          <w:rPr>
-            <w:lang w:val="pt_PT" w:bidi="pt_PT"/>
-          </w:rPr>
-          <w:rPr>
-            <w:color w:val="0000EE"/>
-            <w:u w:val="single"/>
-          </w:rPr>
-          <w:t>Gn 48.5</w:t>
-        </w:r>
-      </w:hyperlink>
+      <w:r>
+        <w:rPr>
+          <w:lang w:val="pt_PT" w:bidi="pt_PT"/>
+        </w:rPr>
+        <w:t>Gn 48.5</w:t>
+      </w:r>
       <w:r>
         <w:rPr>
           <w:lang w:val="pt_PT" w:bidi="pt_PT"/>
         </w:rPr>
         <w:t>). Isso deu a José a porção dupla que tradicionalmente pertencia ao primogênito (</w:t>
       </w:r>
-      <w:hyperlink r:id="rId71">
-        <w:r>
-          <w:rPr>
-            <w:lang w:val="pt_PT" w:bidi="pt_PT"/>
-          </w:rPr>
-          <w:rPr>
-            <w:color w:val="0000EE"/>
-            <w:u w:val="single"/>
-          </w:rPr>
-          <w:t>Dt 21.15–17</w:t>
-        </w:r>
-      </w:hyperlink>
+      <w:r>
+        <w:rPr>
+          <w:lang w:val="pt_PT" w:bidi="pt_PT"/>
+        </w:rPr>
+        <w:t>Dt 21.15–17</w:t>
+      </w:r>
       <w:r>
         <w:rPr>
           <w:lang w:val="pt_PT" w:bidi="pt_PT"/>
         </w:rPr>
         <w:t>). Como Jacó previu, Judá superou seus irmãos e tornou-se o antepassado da tribo governante (</w:t>
       </w:r>
-      <w:hyperlink r:id="rId72">
-        <w:r>
-          <w:rPr>
-            <w:lang w:val="pt_PT" w:bidi="pt_PT"/>
-          </w:rPr>
-          <w:rPr>
-            <w:color w:val="0000EE"/>
-            <w:u w:val="single"/>
-          </w:rPr>
-          <w:t>Gn 49.8–10</w:t>
-        </w:r>
-      </w:hyperlink>
+      <w:r>
+        <w:rPr>
+          <w:lang w:val="pt_PT" w:bidi="pt_PT"/>
+        </w:rPr>
+        <w:t>Gn 49.8–10</w:t>
+      </w:r>
       <w:r>
         <w:rPr>
           <w:lang w:val="pt_PT" w:bidi="pt_PT"/>
         </w:rPr>
         <w:t>). No entanto, Rúben ainda é listado primeiro (</w:t>
       </w:r>
-      <w:hyperlink r:id="rId73">
-        <w:r>
-          <w:rPr>
-            <w:lang w:val="pt_PT" w:bidi="pt_PT"/>
-          </w:rPr>
-          <w:rPr>
-            <w:color w:val="0000EE"/>
-            <w:u w:val="single"/>
-          </w:rPr>
-          <w:t>1Cr 2.1</w:t>
-        </w:r>
-      </w:hyperlink>
+      <w:r>
+        <w:rPr>
+          <w:lang w:val="pt_PT" w:bidi="pt_PT"/>
+        </w:rPr>
+        <w:t>1Cr 2.1</w:t>
+      </w:r>
       <w:r>
         <w:rPr>
           <w:lang w:val="pt_PT" w:bidi="pt_PT"/>
@@ -3550,72 +3172,48 @@
         </w:rPr>
         <w:t>O capítulo 5 registra as genealogias de Rúben (</w:t>
       </w:r>
-      <w:hyperlink r:id="rId74">
-        <w:r>
-          <w:rPr>
-            <w:lang w:val="pt_PT" w:bidi="pt_PT"/>
-          </w:rPr>
-          <w:rPr>
-            <w:color w:val="0000EE"/>
-            <w:u w:val="single"/>
-          </w:rPr>
-          <w:t>5.1–10</w:t>
-        </w:r>
-      </w:hyperlink>
+      <w:r>
+        <w:rPr>
+          <w:lang w:val="pt_PT" w:bidi="pt_PT"/>
+        </w:rPr>
+        <w:t>5.1–10</w:t>
+      </w:r>
       <w:r>
         <w:rPr>
           <w:lang w:val="pt_PT" w:bidi="pt_PT"/>
         </w:rPr>
         <w:t xml:space="preserve">; cp. </w:t>
       </w:r>
-      <w:hyperlink r:id="rId75">
-        <w:r>
-          <w:rPr>
-            <w:lang w:val="pt_PT" w:bidi="pt_PT"/>
-          </w:rPr>
-          <w:rPr>
-            <w:color w:val="0000EE"/>
-            <w:u w:val="single"/>
-          </w:rPr>
-          <w:t>Gn 46.9</w:t>
-        </w:r>
-      </w:hyperlink>
+      <w:r>
+        <w:rPr>
+          <w:lang w:val="pt_PT" w:bidi="pt_PT"/>
+        </w:rPr>
+        <w:t>Gn 46.9</w:t>
+      </w:r>
       <w:r>
         <w:rPr>
           <w:lang w:val="pt_PT" w:bidi="pt_PT"/>
         </w:rPr>
         <w:t>), Gade (</w:t>
       </w:r>
-      <w:hyperlink r:id="rId76">
-        <w:r>
-          <w:rPr>
-            <w:lang w:val="pt_PT" w:bidi="pt_PT"/>
-          </w:rPr>
-          <w:rPr>
-            <w:color w:val="0000EE"/>
-            <w:u w:val="single"/>
-          </w:rPr>
-          <w:t>1Cr 5.11–17</w:t>
-        </w:r>
-      </w:hyperlink>
+      <w:r>
+        <w:rPr>
+          <w:lang w:val="pt_PT" w:bidi="pt_PT"/>
+        </w:rPr>
+        <w:t>1Cr 5.11–17</w:t>
+      </w:r>
       <w:r>
         <w:rPr>
           <w:lang w:val="pt_PT" w:bidi="pt_PT"/>
         </w:rPr>
         <w:t>), e Manassés (</w:t>
       </w:r>
-      <w:hyperlink r:id="rId77">
-        <w:r>
-          <w:rPr>
-            <w:lang w:val="pt_PT" w:bidi="pt_PT"/>
-          </w:rPr>
-          <w:rPr>
-            <w:color w:val="0000EE"/>
-            <w:u w:val="single"/>
-          </w:rPr>
-          <w:t>5.23–24</w:t>
-        </w:r>
-      </w:hyperlink>
+      <w:r>
+        <w:rPr>
+          <w:lang w:val="pt_PT" w:bidi="pt_PT"/>
+        </w:rPr>
+        <w:t>5.23–24</w:t>
+      </w:r>
       <w:r>
         <w:rPr>
           <w:lang w:val="pt_PT" w:bidi="pt_PT"/>
@@ -3670,54 +3268,36 @@
         </w:rPr>
         <w:t xml:space="preserve">Os filhos de Rúben também estão listados em </w:t>
       </w:r>
-      <w:hyperlink r:id="rId75">
-        <w:r>
-          <w:rPr>
-            <w:lang w:val="pt_PT" w:bidi="pt_PT"/>
-          </w:rPr>
-          <w:rPr>
-            <w:color w:val="0000EE"/>
-            <w:u w:val="single"/>
-          </w:rPr>
-          <w:t>Gn 46.9</w:t>
-        </w:r>
-      </w:hyperlink>
+      <w:r>
+        <w:rPr>
+          <w:lang w:val="pt_PT" w:bidi="pt_PT"/>
+        </w:rPr>
+        <w:t>Gn 46.9</w:t>
+      </w:r>
       <w:r>
         <w:rPr>
           <w:lang w:val="pt_PT" w:bidi="pt_PT"/>
         </w:rPr>
         <w:t xml:space="preserve">; </w:t>
       </w:r>
-      <w:hyperlink r:id="rId78">
-        <w:r>
-          <w:rPr>
-            <w:lang w:val="pt_PT" w:bidi="pt_PT"/>
-          </w:rPr>
-          <w:rPr>
-            <w:color w:val="0000EE"/>
-            <w:u w:val="single"/>
-          </w:rPr>
-          <w:t>Êx 6.14</w:t>
-        </w:r>
-      </w:hyperlink>
+      <w:r>
+        <w:rPr>
+          <w:lang w:val="pt_PT" w:bidi="pt_PT"/>
+        </w:rPr>
+        <w:t>Êx 6.14</w:t>
+      </w:r>
       <w:r>
         <w:rPr>
           <w:lang w:val="pt_PT" w:bidi="pt_PT"/>
         </w:rPr>
         <w:t xml:space="preserve">; </w:t>
       </w:r>
-      <w:hyperlink r:id="rId79">
-        <w:r>
-          <w:rPr>
-            <w:lang w:val="pt_PT" w:bidi="pt_PT"/>
-          </w:rPr>
-          <w:rPr>
-            <w:color w:val="0000EE"/>
-            <w:u w:val="single"/>
-          </w:rPr>
-          <w:t>Nm 26.5–6</w:t>
-        </w:r>
-      </w:hyperlink>
+      <w:r>
+        <w:rPr>
+          <w:lang w:val="pt_PT" w:bidi="pt_PT"/>
+        </w:rPr>
+        <w:t>Nm 26.5–6</w:t>
+      </w:r>
       <w:r>
         <w:rPr>
           <w:lang w:val="pt_PT" w:bidi="pt_PT"/>
@@ -3820,36 +3400,24 @@
         </w:rPr>
         <w:t xml:space="preserve">Tiglate-Pileser foi rei da Assíria (744–727 a.C.); ele atacou as tribos de Transjordânia durante o reinado do Rei Peca (752–732 a.C.), levando o povo ao cativeiro (veja </w:t>
       </w:r>
-      <w:hyperlink r:id="rId80">
-        <w:r>
-          <w:rPr>
-            <w:lang w:val="pt_PT" w:bidi="pt_PT"/>
-          </w:rPr>
-          <w:rPr>
-            <w:color w:val="0000EE"/>
-            <w:u w:val="single"/>
-          </w:rPr>
-          <w:t>5.25–26</w:t>
-        </w:r>
-      </w:hyperlink>
+      <w:r>
+        <w:rPr>
+          <w:lang w:val="pt_PT" w:bidi="pt_PT"/>
+        </w:rPr>
+        <w:t>5.25–26</w:t>
+      </w:r>
       <w:r>
         <w:rPr>
           <w:lang w:val="pt_PT" w:bidi="pt_PT"/>
         </w:rPr>
         <w:t xml:space="preserve">; </w:t>
       </w:r>
-      <w:hyperlink r:id="rId81">
-        <w:r>
-          <w:rPr>
-            <w:lang w:val="pt_PT" w:bidi="pt_PT"/>
-          </w:rPr>
-          <w:rPr>
-            <w:color w:val="0000EE"/>
-            <w:u w:val="single"/>
-          </w:rPr>
-          <w:t>2Rs 15.29</w:t>
-        </w:r>
-      </w:hyperlink>
+      <w:r>
+        <w:rPr>
+          <w:lang w:val="pt_PT" w:bidi="pt_PT"/>
+        </w:rPr>
+        <w:t>2Rs 15.29</w:t>
+      </w:r>
       <w:r>
         <w:rPr>
           <w:lang w:val="pt_PT" w:bidi="pt_PT"/>
@@ -3904,72 +3472,48 @@
         </w:rPr>
         <w:t xml:space="preserve">As tribos de Transjordânia, incluindo os rubenitas, expandiram seus assentamentos para o norte e leste em conjunto com sua guerra contra os hagaritas nos dias de Saul (veja </w:t>
       </w:r>
-      <w:hyperlink r:id="rId82">
-        <w:r>
-          <w:rPr>
-            <w:lang w:val="pt_PT" w:bidi="pt_PT"/>
-          </w:rPr>
-          <w:rPr>
-            <w:color w:val="0000EE"/>
-            <w:u w:val="single"/>
-          </w:rPr>
-          <w:t>5.18–22</w:t>
-        </w:r>
-      </w:hyperlink>
+      <w:r>
+        <w:rPr>
+          <w:lang w:val="pt_PT" w:bidi="pt_PT"/>
+        </w:rPr>
+        <w:t>5.18–22</w:t>
+      </w:r>
       <w:r>
         <w:rPr>
           <w:lang w:val="pt_PT" w:bidi="pt_PT"/>
         </w:rPr>
         <w:t xml:space="preserve">; </w:t>
       </w:r>
-      <w:hyperlink r:id="rId83">
-        <w:r>
-          <w:rPr>
-            <w:lang w:val="pt_PT" w:bidi="pt_PT"/>
-          </w:rPr>
-          <w:rPr>
-            <w:color w:val="0000EE"/>
-            <w:u w:val="single"/>
-          </w:rPr>
-          <w:t>Sl 83.6</w:t>
-        </w:r>
-      </w:hyperlink>
+      <w:r>
+        <w:rPr>
+          <w:lang w:val="pt_PT" w:bidi="pt_PT"/>
+        </w:rPr>
+        <w:t>Sl 83.6</w:t>
+      </w:r>
       <w:r>
         <w:rPr>
           <w:lang w:val="pt_PT" w:bidi="pt_PT"/>
         </w:rPr>
         <w:t xml:space="preserve">). Mais tarde, os hagaritas estavam entre os homens de Davi (veja </w:t>
       </w:r>
-      <w:hyperlink r:id="rId84">
-        <w:r>
-          <w:rPr>
-            <w:lang w:val="pt_PT" w:bidi="pt_PT"/>
-          </w:rPr>
-          <w:rPr>
-            <w:color w:val="0000EE"/>
-            <w:u w:val="single"/>
-          </w:rPr>
-          <w:t>1Cr 11.38</w:t>
-        </w:r>
-      </w:hyperlink>
+      <w:r>
+        <w:rPr>
+          <w:lang w:val="pt_PT" w:bidi="pt_PT"/>
+        </w:rPr>
+        <w:t>1Cr 11.38</w:t>
+      </w:r>
       <w:r>
         <w:rPr>
           <w:lang w:val="pt_PT" w:bidi="pt_PT"/>
         </w:rPr>
         <w:t xml:space="preserve">; </w:t>
       </w:r>
-      <w:hyperlink r:id="rId85">
-        <w:r>
-          <w:rPr>
-            <w:lang w:val="pt_PT" w:bidi="pt_PT"/>
-          </w:rPr>
-          <w:rPr>
-            <w:color w:val="0000EE"/>
-            <w:u w:val="single"/>
-          </w:rPr>
-          <w:t>27.31</w:t>
-        </w:r>
-      </w:hyperlink>
+      <w:r>
+        <w:rPr>
+          <w:lang w:val="pt_PT" w:bidi="pt_PT"/>
+        </w:rPr>
+        <w:t>27.31</w:t>
+      </w:r>
       <w:r>
         <w:rPr>
           <w:lang w:val="pt_PT" w:bidi="pt_PT"/>
@@ -4024,18 +3568,12 @@
         </w:rPr>
         <w:t xml:space="preserve">O relato da guerra contra os hagaritas desenvolve os elementos introduzidos em </w:t>
       </w:r>
-      <w:hyperlink r:id="rId86">
-        <w:r>
-          <w:rPr>
-            <w:lang w:val="pt_PT" w:bidi="pt_PT"/>
-          </w:rPr>
-          <w:rPr>
-            <w:color w:val="0000EE"/>
-            <w:u w:val="single"/>
-          </w:rPr>
-          <w:t>5.10</w:t>
-        </w:r>
-      </w:hyperlink>
+      <w:r>
+        <w:rPr>
+          <w:lang w:val="pt_PT" w:bidi="pt_PT"/>
+        </w:rPr>
+        <w:t>5.10</w:t>
+      </w:r>
       <w:r>
         <w:rPr>
           <w:lang w:val="pt_PT" w:bidi="pt_PT"/>
@@ -4186,54 +3724,36 @@
         </w:rPr>
         <w:t>Esta seção fornece as genealogias dos três grupos mais significativos da tribo de Levi: os sumos sacerdotes (</w:t>
       </w:r>
-      <w:hyperlink r:id="rId87">
-        <w:r>
-          <w:rPr>
-            <w:lang w:val="pt_PT" w:bidi="pt_PT"/>
-          </w:rPr>
-          <w:rPr>
-            <w:color w:val="0000EE"/>
-            <w:u w:val="single"/>
-          </w:rPr>
-          <w:t>6.1–15</w:t>
-        </w:r>
-      </w:hyperlink>
+      <w:r>
+        <w:rPr>
+          <w:lang w:val="pt_PT" w:bidi="pt_PT"/>
+        </w:rPr>
+        <w:t>6.1–15</w:t>
+      </w:r>
       <w:r>
         <w:rPr>
           <w:lang w:val="pt_PT" w:bidi="pt_PT"/>
         </w:rPr>
         <w:t>), os três clãs de levitas (</w:t>
       </w:r>
-      <w:hyperlink r:id="rId88">
-        <w:r>
-          <w:rPr>
-            <w:lang w:val="pt_PT" w:bidi="pt_PT"/>
-          </w:rPr>
-          <w:rPr>
-            <w:color w:val="0000EE"/>
-            <w:u w:val="single"/>
-          </w:rPr>
-          <w:t>6.16–30</w:t>
-        </w:r>
-      </w:hyperlink>
+      <w:r>
+        <w:rPr>
+          <w:lang w:val="pt_PT" w:bidi="pt_PT"/>
+        </w:rPr>
+        <w:t>6.16–30</w:t>
+      </w:r>
       <w:r>
         <w:rPr>
           <w:lang w:val="pt_PT" w:bidi="pt_PT"/>
         </w:rPr>
         <w:t>) e os cantores (</w:t>
       </w:r>
-      <w:hyperlink r:id="rId89">
-        <w:r>
-          <w:rPr>
-            <w:lang w:val="pt_PT" w:bidi="pt_PT"/>
-          </w:rPr>
-          <w:rPr>
-            <w:color w:val="0000EE"/>
-            <w:u w:val="single"/>
-          </w:rPr>
-          <w:t>6.31–47</w:t>
-        </w:r>
-      </w:hyperlink>
+      <w:r>
+        <w:rPr>
+          <w:lang w:val="pt_PT" w:bidi="pt_PT"/>
+        </w:rPr>
+        <w:t>6.31–47</w:t>
+      </w:r>
       <w:r>
         <w:rPr>
           <w:lang w:val="pt_PT" w:bidi="pt_PT"/>
@@ -4336,54 +3856,36 @@
         </w:rPr>
         <w:t xml:space="preserve">Após o Exílio, a comunidade da Judeia, para quem Crônicas foi escrito, precisava estabelecer inequivocamente a ascendência legítima dos sacerdotes. Esta genealogia de Coate estabeleceu a continuidade entre os ancestrais conhecidos do Pentateuco e os sumos sacerdotes posteriores até o exílio de Judá em 586 a.C.; outros registros conectaram os sacerdotes após o Exílio com esta linhagem (veja </w:t>
       </w:r>
-      <w:hyperlink r:id="rId90">
-        <w:r>
-          <w:rPr>
-            <w:lang w:val="pt_PT" w:bidi="pt_PT"/>
-          </w:rPr>
-          <w:rPr>
-            <w:color w:val="0000EE"/>
-            <w:u w:val="single"/>
-          </w:rPr>
-          <w:t>Ed 3.2</w:t>
-        </w:r>
-      </w:hyperlink>
+      <w:r>
+        <w:rPr>
+          <w:lang w:val="pt_PT" w:bidi="pt_PT"/>
+        </w:rPr>
+        <w:t>Ed 3.2</w:t>
+      </w:r>
       <w:r>
         <w:rPr>
           <w:lang w:val="pt_PT" w:bidi="pt_PT"/>
         </w:rPr>
         <w:t xml:space="preserve">; </w:t>
       </w:r>
-      <w:hyperlink r:id="rId91">
-        <w:r>
-          <w:rPr>
-            <w:lang w:val="pt_PT" w:bidi="pt_PT"/>
-          </w:rPr>
-          <w:rPr>
-            <w:color w:val="0000EE"/>
-            <w:u w:val="single"/>
-          </w:rPr>
-          <w:t>7.1–6</w:t>
-        </w:r>
-      </w:hyperlink>
+      <w:r>
+        <w:rPr>
+          <w:lang w:val="pt_PT" w:bidi="pt_PT"/>
+        </w:rPr>
+        <w:t>7.1–6</w:t>
+      </w:r>
       <w:r>
         <w:rPr>
           <w:lang w:val="pt_PT" w:bidi="pt_PT"/>
         </w:rPr>
         <w:t xml:space="preserve">; </w:t>
       </w:r>
-      <w:hyperlink r:id="rId92">
-        <w:r>
-          <w:rPr>
-            <w:lang w:val="pt_PT" w:bidi="pt_PT"/>
-          </w:rPr>
-          <w:rPr>
-            <w:color w:val="0000EE"/>
-            <w:u w:val="single"/>
-          </w:rPr>
-          <w:t>Ag 1.1</w:t>
-        </w:r>
-      </w:hyperlink>
+      <w:r>
+        <w:rPr>
+          <w:lang w:val="pt_PT" w:bidi="pt_PT"/>
+        </w:rPr>
+        <w:t>Ag 1.1</w:t>
+      </w:r>
       <w:r>
         <w:rPr>
           <w:lang w:val="pt_PT" w:bidi="pt_PT"/>
@@ -4438,54 +3940,36 @@
         </w:rPr>
         <w:t xml:space="preserve">A maioria dos estudiosos do Antigo Testamento concorda que a frase "o sacerdote no Templo que Salomão construiu em Jerusalém" pertence a </w:t>
       </w:r>
-      <w:hyperlink r:id="rId93">
-        <w:r>
-          <w:rPr>
-            <w:lang w:val="pt_PT" w:bidi="pt_PT"/>
-          </w:rPr>
-          <w:rPr>
-            <w:color w:val="0000EE"/>
-            <w:u w:val="single"/>
-          </w:rPr>
-          <w:t>6.9</w:t>
-        </w:r>
-      </w:hyperlink>
+      <w:r>
+        <w:rPr>
+          <w:lang w:val="pt_PT" w:bidi="pt_PT"/>
+        </w:rPr>
+        <w:t>6.9</w:t>
+      </w:r>
       <w:r>
         <w:rPr>
           <w:lang w:val="pt_PT" w:bidi="pt_PT"/>
         </w:rPr>
         <w:t xml:space="preserve"> (conectado ao primeiro Azarias), mas que a ordem foi transposta por um erro de escriba. Fazer essa correção resulta em 12 gerações entre Arão e a construção do Templo, o que está de acordo com a data em </w:t>
       </w:r>
-      <w:hyperlink r:id="rId94">
-        <w:r>
-          <w:rPr>
-            <w:lang w:val="pt_PT" w:bidi="pt_PT"/>
-          </w:rPr>
-          <w:rPr>
-            <w:color w:val="0000EE"/>
-            <w:u w:val="single"/>
-          </w:rPr>
-          <w:t>1Rs 6.1</w:t>
-        </w:r>
-      </w:hyperlink>
+      <w:r>
+        <w:rPr>
+          <w:lang w:val="pt_PT" w:bidi="pt_PT"/>
+        </w:rPr>
+        <w:t>1Rs 6.1</w:t>
+      </w:r>
       <w:r>
         <w:rPr>
           <w:lang w:val="pt_PT" w:bidi="pt_PT"/>
         </w:rPr>
         <w:t xml:space="preserve"> (480 anos é o equivalente a 12 gerações de 40 anos cada na tipologia numérica). A correção também resulta em 12 gerações entre a construção do Templo sob Azarias e a reconstrução do Templo sob Josué (</w:t>
       </w:r>
-      <w:hyperlink r:id="rId90">
-        <w:r>
-          <w:rPr>
-            <w:lang w:val="pt_PT" w:bidi="pt_PT"/>
-          </w:rPr>
-          <w:rPr>
-            <w:color w:val="0000EE"/>
-            <w:u w:val="single"/>
-          </w:rPr>
-          <w:t>Ed 3.2</w:t>
-        </w:r>
-      </w:hyperlink>
+      <w:r>
+        <w:rPr>
+          <w:lang w:val="pt_PT" w:bidi="pt_PT"/>
+        </w:rPr>
+        <w:t>Ed 3.2</w:t>
+      </w:r>
       <w:r>
         <w:rPr>
           <w:lang w:val="pt_PT" w:bidi="pt_PT"/>
@@ -4540,90 +4024,60 @@
         </w:rPr>
         <w:t>A segunda introdução dos levitas (</w:t>
       </w:r>
-      <w:hyperlink r:id="rId95">
-        <w:r>
-          <w:rPr>
-            <w:lang w:val="pt_PT" w:bidi="pt_PT"/>
-          </w:rPr>
-          <w:rPr>
-            <w:color w:val="0000EE"/>
-            <w:u w:val="single"/>
-          </w:rPr>
-          <w:t>6.16–19a</w:t>
-        </w:r>
-      </w:hyperlink>
+      <w:r>
+        <w:rPr>
+          <w:lang w:val="pt_PT" w:bidi="pt_PT"/>
+        </w:rPr>
+        <w:t>6.16–19a</w:t>
+      </w:r>
       <w:r>
         <w:rPr>
           <w:lang w:val="pt_PT" w:bidi="pt_PT"/>
         </w:rPr>
         <w:t>) apresenta os chefes de todas as famílias levíticas (</w:t>
       </w:r>
-      <w:hyperlink r:id="rId96">
-        <w:r>
-          <w:rPr>
-            <w:lang w:val="pt_PT" w:bidi="pt_PT"/>
-          </w:rPr>
-          <w:rPr>
-            <w:color w:val="0000EE"/>
-            <w:u w:val="single"/>
-          </w:rPr>
-          <w:t>6.19b-30</w:t>
-        </w:r>
-      </w:hyperlink>
+      <w:r>
+        <w:rPr>
+          <w:lang w:val="pt_PT" w:bidi="pt_PT"/>
+        </w:rPr>
+        <w:t>6.19b-30</w:t>
+      </w:r>
       <w:r>
         <w:rPr>
           <w:lang w:val="pt_PT" w:bidi="pt_PT"/>
         </w:rPr>
         <w:t>). A lista contém as genealogias de Gérson (</w:t>
       </w:r>
-      <w:hyperlink r:id="rId97">
-        <w:r>
-          <w:rPr>
-            <w:lang w:val="pt_PT" w:bidi="pt_PT"/>
-          </w:rPr>
-          <w:rPr>
-            <w:color w:val="0000EE"/>
-            <w:u w:val="single"/>
-          </w:rPr>
-          <w:t>6.20–21</w:t>
-        </w:r>
-      </w:hyperlink>
+      <w:r>
+        <w:rPr>
+          <w:lang w:val="pt_PT" w:bidi="pt_PT"/>
+        </w:rPr>
+        <w:t>6.20–21</w:t>
+      </w:r>
       <w:r>
         <w:rPr>
           <w:lang w:val="pt_PT" w:bidi="pt_PT"/>
         </w:rPr>
         <w:t>), Coate (</w:t>
       </w:r>
-      <w:hyperlink r:id="rId98">
-        <w:r>
-          <w:rPr>
-            <w:lang w:val="pt_PT" w:bidi="pt_PT"/>
-          </w:rPr>
-          <w:rPr>
-            <w:color w:val="0000EE"/>
-            <w:u w:val="single"/>
-          </w:rPr>
-          <w:t>6.22–24</w:t>
-        </w:r>
-      </w:hyperlink>
+      <w:r>
+        <w:rPr>
+          <w:lang w:val="pt_PT" w:bidi="pt_PT"/>
+        </w:rPr>
+        <w:t>6.22–24</w:t>
+      </w:r>
       <w:r>
         <w:rPr>
           <w:lang w:val="pt_PT" w:bidi="pt_PT"/>
         </w:rPr>
         <w:t>) e Merari (</w:t>
       </w:r>
-      <w:hyperlink r:id="rId99">
-        <w:r>
-          <w:rPr>
-            <w:lang w:val="pt_PT" w:bidi="pt_PT"/>
-          </w:rPr>
-          <w:rPr>
-            <w:color w:val="0000EE"/>
-            <w:u w:val="single"/>
-          </w:rPr>
-          <w:t>6.29–30</w:t>
-        </w:r>
-      </w:hyperlink>
+      <w:r>
+        <w:rPr>
+          <w:lang w:val="pt_PT" w:bidi="pt_PT"/>
+        </w:rPr>
+        <w:t>6.29–30</w:t>
+      </w:r>
       <w:r>
         <w:rPr>
           <w:lang w:val="pt_PT" w:bidi="pt_PT"/>
@@ -4678,18 +4132,12 @@
         </w:rPr>
         <w:t>Quando serviu sob Eli, Samuel assumiu uma função levítica (</w:t>
       </w:r>
-      <w:hyperlink r:id="rId100">
-        <w:r>
-          <w:rPr>
-            <w:lang w:val="pt_PT" w:bidi="pt_PT"/>
-          </w:rPr>
-          <w:rPr>
-            <w:color w:val="0000EE"/>
-            <w:u w:val="single"/>
-          </w:rPr>
-          <w:t>1Sm 3.1</w:t>
-        </w:r>
-      </w:hyperlink>
+      <w:r>
+        <w:rPr>
+          <w:lang w:val="pt_PT" w:bidi="pt_PT"/>
+        </w:rPr>
+        <w:t>1Sm 3.1</w:t>
+      </w:r>
       <w:r>
         <w:rPr>
           <w:lang w:val="pt_PT" w:bidi="pt_PT"/>
@@ -4744,54 +4192,36 @@
         </w:rPr>
         <w:t>Esta genealogia nomeia os principais cantores de Coate (</w:t>
       </w:r>
-      <w:hyperlink r:id="rId101">
-        <w:r>
-          <w:rPr>
-            <w:lang w:val="pt_PT" w:bidi="pt_PT"/>
-          </w:rPr>
-          <w:rPr>
-            <w:color w:val="0000EE"/>
-            <w:u w:val="single"/>
-          </w:rPr>
-          <w:t>6.33</w:t>
-        </w:r>
-      </w:hyperlink>
+      <w:r>
+        <w:rPr>
+          <w:lang w:val="pt_PT" w:bidi="pt_PT"/>
+        </w:rPr>
+        <w:t>6.33</w:t>
+      </w:r>
       <w:r>
         <w:rPr>
           <w:lang w:val="pt_PT" w:bidi="pt_PT"/>
         </w:rPr>
         <w:t>), Gérson (</w:t>
       </w:r>
-      <w:hyperlink r:id="rId102">
-        <w:r>
-          <w:rPr>
-            <w:lang w:val="pt_PT" w:bidi="pt_PT"/>
-          </w:rPr>
-          <w:rPr>
-            <w:color w:val="0000EE"/>
-            <w:u w:val="single"/>
-          </w:rPr>
-          <w:t>6.39</w:t>
-        </w:r>
-      </w:hyperlink>
+      <w:r>
+        <w:rPr>
+          <w:lang w:val="pt_PT" w:bidi="pt_PT"/>
+        </w:rPr>
+        <w:t>6.39</w:t>
+      </w:r>
       <w:r>
         <w:rPr>
           <w:lang w:val="pt_PT" w:bidi="pt_PT"/>
         </w:rPr>
         <w:t>) e Merari (</w:t>
       </w:r>
-      <w:hyperlink r:id="rId103">
-        <w:r>
-          <w:rPr>
-            <w:lang w:val="pt_PT" w:bidi="pt_PT"/>
-          </w:rPr>
-          <w:rPr>
-            <w:color w:val="0000EE"/>
-            <w:u w:val="single"/>
-          </w:rPr>
-          <w:t>6.44</w:t>
-        </w:r>
-      </w:hyperlink>
+      <w:r>
+        <w:rPr>
+          <w:lang w:val="pt_PT" w:bidi="pt_PT"/>
+        </w:rPr>
+        <w:t>6.44</w:t>
+      </w:r>
       <w:r>
         <w:rPr>
           <w:lang w:val="pt_PT" w:bidi="pt_PT"/>
@@ -4846,18 +4276,12 @@
         </w:rPr>
         <w:t xml:space="preserve">Hemã ocupava a posição de liderança entre os cantores de Davi (veja </w:t>
       </w:r>
-      <w:hyperlink r:id="rId104">
-        <w:r>
-          <w:rPr>
-            <w:lang w:val="pt_PT" w:bidi="pt_PT"/>
-          </w:rPr>
-          <w:rPr>
-            <w:color w:val="0000EE"/>
-            <w:u w:val="single"/>
-          </w:rPr>
-          <w:t>Sl 88: título</w:t>
-        </w:r>
-      </w:hyperlink>
+      <w:r>
+        <w:rPr>
+          <w:lang w:val="pt_PT" w:bidi="pt_PT"/>
+        </w:rPr>
+        <w:t>Sl 88: título</w:t>
+      </w:r>
       <w:r>
         <w:rPr>
           <w:lang w:val="pt_PT" w:bidi="pt_PT"/>
@@ -4912,36 +4336,24 @@
         </w:rPr>
         <w:t>Asafe escreveu vários salmos (</w:t>
       </w:r>
-      <w:hyperlink r:id="rId105">
-        <w:r>
-          <w:rPr>
-            <w:lang w:val="pt_PT" w:bidi="pt_PT"/>
-          </w:rPr>
-          <w:rPr>
-            <w:color w:val="0000EE"/>
-            <w:u w:val="single"/>
-          </w:rPr>
-          <w:t>Sl 50</w:t>
-        </w:r>
-      </w:hyperlink>
+      <w:r>
+        <w:rPr>
+          <w:lang w:val="pt_PT" w:bidi="pt_PT"/>
+        </w:rPr>
+        <w:t>Sl 50</w:t>
+      </w:r>
       <w:r>
         <w:rPr>
           <w:lang w:val="pt_PT" w:bidi="pt_PT"/>
         </w:rPr>
         <w:t xml:space="preserve">; </w:t>
       </w:r>
-      <w:hyperlink r:id="rId106">
-        <w:r>
-          <w:rPr>
-            <w:lang w:val="pt_PT" w:bidi="pt_PT"/>
-          </w:rPr>
-          <w:rPr>
-            <w:color w:val="0000EE"/>
-            <w:u w:val="single"/>
-          </w:rPr>
-          <w:t>73–83</w:t>
-        </w:r>
-      </w:hyperlink>
+      <w:r>
+        <w:rPr>
+          <w:lang w:val="pt_PT" w:bidi="pt_PT"/>
+        </w:rPr>
+        <w:t>73–83</w:t>
+      </w:r>
       <w:r>
         <w:rPr>
           <w:lang w:val="pt_PT" w:bidi="pt_PT"/>
@@ -5044,72 +4456,48 @@
         </w:rPr>
         <w:t>A lista de sacerdotes de Arão a Aimaás serve como introdução à lista territorial (</w:t>
       </w:r>
-      <w:hyperlink r:id="rId107">
-        <w:r>
-          <w:rPr>
-            <w:lang w:val="pt_PT" w:bidi="pt_PT"/>
-          </w:rPr>
-          <w:rPr>
-            <w:color w:val="0000EE"/>
-            <w:u w:val="single"/>
-          </w:rPr>
-          <w:t>6.54–81</w:t>
-        </w:r>
-      </w:hyperlink>
+      <w:r>
+        <w:rPr>
+          <w:lang w:val="pt_PT" w:bidi="pt_PT"/>
+        </w:rPr>
+        <w:t>6.54–81</w:t>
+      </w:r>
       <w:r>
         <w:rPr>
           <w:lang w:val="pt_PT" w:bidi="pt_PT"/>
         </w:rPr>
         <w:t>). A lista vai até o tempo de Davi, quando Aimaás serviu (</w:t>
       </w:r>
-      <w:hyperlink r:id="rId108">
-        <w:r>
-          <w:rPr>
-            <w:lang w:val="pt_PT" w:bidi="pt_PT"/>
-          </w:rPr>
-          <w:rPr>
-            <w:color w:val="0000EE"/>
-            <w:u w:val="single"/>
-          </w:rPr>
-          <w:t>2Sm 15.36</w:t>
-        </w:r>
-      </w:hyperlink>
+      <w:r>
+        <w:rPr>
+          <w:lang w:val="pt_PT" w:bidi="pt_PT"/>
+        </w:rPr>
+        <w:t>2Sm 15.36</w:t>
+      </w:r>
       <w:r>
         <w:rPr>
           <w:lang w:val="pt_PT" w:bidi="pt_PT"/>
         </w:rPr>
         <w:t xml:space="preserve">; </w:t>
       </w:r>
-      <w:hyperlink r:id="rId109">
-        <w:r>
-          <w:rPr>
-            <w:lang w:val="pt_PT" w:bidi="pt_PT"/>
-          </w:rPr>
-          <w:rPr>
-            <w:color w:val="0000EE"/>
-            <w:u w:val="single"/>
-          </w:rPr>
-          <w:t>17.17–29</w:t>
-        </w:r>
-      </w:hyperlink>
+      <w:r>
+        <w:rPr>
+          <w:lang w:val="pt_PT" w:bidi="pt_PT"/>
+        </w:rPr>
+        <w:t>17.17–29</w:t>
+      </w:r>
       <w:r>
         <w:rPr>
           <w:lang w:val="pt_PT" w:bidi="pt_PT"/>
         </w:rPr>
         <w:t xml:space="preserve">; </w:t>
       </w:r>
-      <w:hyperlink r:id="rId110">
-        <w:r>
-          <w:rPr>
-            <w:lang w:val="pt_PT" w:bidi="pt_PT"/>
-          </w:rPr>
-          <w:rPr>
-            <w:color w:val="0000EE"/>
-            <w:u w:val="single"/>
-          </w:rPr>
-          <w:t>18.19–29</w:t>
-        </w:r>
-      </w:hyperlink>
+      <w:r>
+        <w:rPr>
+          <w:lang w:val="pt_PT" w:bidi="pt_PT"/>
+        </w:rPr>
+        <w:t>18.19–29</w:t>
+      </w:r>
       <w:r>
         <w:rPr>
           <w:lang w:val="pt_PT" w:bidi="pt_PT"/>
@@ -5164,18 +4552,12 @@
         </w:rPr>
         <w:t xml:space="preserve">A lista das cidades levíticas é derivada de </w:t>
       </w:r>
-      <w:hyperlink r:id="rId111">
-        <w:r>
-          <w:rPr>
-            <w:lang w:val="pt_PT" w:bidi="pt_PT"/>
-          </w:rPr>
-          <w:rPr>
-            <w:color w:val="0000EE"/>
-            <w:u w:val="single"/>
-          </w:rPr>
-          <w:t>Js 21</w:t>
-        </w:r>
-      </w:hyperlink>
+      <w:r>
+        <w:rPr>
+          <w:lang w:val="pt_PT" w:bidi="pt_PT"/>
+        </w:rPr>
+        <w:t>Js 21</w:t>
+      </w:r>
       <w:r>
         <w:rPr>
           <w:lang w:val="pt_PT" w:bidi="pt_PT"/>
@@ -5304,108 +4686,72 @@
         </w:rPr>
         <w:t>O texto hebraico deste versículo parece ter sido interrompido (algo aparentemente foi perdido durante a cópia pelos escribas) porque nenhuma introdução é dada para Ir ou Husim. Os nomes Supim e Hupim têm paralelos na tribo de Benjamim (</w:t>
       </w:r>
-      <w:hyperlink r:id="rId112">
-        <w:r>
-          <w:rPr>
-            <w:lang w:val="pt_PT" w:bidi="pt_PT"/>
-          </w:rPr>
-          <w:rPr>
-            <w:color w:val="0000EE"/>
-            <w:u w:val="single"/>
-          </w:rPr>
-          <w:t>8.8</w:t>
-        </w:r>
-      </w:hyperlink>
+      <w:r>
+        <w:rPr>
+          <w:lang w:val="pt_PT" w:bidi="pt_PT"/>
+        </w:rPr>
+        <w:t>8.8</w:t>
+      </w:r>
       <w:r>
         <w:rPr>
           <w:lang w:val="pt_PT" w:bidi="pt_PT"/>
         </w:rPr>
         <w:t>,</w:t>
       </w:r>
-      <w:hyperlink r:id="rId113">
-        <w:r>
-          <w:rPr>
-            <w:lang w:val="pt_PT" w:bidi="pt_PT"/>
-          </w:rPr>
-          <w:rPr>
-            <w:color w:val="0000EE"/>
-            <w:u w:val="single"/>
-          </w:rPr>
-          <w:t>11</w:t>
-        </w:r>
-      </w:hyperlink>
+      <w:r>
+        <w:rPr>
+          <w:lang w:val="pt_PT" w:bidi="pt_PT"/>
+        </w:rPr>
+        <w:t>11</w:t>
+      </w:r>
       <w:r>
         <w:rPr>
           <w:lang w:val="pt_PT" w:bidi="pt_PT"/>
         </w:rPr>
         <w:t xml:space="preserve">; </w:t>
       </w:r>
-      <w:hyperlink r:id="rId114">
-        <w:r>
-          <w:rPr>
-            <w:lang w:val="pt_PT" w:bidi="pt_PT"/>
-          </w:rPr>
-          <w:rPr>
-            <w:color w:val="0000EE"/>
-            <w:u w:val="single"/>
-          </w:rPr>
-          <w:t>Gn 46.21</w:t>
-        </w:r>
-      </w:hyperlink>
+      <w:r>
+        <w:rPr>
+          <w:lang w:val="pt_PT" w:bidi="pt_PT"/>
+        </w:rPr>
+        <w:t>Gn 46.21</w:t>
+      </w:r>
       <w:r>
         <w:rPr>
           <w:lang w:val="pt_PT" w:bidi="pt_PT"/>
         </w:rPr>
         <w:t xml:space="preserve">; </w:t>
       </w:r>
-      <w:hyperlink r:id="rId115">
-        <w:r>
-          <w:rPr>
-            <w:lang w:val="pt_PT" w:bidi="pt_PT"/>
-          </w:rPr>
-          <w:rPr>
-            <w:color w:val="0000EE"/>
-            <w:u w:val="single"/>
-          </w:rPr>
-          <w:t>Nm 26.39</w:t>
-        </w:r>
-      </w:hyperlink>
+      <w:r>
+        <w:rPr>
+          <w:lang w:val="pt_PT" w:bidi="pt_PT"/>
+        </w:rPr>
+        <w:t>Nm 26.39</w:t>
+      </w:r>
       <w:r>
         <w:rPr>
           <w:lang w:val="pt_PT" w:bidi="pt_PT"/>
         </w:rPr>
         <w:t xml:space="preserve">). Se o texto hebraico foi de fato danificado, Husim pode ser um descendente de Dã (cp. </w:t>
       </w:r>
-      <w:hyperlink r:id="rId116">
-        <w:r>
-          <w:rPr>
-            <w:lang w:val="pt_PT" w:bidi="pt_PT"/>
-          </w:rPr>
-          <w:rPr>
-            <w:color w:val="0000EE"/>
-            <w:u w:val="single"/>
-          </w:rPr>
-          <w:t>Gn 46.23</w:t>
-        </w:r>
-      </w:hyperlink>
+      <w:r>
+        <w:rPr>
+          <w:lang w:val="pt_PT" w:bidi="pt_PT"/>
+        </w:rPr>
+        <w:t>Gn 46.23</w:t>
+      </w:r>
       <w:r>
         <w:rPr>
           <w:lang w:val="pt_PT" w:bidi="pt_PT"/>
         </w:rPr>
         <w:t xml:space="preserve">; </w:t>
       </w:r>
-      <w:hyperlink r:id="rId117">
-        <w:r>
-          <w:rPr>
-            <w:lang w:val="pt_PT" w:bidi="pt_PT"/>
-          </w:rPr>
-          <w:rPr>
-            <w:color w:val="0000EE"/>
-            <w:u w:val="single"/>
-          </w:rPr>
-          <w:t>Nm 26.42</w:t>
-        </w:r>
-      </w:hyperlink>
+      <w:r>
+        <w:rPr>
+          <w:lang w:val="pt_PT" w:bidi="pt_PT"/>
+        </w:rPr>
+        <w:t>Nm 26.42</w:t>
+      </w:r>
       <w:r>
         <w:rPr>
           <w:lang w:val="pt_PT" w:bidi="pt_PT"/>
@@ -5460,54 +4806,36 @@
         </w:rPr>
         <w:t xml:space="preserve">Em contraste com outras genealogias, esta lista dos filhos de Naftali inclui apenas a primeira geração (cp. </w:t>
       </w:r>
-      <w:hyperlink r:id="rId118">
-        <w:r>
-          <w:rPr>
-            <w:lang w:val="pt_PT" w:bidi="pt_PT"/>
-          </w:rPr>
-          <w:rPr>
-            <w:color w:val="0000EE"/>
-            <w:u w:val="single"/>
-          </w:rPr>
-          <w:t>Gn 46.24</w:t>
-        </w:r>
-      </w:hyperlink>
+      <w:r>
+        <w:rPr>
+          <w:lang w:val="pt_PT" w:bidi="pt_PT"/>
+        </w:rPr>
+        <w:t>Gn 46.24</w:t>
+      </w:r>
       <w:r>
         <w:rPr>
           <w:lang w:val="pt_PT" w:bidi="pt_PT"/>
         </w:rPr>
         <w:t xml:space="preserve">; </w:t>
       </w:r>
-      <w:hyperlink r:id="rId119">
-        <w:r>
-          <w:rPr>
-            <w:lang w:val="pt_PT" w:bidi="pt_PT"/>
-          </w:rPr>
-          <w:rPr>
-            <w:color w:val="0000EE"/>
-            <w:u w:val="single"/>
-          </w:rPr>
-          <w:t>Nm 26.48–50</w:t>
-        </w:r>
-      </w:hyperlink>
+      <w:r>
+        <w:rPr>
+          <w:lang w:val="pt_PT" w:bidi="pt_PT"/>
+        </w:rPr>
+        <w:t>Nm 26.48–50</w:t>
+      </w:r>
       <w:r>
         <w:rPr>
           <w:lang w:val="pt_PT" w:bidi="pt_PT"/>
         </w:rPr>
         <w:t>). O manuscrito de Crônicas pode ter sofrido danos em um estágio inicial de cópia por escribas, o que também poderia explicar a omissão de Dã e Zebulom. É possível que os registros de Zebulom, Dã e Naftali tenham sido perdidos quando Tiglate-Pileser atacou e exilou essas tribos durante o reinado de Peca (</w:t>
       </w:r>
-      <w:hyperlink r:id="rId81">
-        <w:r>
-          <w:rPr>
-            <w:lang w:val="pt_PT" w:bidi="pt_PT"/>
-          </w:rPr>
-          <w:rPr>
-            <w:color w:val="0000EE"/>
-            <w:u w:val="single"/>
-          </w:rPr>
-          <w:t>2Rs 15.29</w:t>
-        </w:r>
-      </w:hyperlink>
+      <w:r>
+        <w:rPr>
+          <w:lang w:val="pt_PT" w:bidi="pt_PT"/>
+        </w:rPr>
+        <w:t>2Rs 15.29</w:t>
+      </w:r>
       <w:r>
         <w:rPr>
           <w:lang w:val="pt_PT" w:bidi="pt_PT"/>
@@ -5562,54 +4890,36 @@
         </w:rPr>
         <w:t>Várias dificuldades nestes versículos podem indicar que o texto hebraico foi danificado: (1) Maaca é listada como irmã de Maquir, bem como sua esposa (</w:t>
       </w:r>
-      <w:hyperlink r:id="rId120">
-        <w:r>
-          <w:rPr>
-            <w:lang w:val="pt_PT" w:bidi="pt_PT"/>
-          </w:rPr>
-          <w:rPr>
-            <w:color w:val="0000EE"/>
-            <w:u w:val="single"/>
-          </w:rPr>
-          <w:t>7.15–16</w:t>
-        </w:r>
-      </w:hyperlink>
+      <w:r>
+        <w:rPr>
+          <w:lang w:val="pt_PT" w:bidi="pt_PT"/>
+        </w:rPr>
+        <w:t>7.15–16</w:t>
+      </w:r>
       <w:r>
         <w:rPr>
           <w:lang w:val="pt_PT" w:bidi="pt_PT"/>
         </w:rPr>
         <w:t>); (2) Hupim e Supim foram listados anteriormente com Benjamim (</w:t>
       </w:r>
-      <w:hyperlink r:id="rId121">
-        <w:r>
-          <w:rPr>
-            <w:lang w:val="pt_PT" w:bidi="pt_PT"/>
-          </w:rPr>
-          <w:rPr>
-            <w:color w:val="0000EE"/>
-            <w:u w:val="single"/>
-          </w:rPr>
-          <w:t>7.12</w:t>
-        </w:r>
-      </w:hyperlink>
+      <w:r>
+        <w:rPr>
+          <w:lang w:val="pt_PT" w:bidi="pt_PT"/>
+        </w:rPr>
+        <w:t>7.12</w:t>
+      </w:r>
       <w:r>
         <w:rPr>
           <w:lang w:val="pt_PT" w:bidi="pt_PT"/>
         </w:rPr>
         <w:t>), não com Manassés; (3) Aqueles considerados gileaditas (</w:t>
       </w:r>
-      <w:hyperlink r:id="rId122">
-        <w:r>
-          <w:rPr>
-            <w:lang w:val="pt_PT" w:bidi="pt_PT"/>
-          </w:rPr>
-          <w:rPr>
-            <w:color w:val="0000EE"/>
-            <w:u w:val="single"/>
-          </w:rPr>
-          <w:t>7.16–17</w:t>
-        </w:r>
-      </w:hyperlink>
+      <w:r>
+        <w:rPr>
+          <w:lang w:val="pt_PT" w:bidi="pt_PT"/>
+        </w:rPr>
+        <w:t>7.16–17</w:t>
+      </w:r>
       <w:r>
         <w:rPr>
           <w:lang w:val="pt_PT" w:bidi="pt_PT"/>
@@ -5629,54 +4939,36 @@
         </w:rPr>
         <w:t xml:space="preserve"> cujos descendentes diretos não são listados (cp. </w:t>
       </w:r>
-      <w:hyperlink r:id="rId123">
-        <w:r>
-          <w:rPr>
-            <w:lang w:val="pt_PT" w:bidi="pt_PT"/>
-          </w:rPr>
-          <w:rPr>
-            <w:color w:val="0000EE"/>
-            <w:u w:val="single"/>
-          </w:rPr>
-          <w:t>Nm 26.30–33</w:t>
-        </w:r>
-      </w:hyperlink>
+      <w:r>
+        <w:rPr>
+          <w:lang w:val="pt_PT" w:bidi="pt_PT"/>
+        </w:rPr>
+        <w:t>Nm 26.30–33</w:t>
+      </w:r>
       <w:r>
         <w:rPr>
           <w:lang w:val="pt_PT" w:bidi="pt_PT"/>
         </w:rPr>
         <w:t>); (4) Os filhos de Semida não estão conectados à genealogia (</w:t>
       </w:r>
-      <w:hyperlink r:id="rId124">
-        <w:r>
-          <w:rPr>
-            <w:lang w:val="pt_PT" w:bidi="pt_PT"/>
-          </w:rPr>
-          <w:rPr>
-            <w:color w:val="0000EE"/>
-            <w:u w:val="single"/>
-          </w:rPr>
-          <w:t>1Cr 7.19</w:t>
-        </w:r>
-      </w:hyperlink>
+      <w:r>
+        <w:rPr>
+          <w:lang w:val="pt_PT" w:bidi="pt_PT"/>
+        </w:rPr>
+        <w:t>1Cr 7.19</w:t>
+      </w:r>
       <w:r>
         <w:rPr>
           <w:lang w:val="pt_PT" w:bidi="pt_PT"/>
         </w:rPr>
         <w:t>); Semida era um dos descendentes de Gileade (</w:t>
       </w:r>
-      <w:hyperlink r:id="rId125">
-        <w:r>
-          <w:rPr>
-            <w:lang w:val="pt_PT" w:bidi="pt_PT"/>
-          </w:rPr>
-          <w:rPr>
-            <w:color w:val="0000EE"/>
-            <w:u w:val="single"/>
-          </w:rPr>
-          <w:t>Nm 26.32</w:t>
-        </w:r>
-      </w:hyperlink>
+      <w:r>
+        <w:rPr>
+          <w:lang w:val="pt_PT" w:bidi="pt_PT"/>
+        </w:rPr>
+        <w:t>Nm 26.32</w:t>
+      </w:r>
       <w:r>
         <w:rPr>
           <w:lang w:val="pt_PT" w:bidi="pt_PT"/>
@@ -5731,18 +5023,12 @@
         </w:rPr>
         <w:t>A genealogia dos descendentes de Efraim inclui uma história que ilustra as circunstâncias do assentamento da tribo em Canaã (</w:t>
       </w:r>
-      <w:hyperlink r:id="rId126">
-        <w:r>
-          <w:rPr>
-            <w:lang w:val="pt_PT" w:bidi="pt_PT"/>
-          </w:rPr>
-          <w:rPr>
-            <w:color w:val="0000EE"/>
-            <w:u w:val="single"/>
-          </w:rPr>
-          <w:t>7.21–24</w:t>
-        </w:r>
-      </w:hyperlink>
+      <w:r>
+        <w:rPr>
+          <w:lang w:val="pt_PT" w:bidi="pt_PT"/>
+        </w:rPr>
+        <w:t>7.21–24</w:t>
+      </w:r>
       <w:r>
         <w:rPr>
           <w:lang w:val="pt_PT" w:bidi="pt_PT"/>
@@ -5958,36 +5244,24 @@
         </w:rPr>
         <w:t xml:space="preserve"> (</w:t>
       </w:r>
-      <w:hyperlink r:id="rId127">
-        <w:r>
-          <w:rPr>
-            <w:lang w:val="pt_PT" w:bidi="pt_PT"/>
-          </w:rPr>
-          <w:rPr>
-            <w:color w:val="0000EE"/>
-            <w:u w:val="single"/>
-          </w:rPr>
-          <w:t>8.3</w:t>
-        </w:r>
-      </w:hyperlink>
+      <w:r>
+        <w:rPr>
+          <w:lang w:val="pt_PT" w:bidi="pt_PT"/>
+        </w:rPr>
+        <w:t>8.3</w:t>
+      </w:r>
       <w:r>
         <w:rPr>
           <w:lang w:val="pt_PT" w:bidi="pt_PT"/>
         </w:rPr>
         <w:t>,</w:t>
       </w:r>
-      <w:hyperlink r:id="rId128">
-        <w:r>
-          <w:rPr>
-            <w:lang w:val="pt_PT" w:bidi="pt_PT"/>
-          </w:rPr>
-          <w:rPr>
-            <w:color w:val="0000EE"/>
-            <w:u w:val="single"/>
-          </w:rPr>
-          <w:t>5</w:t>
-        </w:r>
-      </w:hyperlink>
+      <w:r>
+        <w:rPr>
+          <w:lang w:val="pt_PT" w:bidi="pt_PT"/>
+        </w:rPr>
+        <w:t>5</w:t>
+      </w:r>
       <w:r>
         <w:rPr>
           <w:lang w:val="pt_PT" w:bidi="pt_PT"/>
@@ -6042,36 +5316,24 @@
         </w:rPr>
         <w:t>Esta lista relata a tropa dos clãs de Eúde (</w:t>
       </w:r>
-      <w:hyperlink r:id="rId129">
-        <w:r>
-          <w:rPr>
-            <w:lang w:val="pt_PT" w:bidi="pt_PT"/>
-          </w:rPr>
-          <w:rPr>
-            <w:color w:val="0000EE"/>
-            <w:u w:val="single"/>
-          </w:rPr>
-          <w:t>8.6–7</w:t>
-        </w:r>
-      </w:hyperlink>
+      <w:r>
+        <w:rPr>
+          <w:lang w:val="pt_PT" w:bidi="pt_PT"/>
+        </w:rPr>
+        <w:t>8.6–7</w:t>
+      </w:r>
       <w:r>
         <w:rPr>
           <w:lang w:val="pt_PT" w:bidi="pt_PT"/>
         </w:rPr>
         <w:t>) e Saaraim (</w:t>
       </w:r>
-      <w:hyperlink r:id="rId130">
-        <w:r>
-          <w:rPr>
-            <w:lang w:val="pt_PT" w:bidi="pt_PT"/>
-          </w:rPr>
-          <w:rPr>
-            <w:color w:val="0000EE"/>
-            <w:u w:val="single"/>
-          </w:rPr>
-          <w:t>8.8–28</w:t>
-        </w:r>
-      </w:hyperlink>
+      <w:r>
+        <w:rPr>
+          <w:lang w:val="pt_PT" w:bidi="pt_PT"/>
+        </w:rPr>
+        <w:t>8.8–28</w:t>
+      </w:r>
       <w:r>
         <w:rPr>
           <w:lang w:val="pt_PT" w:bidi="pt_PT"/>
@@ -6247,54 +5509,36 @@
         </w:rPr>
         <w:t>) e até as famílias de Azel e Eseque (</w:t>
       </w:r>
-      <w:hyperlink r:id="rId131">
-        <w:r>
-          <w:rPr>
-            <w:lang w:val="pt_PT" w:bidi="pt_PT"/>
-          </w:rPr>
-          <w:rPr>
-            <w:color w:val="0000EE"/>
-            <w:u w:val="single"/>
-          </w:rPr>
-          <w:t>1Cr 8.38–40</w:t>
-        </w:r>
-      </w:hyperlink>
+      <w:r>
+        <w:rPr>
+          <w:lang w:val="pt_PT" w:bidi="pt_PT"/>
+        </w:rPr>
+        <w:t>1Cr 8.38–40</w:t>
+      </w:r>
       <w:r>
         <w:rPr>
           <w:lang w:val="pt_PT" w:bidi="pt_PT"/>
         </w:rPr>
         <w:t>). Miquéias (</w:t>
       </w:r>
-      <w:hyperlink r:id="rId132">
-        <w:r>
-          <w:rPr>
-            <w:lang w:val="pt_PT" w:bidi="pt_PT"/>
-          </w:rPr>
-          <w:rPr>
-            <w:color w:val="0000EE"/>
-            <w:u w:val="single"/>
-          </w:rPr>
-          <w:t>8.35</w:t>
-        </w:r>
-      </w:hyperlink>
+      <w:r>
+        <w:rPr>
+          <w:lang w:val="pt_PT" w:bidi="pt_PT"/>
+        </w:rPr>
+        <w:t>8.35</w:t>
+      </w:r>
       <w:r>
         <w:rPr>
           <w:lang w:val="pt_PT" w:bidi="pt_PT"/>
         </w:rPr>
         <w:t>) viveu na época de Salomão, e Ulão (</w:t>
       </w:r>
-      <w:hyperlink r:id="rId133">
-        <w:r>
-          <w:rPr>
-            <w:lang w:val="pt_PT" w:bidi="pt_PT"/>
-          </w:rPr>
-          <w:rPr>
-            <w:color w:val="0000EE"/>
-            <w:u w:val="single"/>
-          </w:rPr>
-          <w:t>8.39</w:t>
-        </w:r>
-      </w:hyperlink>
+      <w:r>
+        <w:rPr>
+          <w:lang w:val="pt_PT" w:bidi="pt_PT"/>
+        </w:rPr>
+        <w:t>8.39</w:t>
+      </w:r>
       <w:r>
         <w:rPr>
           <w:lang w:val="pt_PT" w:bidi="pt_PT"/>
@@ -6374,54 +5618,36 @@
         </w:rPr>
         <w:t>). • O povo de Judá foi exilado por infidelidade, assim como as outras tribos tinham sido (</w:t>
       </w:r>
-      <w:hyperlink r:id="rId80">
-        <w:r>
-          <w:rPr>
-            <w:lang w:val="pt_PT" w:bidi="pt_PT"/>
-          </w:rPr>
-          <w:rPr>
-            <w:color w:val="0000EE"/>
-            <w:u w:val="single"/>
-          </w:rPr>
-          <w:t>1Cr 5.25–26</w:t>
-        </w:r>
-      </w:hyperlink>
+      <w:r>
+        <w:rPr>
+          <w:lang w:val="pt_PT" w:bidi="pt_PT"/>
+        </w:rPr>
+        <w:t>1Cr 5.25–26</w:t>
+      </w:r>
       <w:r>
         <w:rPr>
           <w:lang w:val="pt_PT" w:bidi="pt_PT"/>
         </w:rPr>
         <w:t xml:space="preserve">; </w:t>
       </w:r>
-      <w:hyperlink r:id="rId134">
-        <w:r>
-          <w:rPr>
-            <w:lang w:val="pt_PT" w:bidi="pt_PT"/>
-          </w:rPr>
-          <w:rPr>
-            <w:color w:val="0000EE"/>
-            <w:u w:val="single"/>
-          </w:rPr>
-          <w:t>6.15</w:t>
-        </w:r>
-      </w:hyperlink>
+      <w:r>
+        <w:rPr>
+          <w:lang w:val="pt_PT" w:bidi="pt_PT"/>
+        </w:rPr>
+        <w:t>6.15</w:t>
+      </w:r>
       <w:r>
         <w:rPr>
           <w:lang w:val="pt_PT" w:bidi="pt_PT"/>
         </w:rPr>
         <w:t xml:space="preserve">; veja </w:t>
       </w:r>
-      <w:hyperlink r:id="rId135">
-        <w:r>
-          <w:rPr>
-            <w:lang w:val="pt_PT" w:bidi="pt_PT"/>
-          </w:rPr>
-          <w:rPr>
-            <w:color w:val="0000EE"/>
-            <w:u w:val="single"/>
-          </w:rPr>
-          <w:t>2Cr 36.20–21</w:t>
-        </w:r>
-      </w:hyperlink>
+      <w:r>
+        <w:rPr>
+          <w:lang w:val="pt_PT" w:bidi="pt_PT"/>
+        </w:rPr>
+        <w:t>2Cr 36.20–21</w:t>
+      </w:r>
       <w:r>
         <w:rPr>
           <w:lang w:val="pt_PT" w:bidi="pt_PT"/>
@@ -6476,18 +5702,12 @@
         </w:rPr>
         <w:t>O Cronista mostra como as pessoas e instituições que retornaram do exílio tinham continuidade com o passado. Os levitas e os sacerdotes são proeminentes neste resumo de Israel, expressando a visão do Cronista de que eles eram centrais para a organização da nação. Eles eram cruciais para a função e sucesso de Israel como uma nação onde Deus era o Rei. O Cronista recorreu aos registros dos tempos antigos, desde Moisés e Davi (</w:t>
       </w:r>
-      <w:hyperlink r:id="rId136">
-        <w:r>
-          <w:rPr>
-            <w:lang w:val="pt_PT" w:bidi="pt_PT"/>
-          </w:rPr>
-          <w:rPr>
-            <w:color w:val="0000EE"/>
-            <w:u w:val="single"/>
-          </w:rPr>
-          <w:t>9.19–22</w:t>
-        </w:r>
-      </w:hyperlink>
+      <w:r>
+        <w:rPr>
+          <w:lang w:val="pt_PT" w:bidi="pt_PT"/>
+        </w:rPr>
+        <w:t>9.19–22</w:t>
+      </w:r>
       <w:r>
         <w:rPr>
           <w:lang w:val="pt_PT" w:bidi="pt_PT"/>
@@ -6650,18 +5870,12 @@
         </w:rPr>
         <w:t xml:space="preserve">vários artigos usados na adoração: Veja </w:t>
       </w:r>
-      <w:hyperlink r:id="rId137">
-        <w:r>
-          <w:rPr>
-            <w:lang w:val="pt_PT" w:bidi="pt_PT"/>
-          </w:rPr>
-          <w:rPr>
-            <w:color w:val="0000EE"/>
-            <w:u w:val="single"/>
-          </w:rPr>
-          <w:t>Êx 25.8–30.38</w:t>
-        </w:r>
-      </w:hyperlink>
+      <w:r>
+        <w:rPr>
+          <w:lang w:val="pt_PT" w:bidi="pt_PT"/>
+        </w:rPr>
+        <w:t>Êx 25.8–30.38</w:t>
+      </w:r>
       <w:r>
         <w:rPr>
           <w:lang w:val="pt_PT" w:bidi="pt_PT"/>
@@ -6716,18 +5930,12 @@
         </w:rPr>
         <w:t>Os sacerdotes... misturavam as especiarias para uso no Tabernáculo e no Templo, e essa mistura não podia ser usada para fins não-religiosos (</w:t>
       </w:r>
-      <w:hyperlink r:id="rId138">
-        <w:r>
-          <w:rPr>
-            <w:lang w:val="pt_PT" w:bidi="pt_PT"/>
-          </w:rPr>
-          <w:rPr>
-            <w:color w:val="0000EE"/>
-            <w:u w:val="single"/>
-          </w:rPr>
-          <w:t>Êx 30.34–38</w:t>
-        </w:r>
-      </w:hyperlink>
+      <w:r>
+        <w:rPr>
+          <w:lang w:val="pt_PT" w:bidi="pt_PT"/>
+        </w:rPr>
+        <w:t>Êx 30.34–38</w:t>
+      </w:r>
       <w:r>
         <w:rPr>
           <w:lang w:val="pt_PT" w:bidi="pt_PT"/>
@@ -6782,18 +5990,12 @@
         </w:rPr>
         <w:t xml:space="preserve">pão a ser colocado na mesa a cada dia de sábado: Veja </w:t>
       </w:r>
-      <w:hyperlink r:id="rId139">
-        <w:r>
-          <w:rPr>
-            <w:lang w:val="pt_PT" w:bidi="pt_PT"/>
-          </w:rPr>
-          <w:rPr>
-            <w:color w:val="0000EE"/>
-            <w:u w:val="single"/>
-          </w:rPr>
-          <w:t>Êx 25.23–30</w:t>
-        </w:r>
-      </w:hyperlink>
+      <w:r>
+        <w:rPr>
+          <w:lang w:val="pt_PT" w:bidi="pt_PT"/>
+        </w:rPr>
+        <w:t>Êx 25.23–30</w:t>
+      </w:r>
       <w:r>
         <w:rPr>
           <w:lang w:val="pt_PT" w:bidi="pt_PT"/>
@@ -6848,36 +6050,24 @@
         </w:rPr>
         <w:t>A referência a Jerusalém remete os leitores ao início (</w:t>
       </w:r>
-      <w:hyperlink r:id="rId140">
-        <w:r>
-          <w:rPr>
-            <w:lang w:val="pt_PT" w:bidi="pt_PT"/>
-          </w:rPr>
-          <w:rPr>
-            <w:color w:val="0000EE"/>
-            <w:u w:val="single"/>
-          </w:rPr>
-          <w:t>9.3</w:t>
-        </w:r>
-      </w:hyperlink>
+      <w:r>
+        <w:rPr>
+          <w:lang w:val="pt_PT" w:bidi="pt_PT"/>
+        </w:rPr>
+        <w:t>9.3</w:t>
+      </w:r>
       <w:r>
         <w:rPr>
           <w:lang w:val="pt_PT" w:bidi="pt_PT"/>
         </w:rPr>
         <w:t>) e define todo Israel em termos de seus representantes que vivem naquela cidade. • Ao detalhar as responsabilidades dos sacerdotes e levitas, o foco principal do Cronista era nos chefes das famílias levitas (</w:t>
       </w:r>
-      <w:hyperlink r:id="rId141">
-        <w:r>
-          <w:rPr>
-            <w:lang w:val="pt_PT" w:bidi="pt_PT"/>
-          </w:rPr>
-          <w:rPr>
-            <w:color w:val="0000EE"/>
-            <w:u w:val="single"/>
-          </w:rPr>
-          <w:t>9.10–33</w:t>
-        </w:r>
-      </w:hyperlink>
+      <w:r>
+        <w:rPr>
+          <w:lang w:val="pt_PT" w:bidi="pt_PT"/>
+        </w:rPr>
+        <w:t>9.10–33</w:t>
+      </w:r>
       <w:r>
         <w:rPr>
           <w:lang w:val="pt_PT" w:bidi="pt_PT"/>
@@ -6932,36 +6122,24 @@
         </w:rPr>
         <w:t>O lugar da família de Saul no reino já foi estabelecido (</w:t>
       </w:r>
-      <w:hyperlink r:id="rId142">
-        <w:r>
-          <w:rPr>
-            <w:lang w:val="pt_PT" w:bidi="pt_PT"/>
-          </w:rPr>
-          <w:rPr>
-            <w:color w:val="0000EE"/>
-            <w:u w:val="single"/>
-          </w:rPr>
-          <w:t>8.29–40</w:t>
-        </w:r>
-      </w:hyperlink>
+      <w:r>
+        <w:rPr>
+          <w:lang w:val="pt_PT" w:bidi="pt_PT"/>
+        </w:rPr>
+        <w:t>8.29–40</w:t>
+      </w:r>
       <w:r>
         <w:rPr>
           <w:lang w:val="pt_PT" w:bidi="pt_PT"/>
         </w:rPr>
         <w:t xml:space="preserve">); a repetição desse material fornece uma transição das genealogias para as narrativas, começando com a história da morte de Saul (cap. </w:t>
       </w:r>
-      <w:hyperlink r:id="rId143">
-        <w:r>
-          <w:rPr>
-            <w:lang w:val="pt_PT" w:bidi="pt_PT"/>
-          </w:rPr>
-          <w:rPr>
-            <w:color w:val="0000EE"/>
-            <w:u w:val="single"/>
-          </w:rPr>
-          <w:t>10</w:t>
-        </w:r>
-      </w:hyperlink>
+      <w:r>
+        <w:rPr>
+          <w:lang w:val="pt_PT" w:bidi="pt_PT"/>
+        </w:rPr>
+        <w:t>10</w:t>
+      </w:r>
       <w:r>
         <w:rPr>
           <w:lang w:val="pt_PT" w:bidi="pt_PT"/>
@@ -7064,36 +6242,24 @@
         </w:rPr>
         <w:t xml:space="preserve">Saul e seus três filhos morreram, encerrando sua dinastia. O cronista não menciona o escudeiro de Saul ou o restante de suas tropas (veja </w:t>
       </w:r>
-      <w:hyperlink r:id="rId144">
-        <w:r>
-          <w:rPr>
-            <w:lang w:val="pt_PT" w:bidi="pt_PT"/>
-          </w:rPr>
-          <w:rPr>
-            <w:color w:val="0000EE"/>
-            <w:u w:val="single"/>
-          </w:rPr>
-          <w:t>1Sm 31.6</w:t>
-        </w:r>
-      </w:hyperlink>
+      <w:r>
+        <w:rPr>
+          <w:lang w:val="pt_PT" w:bidi="pt_PT"/>
+        </w:rPr>
+        <w:t>1Sm 31.6</w:t>
+      </w:r>
       <w:r>
         <w:rPr>
           <w:lang w:val="pt_PT" w:bidi="pt_PT"/>
         </w:rPr>
         <w:t>), enfatizando a ação de Deus em remover Saul e substituí-lo por Davi (</w:t>
       </w:r>
-      <w:hyperlink r:id="rId145">
-        <w:r>
-          <w:rPr>
-            <w:lang w:val="pt_PT" w:bidi="pt_PT"/>
-          </w:rPr>
-          <w:rPr>
-            <w:color w:val="0000EE"/>
-            <w:u w:val="single"/>
-          </w:rPr>
-          <w:t>1Cr 10.14</w:t>
-        </w:r>
-      </w:hyperlink>
+      <w:r>
+        <w:rPr>
+          <w:lang w:val="pt_PT" w:bidi="pt_PT"/>
+        </w:rPr>
+        <w:t>1Cr 10.14</w:t>
+      </w:r>
       <w:r>
         <w:rPr>
           <w:lang w:val="pt_PT" w:bidi="pt_PT"/>
@@ -7148,72 +6314,48 @@
         </w:rPr>
         <w:t>Davi primeiro se tornou rei de Judá em Hebrom e governou lá por 7 anos e meio (</w:t>
       </w:r>
-      <w:hyperlink r:id="rId146">
-        <w:r>
-          <w:rPr>
-            <w:lang w:val="pt_PT" w:bidi="pt_PT"/>
-          </w:rPr>
-          <w:rPr>
-            <w:color w:val="0000EE"/>
-            <w:u w:val="single"/>
-          </w:rPr>
-          <w:t>3.4</w:t>
-        </w:r>
-      </w:hyperlink>
+      <w:r>
+        <w:rPr>
+          <w:lang w:val="pt_PT" w:bidi="pt_PT"/>
+        </w:rPr>
+        <w:t>3.4</w:t>
+      </w:r>
       <w:r>
         <w:rPr>
           <w:lang w:val="pt_PT" w:bidi="pt_PT"/>
         </w:rPr>
         <w:t xml:space="preserve">; </w:t>
       </w:r>
-      <w:hyperlink r:id="rId147">
-        <w:r>
-          <w:rPr>
-            <w:lang w:val="pt_PT" w:bidi="pt_PT"/>
-          </w:rPr>
-          <w:rPr>
-            <w:color w:val="0000EE"/>
-            <w:u w:val="single"/>
-          </w:rPr>
-          <w:t>2Sm 5.5</w:t>
-        </w:r>
-      </w:hyperlink>
+      <w:r>
+        <w:rPr>
+          <w:lang w:val="pt_PT" w:bidi="pt_PT"/>
+        </w:rPr>
+        <w:t>2Sm 5.5</w:t>
+      </w:r>
       <w:r>
         <w:rPr>
           <w:lang w:val="pt_PT" w:bidi="pt_PT"/>
         </w:rPr>
         <w:t xml:space="preserve">). O cronista omite o relato desse período (veja </w:t>
       </w:r>
-      <w:hyperlink r:id="rId148">
-        <w:r>
-          <w:rPr>
-            <w:lang w:val="pt_PT" w:bidi="pt_PT"/>
-          </w:rPr>
-          <w:rPr>
-            <w:color w:val="0000EE"/>
-            <w:u w:val="single"/>
-          </w:rPr>
-          <w:t>2Sm 2–4</w:t>
-        </w:r>
-      </w:hyperlink>
+      <w:r>
+        <w:rPr>
+          <w:lang w:val="pt_PT" w:bidi="pt_PT"/>
+        </w:rPr>
+        <w:t>2Sm 2–4</w:t>
+      </w:r>
       <w:r>
         <w:rPr>
           <w:lang w:val="pt_PT" w:bidi="pt_PT"/>
         </w:rPr>
         <w:t xml:space="preserve">) e foca no reinado de Davi sobre toda a nação por 33 anos e meio, começando com seu pacto com todos os anciãos de Israel em Hebrom (veja </w:t>
       </w:r>
-      <w:hyperlink r:id="rId149">
-        <w:r>
-          <w:rPr>
-            <w:lang w:val="pt_PT" w:bidi="pt_PT"/>
-          </w:rPr>
-          <w:rPr>
-            <w:color w:val="0000EE"/>
-            <w:u w:val="single"/>
-          </w:rPr>
-          <w:t>2Sm 5.1–5</w:t>
-        </w:r>
-      </w:hyperlink>
+      <w:r>
+        <w:rPr>
+          <w:lang w:val="pt_PT" w:bidi="pt_PT"/>
+        </w:rPr>
+        <w:t>2Sm 5.1–5</w:t>
+      </w:r>
       <w:r>
         <w:rPr>
           <w:lang w:val="pt_PT" w:bidi="pt_PT"/>
@@ -7316,36 +6458,24 @@
         </w:rPr>
         <w:t xml:space="preserve">Assim como o Senhor havia prometido: o reinado de Davi foi escolha de Deus, não de Davi ou do povo (cp. </w:t>
       </w:r>
-      <w:hyperlink r:id="rId150">
-        <w:r>
-          <w:rPr>
-            <w:lang w:val="pt_PT" w:bidi="pt_PT"/>
-          </w:rPr>
-          <w:rPr>
-            <w:color w:val="0000EE"/>
-            <w:u w:val="single"/>
-          </w:rPr>
-          <w:t>11.3</w:t>
-        </w:r>
-      </w:hyperlink>
+      <w:r>
+        <w:rPr>
+          <w:lang w:val="pt_PT" w:bidi="pt_PT"/>
+        </w:rPr>
+        <w:t>11.3</w:t>
+      </w:r>
       <w:r>
         <w:rPr>
           <w:lang w:val="pt_PT" w:bidi="pt_PT"/>
         </w:rPr>
         <w:t xml:space="preserve">; </w:t>
       </w:r>
-      <w:hyperlink r:id="rId151">
-        <w:r>
-          <w:rPr>
-            <w:lang w:val="pt_PT" w:bidi="pt_PT"/>
-          </w:rPr>
-          <w:rPr>
-            <w:color w:val="0000EE"/>
-            <w:u w:val="single"/>
-          </w:rPr>
-          <w:t>1Sm 16.11–14</w:t>
-        </w:r>
-      </w:hyperlink>
+      <w:r>
+        <w:rPr>
+          <w:lang w:val="pt_PT" w:bidi="pt_PT"/>
+        </w:rPr>
+        <w:t>1Sm 16.11–14</w:t>
+      </w:r>
       <w:r>
         <w:rPr>
           <w:lang w:val="pt_PT" w:bidi="pt_PT"/>
@@ -7400,18 +6530,12 @@
         </w:rPr>
         <w:t xml:space="preserve">Este relato dos poderosos guerreiros de Davi demonstra que ele contava com o apoio dos melhores e mais valentes homens de Israel, bem como o apoio de todo Israel (cp. </w:t>
       </w:r>
-      <w:hyperlink r:id="rId152">
-        <w:r>
-          <w:rPr>
-            <w:lang w:val="pt_PT" w:bidi="pt_PT"/>
-          </w:rPr>
-          <w:rPr>
-            <w:color w:val="0000EE"/>
-            <w:u w:val="single"/>
-          </w:rPr>
-          <w:t>2Sm 23.8–39</w:t>
-        </w:r>
-      </w:hyperlink>
+      <w:r>
+        <w:rPr>
+          <w:lang w:val="pt_PT" w:bidi="pt_PT"/>
+        </w:rPr>
+        <w:t>2Sm 23.8–39</w:t>
+      </w:r>
       <w:r>
         <w:rPr>
           <w:lang w:val="pt_PT" w:bidi="pt_PT"/>
@@ -7466,18 +6590,12 @@
         </w:rPr>
         <w:t xml:space="preserve">Zabade... Jaaziel: Esses guerreiros, não mencionados na passagem paralela em </w:t>
       </w:r>
-      <w:hyperlink r:id="rId153">
-        <w:r>
-          <w:rPr>
-            <w:lang w:val="pt_PT" w:bidi="pt_PT"/>
-          </w:rPr>
-          <w:rPr>
-            <w:color w:val="0000EE"/>
-            <w:u w:val="single"/>
-          </w:rPr>
-          <w:t>2Sm 23</w:t>
-        </w:r>
-      </w:hyperlink>
+      <w:r>
+        <w:rPr>
+          <w:lang w:val="pt_PT" w:bidi="pt_PT"/>
+        </w:rPr>
+        <w:t>2Sm 23</w:t>
+      </w:r>
       <w:r>
         <w:rPr>
           <w:lang w:val="pt_PT" w:bidi="pt_PT"/>
@@ -7532,36 +6650,24 @@
         </w:rPr>
         <w:t>O apoio para fazer de Davi rei não começou com a morte de Saul. Quando Saul era rei e Davi era um fugitivo, guerreiros foram até Davi e eventualmente se tornaram um vasto acampamento de várias tribos, representando todo Israel. Até mesmo parentes de Saul desertaram para Davi e o apoiaram como rei (</w:t>
       </w:r>
-      <w:hyperlink r:id="rId154">
-        <w:r>
-          <w:rPr>
-            <w:lang w:val="pt_PT" w:bidi="pt_PT"/>
-          </w:rPr>
-          <w:rPr>
-            <w:color w:val="0000EE"/>
-            <w:u w:val="single"/>
-          </w:rPr>
-          <w:t>12.2</w:t>
-        </w:r>
-      </w:hyperlink>
+      <w:r>
+        <w:rPr>
+          <w:lang w:val="pt_PT" w:bidi="pt_PT"/>
+        </w:rPr>
+        <w:t>12.2</w:t>
+      </w:r>
       <w:r>
         <w:rPr>
           <w:lang w:val="pt_PT" w:bidi="pt_PT"/>
         </w:rPr>
         <w:t>). Claro, Davi foi prudente com esses desertores (</w:t>
       </w:r>
-      <w:hyperlink r:id="rId155">
-        <w:r>
-          <w:rPr>
-            <w:lang w:val="pt_PT" w:bidi="pt_PT"/>
-          </w:rPr>
-          <w:rPr>
-            <w:color w:val="0000EE"/>
-            <w:u w:val="single"/>
-          </w:rPr>
-          <w:t>12.17</w:t>
-        </w:r>
-      </w:hyperlink>
+      <w:r>
+        <w:rPr>
+          <w:lang w:val="pt_PT" w:bidi="pt_PT"/>
+        </w:rPr>
+        <w:t>12.17</w:t>
+      </w:r>
       <w:r>
         <w:rPr>
           <w:lang w:val="pt_PT" w:bidi="pt_PT"/>
@@ -7616,54 +6722,36 @@
         </w:rPr>
         <w:t>A sucessão de um rei era frequentemente uma questão duvidosa, especialmente quando o novo rei representava uma linhagem familiar diferente. A reunião de todas as doze tribos em Hebrom, incluindo alguns dos parentes de Saul (</w:t>
       </w:r>
-      <w:hyperlink r:id="rId156">
-        <w:r>
-          <w:rPr>
-            <w:lang w:val="pt_PT" w:bidi="pt_PT"/>
-          </w:rPr>
-          <w:rPr>
-            <w:color w:val="0000EE"/>
-            <w:u w:val="single"/>
-          </w:rPr>
-          <w:t>12.29</w:t>
-        </w:r>
-      </w:hyperlink>
+      <w:r>
+        <w:rPr>
+          <w:lang w:val="pt_PT" w:bidi="pt_PT"/>
+        </w:rPr>
+        <w:t>12.29</w:t>
+      </w:r>
       <w:r>
         <w:rPr>
           <w:lang w:val="pt_PT" w:bidi="pt_PT"/>
         </w:rPr>
         <w:t>), para confirmar o reinado de Davi mostrou que a animosidade da guerra entre diferentes tribos após a morte de Saul havia sido superada (</w:t>
       </w:r>
-      <w:hyperlink r:id="rId157">
-        <w:r>
-          <w:rPr>
-            <w:lang w:val="pt_PT" w:bidi="pt_PT"/>
-          </w:rPr>
-          <w:rPr>
-            <w:color w:val="0000EE"/>
-            <w:u w:val="single"/>
-          </w:rPr>
-          <w:t>12.23–37</w:t>
-        </w:r>
-      </w:hyperlink>
+      <w:r>
+        <w:rPr>
+          <w:lang w:val="pt_PT" w:bidi="pt_PT"/>
+        </w:rPr>
+        <w:t>12.23–37</w:t>
+      </w:r>
       <w:r>
         <w:rPr>
           <w:lang w:val="pt_PT" w:bidi="pt_PT"/>
         </w:rPr>
         <w:t>). O Cronista enfatiza a unidade entre as tribos com a declaração de que todas elas, sem reservas, tinham o único propósito de fazer de Davi o rei sobre todo Israel (</w:t>
       </w:r>
-      <w:hyperlink r:id="rId158">
-        <w:r>
-          <w:rPr>
-            <w:lang w:val="pt_PT" w:bidi="pt_PT"/>
-          </w:rPr>
-          <w:rPr>
-            <w:color w:val="0000EE"/>
-            <w:u w:val="single"/>
-          </w:rPr>
-          <w:t>12.38</w:t>
-        </w:r>
-      </w:hyperlink>
+      <w:r>
+        <w:rPr>
+          <w:lang w:val="pt_PT" w:bidi="pt_PT"/>
+        </w:rPr>
+        <w:t>12.38</w:t>
+      </w:r>
       <w:r>
         <w:rPr>
           <w:lang w:val="pt_PT" w:bidi="pt_PT"/>
@@ -7718,36 +6806,24 @@
         </w:rPr>
         <w:t>Esses capítulos narram a transformação de Jerusalém no centro político e religioso de Israel, começando com a tentativa desastrosa de Davi de transferir a Arca de Deus de Quiriate-Jearim para Jerusalém (</w:t>
       </w:r>
-      <w:hyperlink r:id="rId159">
-        <w:r>
-          <w:rPr>
-            <w:lang w:val="pt_PT" w:bidi="pt_PT"/>
-          </w:rPr>
-          <w:rPr>
-            <w:color w:val="0000EE"/>
-            <w:u w:val="single"/>
-          </w:rPr>
-          <w:t>13.1–14</w:t>
-        </w:r>
-      </w:hyperlink>
+      <w:r>
+        <w:rPr>
+          <w:lang w:val="pt_PT" w:bidi="pt_PT"/>
+        </w:rPr>
+        <w:t>13.1–14</w:t>
+      </w:r>
       <w:r>
         <w:rPr>
           <w:lang w:val="pt_PT" w:bidi="pt_PT"/>
         </w:rPr>
         <w:t xml:space="preserve">; cp. </w:t>
       </w:r>
-      <w:hyperlink r:id="rId160">
-        <w:r>
-          <w:rPr>
-            <w:lang w:val="pt_PT" w:bidi="pt_PT"/>
-          </w:rPr>
-          <w:rPr>
-            <w:color w:val="0000EE"/>
-            <w:u w:val="single"/>
-          </w:rPr>
-          <w:t>2Sm 6.2–11</w:t>
-        </w:r>
-      </w:hyperlink>
+      <w:r>
+        <w:rPr>
+          <w:lang w:val="pt_PT" w:bidi="pt_PT"/>
+        </w:rPr>
+        <w:t>2Sm 6.2–11</w:t>
+      </w:r>
       <w:r>
         <w:rPr>
           <w:lang w:val="pt_PT" w:bidi="pt_PT"/>
@@ -7815,18 +6891,12 @@
         </w:rPr>
         <w:t xml:space="preserve"> a celebração de Israel transformou-se abruptamente em tristeza. Tocar na Arca resultou em morte porque sua santidade foi violada (veja </w:t>
       </w:r>
-      <w:hyperlink r:id="rId161">
-        <w:r>
-          <w:rPr>
-            <w:lang w:val="pt_PT" w:bidi="pt_PT"/>
-          </w:rPr>
-          <w:rPr>
-            <w:color w:val="0000EE"/>
-            <w:u w:val="single"/>
-          </w:rPr>
-          <w:t>15.13</w:t>
-        </w:r>
-      </w:hyperlink>
+      <w:r>
+        <w:rPr>
+          <w:lang w:val="pt_PT" w:bidi="pt_PT"/>
+        </w:rPr>
+        <w:t>15.13</w:t>
+      </w:r>
       <w:r>
         <w:rPr>
           <w:lang w:val="pt_PT" w:bidi="pt_PT"/>
@@ -7977,36 +7047,24 @@
         </w:rPr>
         <w:t>Embora a Arca não estivesse presente em Jerusalém (</w:t>
       </w:r>
-      <w:hyperlink r:id="rId159">
-        <w:r>
-          <w:rPr>
-            <w:lang w:val="pt_PT" w:bidi="pt_PT"/>
-          </w:rPr>
-          <w:rPr>
-            <w:color w:val="0000EE"/>
-            <w:u w:val="single"/>
-          </w:rPr>
-          <w:t>13.1–14</w:t>
-        </w:r>
-      </w:hyperlink>
+      <w:r>
+        <w:rPr>
+          <w:lang w:val="pt_PT" w:bidi="pt_PT"/>
+        </w:rPr>
+        <w:t>13.1–14</w:t>
+      </w:r>
       <w:r>
         <w:rPr>
           <w:lang w:val="pt_PT" w:bidi="pt_PT"/>
         </w:rPr>
         <w:t>), Deus abençoou o palácio de Davi, seus filhos e sua conquista dos filisteus. A bênção de Deus não dependia da presença da Arca. Essas bênçãos eventualmente encorajaram Davi a realizar seu plano original de trazer a Arca para Jerusalém (</w:t>
       </w:r>
-      <w:hyperlink r:id="rId162">
-        <w:r>
-          <w:rPr>
-            <w:lang w:val="pt_PT" w:bidi="pt_PT"/>
-          </w:rPr>
-          <w:rPr>
-            <w:color w:val="0000EE"/>
-            <w:u w:val="single"/>
-          </w:rPr>
-          <w:t>15.1–29</w:t>
-        </w:r>
-      </w:hyperlink>
+      <w:r>
+        <w:rPr>
+          <w:lang w:val="pt_PT" w:bidi="pt_PT"/>
+        </w:rPr>
+        <w:t>15.1–29</w:t>
+      </w:r>
       <w:r>
         <w:rPr>
           <w:lang w:val="pt_PT" w:bidi="pt_PT"/>
@@ -8061,54 +7119,36 @@
         </w:rPr>
         <w:t xml:space="preserve">A notícia do governo de Davi sobre todo o Israel estimulou o ataque dos filisteus; eles não podiam mais considerá-lo subordinado ao seu patrocínio, como faziam quando ele governava apenas Judá. Eles atacaram através do vale a sudoeste de Jerusalém (veja </w:t>
       </w:r>
-      <w:hyperlink r:id="rId163">
-        <w:r>
-          <w:rPr>
-            <w:lang w:val="pt_PT" w:bidi="pt_PT"/>
-          </w:rPr>
-          <w:rPr>
-            <w:color w:val="0000EE"/>
-            <w:u w:val="single"/>
-          </w:rPr>
-          <w:t>Js 15.8</w:t>
-        </w:r>
-      </w:hyperlink>
+      <w:r>
+        <w:rPr>
+          <w:lang w:val="pt_PT" w:bidi="pt_PT"/>
+        </w:rPr>
+        <w:t>Js 15.8</w:t>
+      </w:r>
       <w:r>
         <w:rPr>
           <w:lang w:val="pt_PT" w:bidi="pt_PT"/>
         </w:rPr>
         <w:t>). Davi consultou o Senhor antes da batalha, um contraste direto com Saul, que consultou uma médium em busca de ajuda contra os filisteus (</w:t>
       </w:r>
-      <w:hyperlink r:id="rId164">
-        <w:r>
-          <w:rPr>
-            <w:lang w:val="pt_PT" w:bidi="pt_PT"/>
-          </w:rPr>
-          <w:rPr>
-            <w:color w:val="0000EE"/>
-            <w:u w:val="single"/>
-          </w:rPr>
-          <w:t>1Cr 10.13</w:t>
-        </w:r>
-      </w:hyperlink>
+      <w:r>
+        <w:rPr>
+          <w:lang w:val="pt_PT" w:bidi="pt_PT"/>
+        </w:rPr>
+        <w:t>1Cr 10.13</w:t>
+      </w:r>
       <w:r>
         <w:rPr>
           <w:lang w:val="pt_PT" w:bidi="pt_PT"/>
         </w:rPr>
         <w:t xml:space="preserve">; veja </w:t>
       </w:r>
-      <w:hyperlink r:id="rId165">
-        <w:r>
-          <w:rPr>
-            <w:lang w:val="pt_PT" w:bidi="pt_PT"/>
-          </w:rPr>
-          <w:rPr>
-            <w:color w:val="0000EE"/>
-            <w:u w:val="single"/>
-          </w:rPr>
-          <w:t>1Sm 28</w:t>
-        </w:r>
-      </w:hyperlink>
+      <w:r>
+        <w:rPr>
+          <w:lang w:val="pt_PT" w:bidi="pt_PT"/>
+        </w:rPr>
+        <w:t>1Sm 28</w:t>
+      </w:r>
       <w:r>
         <w:rPr>
           <w:lang w:val="pt_PT" w:bidi="pt_PT"/>
@@ -8163,18 +7203,12 @@
         </w:rPr>
         <w:t>As ordens de Davi para queimar os ídolos dos filisteus estavam de acordo com as instruções de Deus (</w:t>
       </w:r>
-      <w:hyperlink r:id="rId166">
-        <w:r>
-          <w:rPr>
-            <w:lang w:val="pt_PT" w:bidi="pt_PT"/>
-          </w:rPr>
-          <w:rPr>
-            <w:color w:val="0000EE"/>
-            <w:u w:val="single"/>
-          </w:rPr>
-          <w:t>Dt 7.5</w:t>
-        </w:r>
-      </w:hyperlink>
+      <w:r>
+        <w:rPr>
+          <w:lang w:val="pt_PT" w:bidi="pt_PT"/>
+        </w:rPr>
+        <w:t>Dt 7.5</w:t>
+      </w:r>
       <w:r>
         <w:rPr>
           <w:lang w:val="pt_PT" w:bidi="pt_PT"/>
@@ -8229,108 +7263,72 @@
         </w:rPr>
         <w:t>A primeira tentativa de levar a Arca para Jerusalém (</w:t>
       </w:r>
-      <w:hyperlink r:id="rId159">
-        <w:r>
-          <w:rPr>
-            <w:lang w:val="pt_PT" w:bidi="pt_PT"/>
-          </w:rPr>
-          <w:rPr>
-            <w:color w:val="0000EE"/>
-            <w:u w:val="single"/>
-          </w:rPr>
-          <w:t>13.1–14</w:t>
-        </w:r>
-      </w:hyperlink>
+      <w:r>
+        <w:rPr>
+          <w:lang w:val="pt_PT" w:bidi="pt_PT"/>
+        </w:rPr>
+        <w:t>13.1–14</w:t>
+      </w:r>
       <w:r>
         <w:rPr>
           <w:lang w:val="pt_PT" w:bidi="pt_PT"/>
         </w:rPr>
         <w:t xml:space="preserve">) falhou devido a procedimentos inadequados (veja </w:t>
       </w:r>
-      <w:hyperlink r:id="rId161">
-        <w:r>
-          <w:rPr>
-            <w:lang w:val="pt_PT" w:bidi="pt_PT"/>
-          </w:rPr>
-          <w:rPr>
-            <w:color w:val="0000EE"/>
-            <w:u w:val="single"/>
-          </w:rPr>
-          <w:t>15.13</w:t>
-        </w:r>
-      </w:hyperlink>
+      <w:r>
+        <w:rPr>
+          <w:lang w:val="pt_PT" w:bidi="pt_PT"/>
+        </w:rPr>
+        <w:t>15.13</w:t>
+      </w:r>
       <w:r>
         <w:rPr>
           <w:lang w:val="pt_PT" w:bidi="pt_PT"/>
         </w:rPr>
         <w:t>). Desta vez, Davi preparou um lugar para a Arca em Jerusalém e organizou os levitas... para carregar a Arca, pois essa era a responsabilidade deles (</w:t>
       </w:r>
-      <w:hyperlink r:id="rId167">
-        <w:r>
-          <w:rPr>
-            <w:lang w:val="pt_PT" w:bidi="pt_PT"/>
-          </w:rPr>
-          <w:rPr>
-            <w:color w:val="0000EE"/>
-            <w:u w:val="single"/>
-          </w:rPr>
-          <w:t>Dt 10.8</w:t>
-        </w:r>
-      </w:hyperlink>
+      <w:r>
+        <w:rPr>
+          <w:lang w:val="pt_PT" w:bidi="pt_PT"/>
+        </w:rPr>
+        <w:t>Dt 10.8</w:t>
+      </w:r>
       <w:r>
         <w:rPr>
           <w:lang w:val="pt_PT" w:bidi="pt_PT"/>
         </w:rPr>
         <w:t xml:space="preserve">; </w:t>
       </w:r>
-      <w:hyperlink r:id="rId168">
-        <w:r>
-          <w:rPr>
-            <w:lang w:val="pt_PT" w:bidi="pt_PT"/>
-          </w:rPr>
-          <w:rPr>
-            <w:color w:val="0000EE"/>
-            <w:u w:val="single"/>
-          </w:rPr>
-          <w:t>18.5</w:t>
-        </w:r>
-      </w:hyperlink>
+      <w:r>
+        <w:rPr>
+          <w:lang w:val="pt_PT" w:bidi="pt_PT"/>
+        </w:rPr>
+        <w:t>18.5</w:t>
+      </w:r>
       <w:r>
         <w:rPr>
           <w:lang w:val="pt_PT" w:bidi="pt_PT"/>
         </w:rPr>
         <w:t xml:space="preserve">). A tenda especial que Davi preparou para a Arca não era o Tabernáculo, que estava localizado em Gibeão na época (veja </w:t>
       </w:r>
-      <w:hyperlink r:id="rId169">
-        <w:r>
-          <w:rPr>
-            <w:lang w:val="pt_PT" w:bidi="pt_PT"/>
-          </w:rPr>
-          <w:rPr>
-            <w:color w:val="0000EE"/>
-            <w:u w:val="single"/>
-          </w:rPr>
-          <w:t>1Cr 16.39</w:t>
-        </w:r>
-      </w:hyperlink>
+      <w:r>
+        <w:rPr>
+          <w:lang w:val="pt_PT" w:bidi="pt_PT"/>
+        </w:rPr>
+        <w:t>1Cr 16.39</w:t>
+      </w:r>
       <w:r>
         <w:rPr>
           <w:lang w:val="pt_PT" w:bidi="pt_PT"/>
         </w:rPr>
         <w:t xml:space="preserve">; </w:t>
       </w:r>
-      <w:hyperlink r:id="rId170">
-        <w:r>
-          <w:rPr>
-            <w:lang w:val="pt_PT" w:bidi="pt_PT"/>
-          </w:rPr>
-          <w:rPr>
-            <w:color w:val="0000EE"/>
-            <w:u w:val="single"/>
-          </w:rPr>
-          <w:t>21.29</w:t>
-        </w:r>
-      </w:hyperlink>
+      <w:r>
+        <w:rPr>
+          <w:lang w:val="pt_PT" w:bidi="pt_PT"/>
+        </w:rPr>
+        <w:t>21.29</w:t>
+      </w:r>
       <w:r>
         <w:rPr>
           <w:lang w:val="pt_PT" w:bidi="pt_PT"/>
@@ -8433,18 +7431,12 @@
         </w:rPr>
         <w:t xml:space="preserve">Veja </w:t>
       </w:r>
-      <w:hyperlink r:id="rId171">
-        <w:r>
-          <w:rPr>
-            <w:lang w:val="pt_PT" w:bidi="pt_PT"/>
-          </w:rPr>
-          <w:rPr>
-            <w:color w:val="0000EE"/>
-            <w:u w:val="single"/>
-          </w:rPr>
-          <w:t>13.1–10</w:t>
-        </w:r>
-      </w:hyperlink>
+      <w:r>
+        <w:rPr>
+          <w:lang w:val="pt_PT" w:bidi="pt_PT"/>
+        </w:rPr>
+        <w:t>13.1–10</w:t>
+      </w:r>
       <w:r>
         <w:rPr>
           <w:lang w:val="pt_PT" w:bidi="pt_PT"/>
@@ -8499,36 +7491,24 @@
         </w:rPr>
         <w:t xml:space="preserve">Esta é a primeira de três listas de músicos levitas (veja </w:t>
       </w:r>
-      <w:hyperlink r:id="rId172">
-        <w:r>
-          <w:rPr>
-            <w:lang w:val="pt_PT" w:bidi="pt_PT"/>
-          </w:rPr>
-          <w:rPr>
-            <w:color w:val="0000EE"/>
-            <w:u w:val="single"/>
-          </w:rPr>
-          <w:t>15.19–22</w:t>
-        </w:r>
-      </w:hyperlink>
+      <w:r>
+        <w:rPr>
+          <w:lang w:val="pt_PT" w:bidi="pt_PT"/>
+        </w:rPr>
+        <w:t>15.19–22</w:t>
+      </w:r>
       <w:r>
         <w:rPr>
           <w:lang w:val="pt_PT" w:bidi="pt_PT"/>
         </w:rPr>
         <w:t xml:space="preserve">; </w:t>
       </w:r>
-      <w:hyperlink r:id="rId173">
-        <w:r>
-          <w:rPr>
-            <w:lang w:val="pt_PT" w:bidi="pt_PT"/>
-          </w:rPr>
-          <w:rPr>
-            <w:color w:val="0000EE"/>
-            <w:u w:val="single"/>
-          </w:rPr>
-          <w:t>16.4–6</w:t>
-        </w:r>
-      </w:hyperlink>
+      <w:r>
+        <w:rPr>
+          <w:lang w:val="pt_PT" w:bidi="pt_PT"/>
+        </w:rPr>
+        <w:t>16.4–6</w:t>
+      </w:r>
       <w:r>
         <w:rPr>
           <w:lang w:val="pt_PT" w:bidi="pt_PT"/>
@@ -8574,18 +7554,12 @@
         </w:rPr>
         <w:t xml:space="preserve"> veja </w:t>
       </w:r>
-      <w:hyperlink r:id="rId174">
-        <w:r>
-          <w:rPr>
-            <w:lang w:val="pt_PT" w:bidi="pt_PT"/>
-          </w:rPr>
-          <w:rPr>
-            <w:color w:val="0000EE"/>
-            <w:u w:val="single"/>
-          </w:rPr>
-          <w:t>6.33–47</w:t>
-        </w:r>
-      </w:hyperlink>
+      <w:r>
+        <w:rPr>
+          <w:lang w:val="pt_PT" w:bidi="pt_PT"/>
+        </w:rPr>
+        <w:t>6.33–47</w:t>
+      </w:r>
       <w:r>
         <w:rPr>
           <w:lang w:val="pt_PT" w:bidi="pt_PT"/>
@@ -8849,108 +7823,72 @@
         </w:rPr>
         <w:t xml:space="preserve">O desprezo de Mical (cp. </w:t>
       </w:r>
-      <w:hyperlink r:id="rId175">
-        <w:r>
-          <w:rPr>
-            <w:lang w:val="pt_PT" w:bidi="pt_PT"/>
-          </w:rPr>
-          <w:rPr>
-            <w:color w:val="0000EE"/>
-            <w:u w:val="single"/>
-          </w:rPr>
-          <w:t>2Sm 6.16–23</w:t>
-        </w:r>
-      </w:hyperlink>
+      <w:r>
+        <w:rPr>
+          <w:lang w:val="pt_PT" w:bidi="pt_PT"/>
+        </w:rPr>
+        <w:t>2Sm 6.16–23</w:t>
+      </w:r>
       <w:r>
         <w:rPr>
           <w:lang w:val="pt_PT" w:bidi="pt_PT"/>
         </w:rPr>
         <w:t>) por Davi contrasta fortemente com a bênção de Deus sobre a celebração (</w:t>
       </w:r>
-      <w:hyperlink r:id="rId176">
-        <w:r>
-          <w:rPr>
-            <w:lang w:val="pt_PT" w:bidi="pt_PT"/>
-          </w:rPr>
-          <w:rPr>
-            <w:color w:val="0000EE"/>
-            <w:u w:val="single"/>
-          </w:rPr>
-          <w:t>1Cr 15.26</w:t>
-        </w:r>
-      </w:hyperlink>
+      <w:r>
+        <w:rPr>
+          <w:lang w:val="pt_PT" w:bidi="pt_PT"/>
+        </w:rPr>
+        <w:t>1Cr 15.26</w:t>
+      </w:r>
       <w:r>
         <w:rPr>
           <w:lang w:val="pt_PT" w:bidi="pt_PT"/>
         </w:rPr>
         <w:t xml:space="preserve">); sua descrição como filha de Saul implica que sua atitude refletia o desrespeito de seu pai pelo Senhor (veja </w:t>
       </w:r>
-      <w:hyperlink r:id="rId177">
-        <w:r>
-          <w:rPr>
-            <w:lang w:val="pt_PT" w:bidi="pt_PT"/>
-          </w:rPr>
-          <w:rPr>
-            <w:color w:val="0000EE"/>
-            <w:u w:val="single"/>
-          </w:rPr>
-          <w:t>1Sm 10.10–12</w:t>
-        </w:r>
-      </w:hyperlink>
+      <w:r>
+        <w:rPr>
+          <w:lang w:val="pt_PT" w:bidi="pt_PT"/>
+        </w:rPr>
+        <w:t>1Sm 10.10–12</w:t>
+      </w:r>
       <w:r>
         <w:rPr>
           <w:lang w:val="pt_PT" w:bidi="pt_PT"/>
         </w:rPr>
         <w:t xml:space="preserve">; </w:t>
       </w:r>
-      <w:hyperlink r:id="rId178">
-        <w:r>
-          <w:rPr>
-            <w:lang w:val="pt_PT" w:bidi="pt_PT"/>
-          </w:rPr>
-          <w:rPr>
-            <w:color w:val="0000EE"/>
-            <w:u w:val="single"/>
-          </w:rPr>
-          <w:t>13.7–14</w:t>
-        </w:r>
-      </w:hyperlink>
+      <w:r>
+        <w:rPr>
+          <w:lang w:val="pt_PT" w:bidi="pt_PT"/>
+        </w:rPr>
+        <w:t>13.7–14</w:t>
+      </w:r>
       <w:r>
         <w:rPr>
           <w:lang w:val="pt_PT" w:bidi="pt_PT"/>
         </w:rPr>
         <w:t xml:space="preserve">; </w:t>
       </w:r>
-      <w:hyperlink r:id="rId179">
-        <w:r>
-          <w:rPr>
-            <w:lang w:val="pt_PT" w:bidi="pt_PT"/>
-          </w:rPr>
-          <w:rPr>
-            <w:color w:val="0000EE"/>
-            <w:u w:val="single"/>
-          </w:rPr>
-          <w:t>15.10–23</w:t>
-        </w:r>
-      </w:hyperlink>
+      <w:r>
+        <w:rPr>
+          <w:lang w:val="pt_PT" w:bidi="pt_PT"/>
+        </w:rPr>
+        <w:t>15.10–23</w:t>
+      </w:r>
       <w:r>
         <w:rPr>
           <w:lang w:val="pt_PT" w:bidi="pt_PT"/>
         </w:rPr>
         <w:t xml:space="preserve">; </w:t>
       </w:r>
-      <w:hyperlink r:id="rId165">
-        <w:r>
-          <w:rPr>
-            <w:lang w:val="pt_PT" w:bidi="pt_PT"/>
-          </w:rPr>
-          <w:rPr>
-            <w:color w:val="0000EE"/>
-            <w:u w:val="single"/>
-          </w:rPr>
-          <w:t>28.1–25</w:t>
-        </w:r>
-      </w:hyperlink>
+      <w:r>
+        <w:rPr>
+          <w:lang w:val="pt_PT" w:bidi="pt_PT"/>
+        </w:rPr>
+        <w:t>28.1–25</w:t>
+      </w:r>
       <w:r>
         <w:rPr>
           <w:lang w:val="pt_PT" w:bidi="pt_PT"/>
@@ -9005,72 +7943,48 @@
         </w:rPr>
         <w:t>A transferência da Arca (</w:t>
       </w:r>
-      <w:hyperlink r:id="rId180">
-        <w:r>
-          <w:rPr>
-            <w:lang w:val="pt_PT" w:bidi="pt_PT"/>
-          </w:rPr>
-          <w:rPr>
-            <w:color w:val="0000EE"/>
-            <w:u w:val="single"/>
-          </w:rPr>
-          <w:t>16.1–3</w:t>
-        </w:r>
-      </w:hyperlink>
+      <w:r>
+        <w:rPr>
+          <w:lang w:val="pt_PT" w:bidi="pt_PT"/>
+        </w:rPr>
+        <w:t>16.1–3</w:t>
+      </w:r>
       <w:r>
         <w:rPr>
           <w:lang w:val="pt_PT" w:bidi="pt_PT"/>
         </w:rPr>
         <w:t>) e a conclusão do evento (</w:t>
       </w:r>
-      <w:hyperlink r:id="rId181">
-        <w:r>
-          <w:rPr>
-            <w:lang w:val="pt_PT" w:bidi="pt_PT"/>
-          </w:rPr>
-          <w:rPr>
-            <w:color w:val="0000EE"/>
-            <w:u w:val="single"/>
-          </w:rPr>
-          <w:t>16.43</w:t>
-        </w:r>
-      </w:hyperlink>
+      <w:r>
+        <w:rPr>
+          <w:lang w:val="pt_PT" w:bidi="pt_PT"/>
+        </w:rPr>
+        <w:t>16.43</w:t>
+      </w:r>
       <w:r>
         <w:rPr>
           <w:lang w:val="pt_PT" w:bidi="pt_PT"/>
         </w:rPr>
         <w:t xml:space="preserve">) são relatadas exatamente como em Samuel (veja </w:t>
       </w:r>
-      <w:hyperlink r:id="rId182">
-        <w:r>
-          <w:rPr>
-            <w:lang w:val="pt_PT" w:bidi="pt_PT"/>
-          </w:rPr>
-          <w:rPr>
-            <w:color w:val="0000EE"/>
-            <w:u w:val="single"/>
-          </w:rPr>
-          <w:t>2Sm 6.17–20</w:t>
-        </w:r>
-      </w:hyperlink>
+      <w:r>
+        <w:rPr>
+          <w:lang w:val="pt_PT" w:bidi="pt_PT"/>
+        </w:rPr>
+        <w:t>2Sm 6.17–20</w:t>
+      </w:r>
       <w:r>
         <w:rPr>
           <w:lang w:val="pt_PT" w:bidi="pt_PT"/>
         </w:rPr>
         <w:t>). No entanto, entre esses marcos, o Cronista detalha as celebrações que acompanharam o evento e os arranjos permanentes para adoração (</w:t>
       </w:r>
-      <w:hyperlink r:id="rId183">
-        <w:r>
-          <w:rPr>
-            <w:lang w:val="pt_PT" w:bidi="pt_PT"/>
-          </w:rPr>
-          <w:rPr>
-            <w:color w:val="0000EE"/>
-            <w:u w:val="single"/>
-          </w:rPr>
-          <w:t>1Cr 16.4–42</w:t>
-        </w:r>
-      </w:hyperlink>
+      <w:r>
+        <w:rPr>
+          <w:lang w:val="pt_PT" w:bidi="pt_PT"/>
+        </w:rPr>
+        <w:t>1Cr 16.4–42</w:t>
+      </w:r>
       <w:r>
         <w:rPr>
           <w:lang w:val="pt_PT" w:bidi="pt_PT"/>
@@ -9125,306 +8039,204 @@
         </w:rPr>
         <w:t xml:space="preserve">A canção de ação de graças de Davi é composta por três salmos: </w:t>
       </w:r>
-      <w:hyperlink r:id="rId184">
-        <w:r>
-          <w:rPr>
-            <w:lang w:val="pt_PT" w:bidi="pt_PT"/>
-          </w:rPr>
-          <w:rPr>
-            <w:color w:val="0000EE"/>
-            <w:u w:val="single"/>
-          </w:rPr>
-          <w:t>16.8–22</w:t>
-        </w:r>
-      </w:hyperlink>
+      <w:r>
+        <w:rPr>
+          <w:lang w:val="pt_PT" w:bidi="pt_PT"/>
+        </w:rPr>
+        <w:t>16.8–22</w:t>
+      </w:r>
       <w:r>
         <w:rPr>
           <w:lang w:val="pt_PT" w:bidi="pt_PT"/>
         </w:rPr>
         <w:t xml:space="preserve"> é extraído de </w:t>
       </w:r>
-      <w:hyperlink r:id="rId185">
-        <w:r>
-          <w:rPr>
-            <w:lang w:val="pt_PT" w:bidi="pt_PT"/>
-          </w:rPr>
-          <w:rPr>
-            <w:color w:val="0000EE"/>
-            <w:u w:val="single"/>
-          </w:rPr>
-          <w:t>Sl 105.1–15</w:t>
-        </w:r>
-      </w:hyperlink>
+      <w:r>
+        <w:rPr>
+          <w:lang w:val="pt_PT" w:bidi="pt_PT"/>
+        </w:rPr>
+        <w:t>Sl 105.1–15</w:t>
+      </w:r>
       <w:r>
         <w:rPr>
           <w:lang w:val="pt_PT" w:bidi="pt_PT"/>
         </w:rPr>
         <w:t xml:space="preserve">; </w:t>
       </w:r>
-      <w:hyperlink r:id="rId186">
-        <w:r>
-          <w:rPr>
-            <w:lang w:val="pt_PT" w:bidi="pt_PT"/>
-          </w:rPr>
-          <w:rPr>
-            <w:color w:val="0000EE"/>
-            <w:u w:val="single"/>
-          </w:rPr>
-          <w:t>1Cr 16.23–33</w:t>
-        </w:r>
-      </w:hyperlink>
+      <w:r>
+        <w:rPr>
+          <w:lang w:val="pt_PT" w:bidi="pt_PT"/>
+        </w:rPr>
+        <w:t>1Cr 16.23–33</w:t>
+      </w:r>
       <w:r>
         <w:rPr>
           <w:lang w:val="pt_PT" w:bidi="pt_PT"/>
         </w:rPr>
         <w:t xml:space="preserve"> é extraído de </w:t>
       </w:r>
-      <w:hyperlink r:id="rId187">
-        <w:r>
-          <w:rPr>
-            <w:lang w:val="pt_PT" w:bidi="pt_PT"/>
-          </w:rPr>
-          <w:rPr>
-            <w:color w:val="0000EE"/>
-            <w:u w:val="single"/>
-          </w:rPr>
-          <w:t>Sl 96</w:t>
-        </w:r>
-      </w:hyperlink>
+      <w:r>
+        <w:rPr>
+          <w:lang w:val="pt_PT" w:bidi="pt_PT"/>
+        </w:rPr>
+        <w:t>Sl 96</w:t>
+      </w:r>
       <w:r>
         <w:rPr>
           <w:lang w:val="pt_PT" w:bidi="pt_PT"/>
         </w:rPr>
         <w:t xml:space="preserve">; e </w:t>
       </w:r>
-      <w:hyperlink r:id="rId188">
-        <w:r>
-          <w:rPr>
-            <w:lang w:val="pt_PT" w:bidi="pt_PT"/>
-          </w:rPr>
-          <w:rPr>
-            <w:color w:val="0000EE"/>
-            <w:u w:val="single"/>
-          </w:rPr>
-          <w:t>1Cr 16.34–38</w:t>
-        </w:r>
-      </w:hyperlink>
+      <w:r>
+        <w:rPr>
+          <w:lang w:val="pt_PT" w:bidi="pt_PT"/>
+        </w:rPr>
+        <w:t>1Cr 16.34–38</w:t>
+      </w:r>
       <w:r>
         <w:rPr>
           <w:lang w:val="pt_PT" w:bidi="pt_PT"/>
         </w:rPr>
         <w:t xml:space="preserve"> é extraído de </w:t>
       </w:r>
-      <w:hyperlink r:id="rId189">
-        <w:r>
-          <w:rPr>
-            <w:lang w:val="pt_PT" w:bidi="pt_PT"/>
-          </w:rPr>
-          <w:rPr>
-            <w:color w:val="0000EE"/>
-            <w:u w:val="single"/>
-          </w:rPr>
-          <w:t>Sl 106.1</w:t>
-        </w:r>
-      </w:hyperlink>
+      <w:r>
+        <w:rPr>
+          <w:lang w:val="pt_PT" w:bidi="pt_PT"/>
+        </w:rPr>
+        <w:t>Sl 106.1</w:t>
+      </w:r>
       <w:r>
         <w:rPr>
           <w:lang w:val="pt_PT" w:bidi="pt_PT"/>
         </w:rPr>
         <w:t>,</w:t>
       </w:r>
-      <w:hyperlink r:id="rId190">
-        <w:r>
-          <w:rPr>
-            <w:lang w:val="pt_PT" w:bidi="pt_PT"/>
-          </w:rPr>
-          <w:rPr>
-            <w:color w:val="0000EE"/>
-            <w:u w:val="single"/>
-          </w:rPr>
-          <w:t>47–48</w:t>
-        </w:r>
-      </w:hyperlink>
+      <w:r>
+        <w:rPr>
+          <w:lang w:val="pt_PT" w:bidi="pt_PT"/>
+        </w:rPr>
+        <w:t>47–48</w:t>
+      </w:r>
       <w:r>
         <w:rPr>
           <w:lang w:val="pt_PT" w:bidi="pt_PT"/>
         </w:rPr>
         <w:t>. O compositor fez vários ajustes nas fontes para se adequar a esta ocasião. O Templo não existia quando a Arca foi levada para Jerusalém, então o Cronista diz que força e alegria enchem sua morada (</w:t>
       </w:r>
-      <w:hyperlink r:id="rId191">
-        <w:r>
-          <w:rPr>
-            <w:lang w:val="pt_PT" w:bidi="pt_PT"/>
-          </w:rPr>
-          <w:rPr>
-            <w:color w:val="0000EE"/>
-            <w:u w:val="single"/>
-          </w:rPr>
-          <w:t>1Cr 16.27</w:t>
-        </w:r>
-      </w:hyperlink>
+      <w:r>
+        <w:rPr>
+          <w:lang w:val="pt_PT" w:bidi="pt_PT"/>
+        </w:rPr>
+        <w:t>1Cr 16.27</w:t>
+      </w:r>
       <w:r>
         <w:rPr>
           <w:lang w:val="pt_PT" w:bidi="pt_PT"/>
         </w:rPr>
         <w:t>) em vez de “seu santuário” (</w:t>
       </w:r>
-      <w:hyperlink r:id="rId192">
-        <w:r>
-          <w:rPr>
-            <w:lang w:val="pt_PT" w:bidi="pt_PT"/>
-          </w:rPr>
-          <w:rPr>
-            <w:color w:val="0000EE"/>
-            <w:u w:val="single"/>
-          </w:rPr>
-          <w:t>Sl 96.6</w:t>
-        </w:r>
-      </w:hyperlink>
+      <w:r>
+        <w:rPr>
+          <w:lang w:val="pt_PT" w:bidi="pt_PT"/>
+        </w:rPr>
+        <w:t>Sl 96.6</w:t>
+      </w:r>
       <w:r>
         <w:rPr>
           <w:lang w:val="pt_PT" w:bidi="pt_PT"/>
         </w:rPr>
         <w:t>) e requer que o adorador venha à sua presença (</w:t>
       </w:r>
-      <w:hyperlink r:id="rId193">
-        <w:r>
-          <w:rPr>
-            <w:lang w:val="pt_PT" w:bidi="pt_PT"/>
-          </w:rPr>
-          <w:rPr>
-            <w:color w:val="0000EE"/>
-            <w:u w:val="single"/>
-          </w:rPr>
-          <w:t>1Cr 16.29</w:t>
-        </w:r>
-      </w:hyperlink>
+      <w:r>
+        <w:rPr>
+          <w:lang w:val="pt_PT" w:bidi="pt_PT"/>
+        </w:rPr>
+        <w:t>1Cr 16.29</w:t>
+      </w:r>
       <w:r>
         <w:rPr>
           <w:lang w:val="pt_PT" w:bidi="pt_PT"/>
         </w:rPr>
         <w:t>) em vez de “nos seus átrios” (</w:t>
       </w:r>
-      <w:hyperlink r:id="rId194">
-        <w:r>
-          <w:rPr>
-            <w:lang w:val="pt_PT" w:bidi="pt_PT"/>
-          </w:rPr>
-          <w:rPr>
-            <w:color w:val="0000EE"/>
-            <w:u w:val="single"/>
-          </w:rPr>
-          <w:t>Sl 96.8</w:t>
-        </w:r>
-      </w:hyperlink>
+      <w:r>
+        <w:rPr>
+          <w:lang w:val="pt_PT" w:bidi="pt_PT"/>
+        </w:rPr>
+        <w:t>Sl 96.8</w:t>
+      </w:r>
       <w:r>
         <w:rPr>
           <w:lang w:val="pt_PT" w:bidi="pt_PT"/>
         </w:rPr>
         <w:t>). O nome “Abraão” (</w:t>
       </w:r>
-      <w:hyperlink r:id="rId195">
-        <w:r>
-          <w:rPr>
-            <w:lang w:val="pt_PT" w:bidi="pt_PT"/>
-          </w:rPr>
-          <w:rPr>
-            <w:color w:val="0000EE"/>
-            <w:u w:val="single"/>
-          </w:rPr>
-          <w:t>Sl 105.9</w:t>
-        </w:r>
-      </w:hyperlink>
+      <w:r>
+        <w:rPr>
+          <w:lang w:val="pt_PT" w:bidi="pt_PT"/>
+        </w:rPr>
+        <w:t>Sl 105.9</w:t>
+      </w:r>
       <w:r>
         <w:rPr>
           <w:lang w:val="pt_PT" w:bidi="pt_PT"/>
         </w:rPr>
         <w:t>) também é mudado para Israel (</w:t>
       </w:r>
-      <w:hyperlink r:id="rId196">
-        <w:r>
-          <w:rPr>
-            <w:lang w:val="pt_PT" w:bidi="pt_PT"/>
-          </w:rPr>
-          <w:rPr>
-            <w:color w:val="0000EE"/>
-            <w:u w:val="single"/>
-          </w:rPr>
-          <w:t>1Cr 16.13</w:t>
-        </w:r>
-      </w:hyperlink>
+      <w:r>
+        <w:rPr>
+          <w:lang w:val="pt_PT" w:bidi="pt_PT"/>
+        </w:rPr>
+        <w:t>1Cr 16.13</w:t>
+      </w:r>
       <w:r>
         <w:rPr>
           <w:lang w:val="pt_PT" w:bidi="pt_PT"/>
         </w:rPr>
         <w:t>) para focar especificamente na nação como o cumprimento das promessas a Abraão. O hino não menciona o julgamento da terra (</w:t>
       </w:r>
-      <w:hyperlink r:id="rId197">
-        <w:r>
-          <w:rPr>
-            <w:lang w:val="pt_PT" w:bidi="pt_PT"/>
-          </w:rPr>
-          <w:rPr>
-            <w:color w:val="0000EE"/>
-            <w:u w:val="single"/>
-          </w:rPr>
-          <w:t>Sl 96.10</w:t>
-        </w:r>
-      </w:hyperlink>
+      <w:r>
+        <w:rPr>
+          <w:lang w:val="pt_PT" w:bidi="pt_PT"/>
+        </w:rPr>
+        <w:t>Sl 96.10</w:t>
+      </w:r>
       <w:r>
         <w:rPr>
           <w:lang w:val="pt_PT" w:bidi="pt_PT"/>
         </w:rPr>
         <w:t>,</w:t>
       </w:r>
-      <w:hyperlink r:id="rId198">
-        <w:r>
-          <w:rPr>
-            <w:lang w:val="pt_PT" w:bidi="pt_PT"/>
-          </w:rPr>
-          <w:rPr>
-            <w:color w:val="0000EE"/>
-            <w:u w:val="single"/>
-          </w:rPr>
-          <w:t>13</w:t>
-        </w:r>
-      </w:hyperlink>
+      <w:r>
+        <w:rPr>
+          <w:lang w:val="pt_PT" w:bidi="pt_PT"/>
+        </w:rPr>
+        <w:t>13</w:t>
+      </w:r>
       <w:r>
         <w:rPr>
           <w:lang w:val="pt_PT" w:bidi="pt_PT"/>
         </w:rPr>
         <w:t xml:space="preserve">; cp. </w:t>
       </w:r>
-      <w:hyperlink r:id="rId199">
-        <w:r>
-          <w:rPr>
-            <w:lang w:val="pt_PT" w:bidi="pt_PT"/>
-          </w:rPr>
-          <w:rPr>
-            <w:color w:val="0000EE"/>
-            <w:u w:val="single"/>
-          </w:rPr>
-          <w:t>1Cr 16.30</w:t>
-        </w:r>
-      </w:hyperlink>
+      <w:r>
+        <w:rPr>
+          <w:lang w:val="pt_PT" w:bidi="pt_PT"/>
+        </w:rPr>
+        <w:t>1Cr 16.30</w:t>
+      </w:r>
       <w:r>
         <w:rPr>
           <w:lang w:val="pt_PT" w:bidi="pt_PT"/>
         </w:rPr>
         <w:t>,</w:t>
       </w:r>
-      <w:hyperlink r:id="rId200">
-        <w:r>
-          <w:rPr>
-            <w:lang w:val="pt_PT" w:bidi="pt_PT"/>
-          </w:rPr>
-          <w:rPr>
-            <w:color w:val="0000EE"/>
-            <w:u w:val="single"/>
-          </w:rPr>
-          <w:t>33</w:t>
-        </w:r>
-      </w:hyperlink>
+      <w:r>
+        <w:rPr>
+          <w:lang w:val="pt_PT" w:bidi="pt_PT"/>
+        </w:rPr>
+        <w:t>33</w:t>
+      </w:r>
       <w:r>
         <w:rPr>
           <w:lang w:val="pt_PT" w:bidi="pt_PT"/>
@@ -9479,36 +8291,24 @@
         </w:rPr>
         <w:t xml:space="preserve">Gibeão serviu como o local central de adoração até que o Templo fosse construído em Jerusalém (veja </w:t>
       </w:r>
-      <w:hyperlink r:id="rId170">
-        <w:r>
-          <w:rPr>
-            <w:lang w:val="pt_PT" w:bidi="pt_PT"/>
-          </w:rPr>
-          <w:rPr>
-            <w:color w:val="0000EE"/>
-            <w:u w:val="single"/>
-          </w:rPr>
-          <w:t>21.29</w:t>
-        </w:r>
-      </w:hyperlink>
+      <w:r>
+        <w:rPr>
+          <w:lang w:val="pt_PT" w:bidi="pt_PT"/>
+        </w:rPr>
+        <w:t>21.29</w:t>
+      </w:r>
       <w:r>
         <w:rPr>
           <w:lang w:val="pt_PT" w:bidi="pt_PT"/>
         </w:rPr>
         <w:t xml:space="preserve">; </w:t>
       </w:r>
-      <w:hyperlink r:id="rId201">
-        <w:r>
-          <w:rPr>
-            <w:lang w:val="pt_PT" w:bidi="pt_PT"/>
-          </w:rPr>
-          <w:rPr>
-            <w:color w:val="0000EE"/>
-            <w:u w:val="single"/>
-          </w:rPr>
-          <w:t>2Cr 1.3</w:t>
-        </w:r>
-      </w:hyperlink>
+      <w:r>
+        <w:rPr>
+          <w:lang w:val="pt_PT" w:bidi="pt_PT"/>
+        </w:rPr>
+        <w:t>2Cr 1.3</w:t>
+      </w:r>
       <w:r>
         <w:rPr>
           <w:lang w:val="pt_PT" w:bidi="pt_PT"/>
@@ -9576,18 +8376,12 @@
         </w:rPr>
         <w:t xml:space="preserve"> mas o Senhor designou o herdeiro de Davi, Salomão (cap. </w:t>
       </w:r>
-      <w:hyperlink r:id="rId202">
-        <w:r>
-          <w:rPr>
-            <w:lang w:val="pt_PT" w:bidi="pt_PT"/>
-          </w:rPr>
-          <w:rPr>
-            <w:color w:val="0000EE"/>
-            <w:u w:val="single"/>
-          </w:rPr>
-          <w:t>22</w:t>
-        </w:r>
-      </w:hyperlink>
+      <w:r>
+        <w:rPr>
+          <w:lang w:val="pt_PT" w:bidi="pt_PT"/>
+        </w:rPr>
+        <w:t>22</w:t>
+      </w:r>
       <w:r>
         <w:rPr>
           <w:lang w:val="pt_PT" w:bidi="pt_PT"/>
@@ -9642,18 +8436,12 @@
         </w:rPr>
         <w:t>A seção maior (</w:t>
       </w:r>
-      <w:hyperlink r:id="rId203">
-        <w:r>
-          <w:rPr>
-            <w:lang w:val="pt_PT" w:bidi="pt_PT"/>
-          </w:rPr>
-          <w:rPr>
-            <w:color w:val="0000EE"/>
-            <w:u w:val="single"/>
-          </w:rPr>
-          <w:t>13.1–17.27</w:t>
-        </w:r>
-      </w:hyperlink>
+      <w:r>
+        <w:rPr>
+          <w:lang w:val="pt_PT" w:bidi="pt_PT"/>
+        </w:rPr>
+        <w:t>13.1–17.27</w:t>
+      </w:r>
       <w:r>
         <w:rPr>
           <w:lang w:val="pt_PT" w:bidi="pt_PT"/>
@@ -9769,18 +8557,12 @@
         </w:rPr>
         <w:t>A construção do Templo foi um aspecto central do reino de Deus na terra. Salomão mais tarde construiu o Templo (</w:t>
       </w:r>
-      <w:hyperlink r:id="rId204">
-        <w:r>
-          <w:rPr>
-            <w:lang w:val="pt_PT" w:bidi="pt_PT"/>
-          </w:rPr>
-          <w:rPr>
-            <w:color w:val="0000EE"/>
-            <w:u w:val="single"/>
-          </w:rPr>
-          <w:t>2Cr 2–7</w:t>
-        </w:r>
-      </w:hyperlink>
+      <w:r>
+        <w:rPr>
+          <w:lang w:val="pt_PT" w:bidi="pt_PT"/>
+        </w:rPr>
+        <w:t>2Cr 2–7</w:t>
+      </w:r>
       <w:r>
         <w:rPr>
           <w:lang w:val="pt_PT" w:bidi="pt_PT"/>
@@ -9835,54 +8617,36 @@
         </w:rPr>
         <w:t xml:space="preserve">O Cronista fez esta declaração sobre Salomão em particular (veja </w:t>
       </w:r>
-      <w:hyperlink r:id="rId205">
-        <w:r>
-          <w:rPr>
-            <w:lang w:val="pt_PT" w:bidi="pt_PT"/>
-          </w:rPr>
-          <w:rPr>
-            <w:color w:val="0000EE"/>
-            <w:u w:val="single"/>
-          </w:rPr>
-          <w:t>22.9</w:t>
-        </w:r>
-      </w:hyperlink>
+      <w:r>
+        <w:rPr>
+          <w:lang w:val="pt_PT" w:bidi="pt_PT"/>
+        </w:rPr>
+        <w:t>22.9</w:t>
+      </w:r>
       <w:r>
         <w:rPr>
           <w:lang w:val="pt_PT" w:bidi="pt_PT"/>
         </w:rPr>
         <w:t xml:space="preserve">; </w:t>
       </w:r>
-      <w:hyperlink r:id="rId206">
-        <w:r>
-          <w:rPr>
-            <w:lang w:val="pt_PT" w:bidi="pt_PT"/>
-          </w:rPr>
-          <w:rPr>
-            <w:color w:val="0000EE"/>
-            <w:u w:val="single"/>
-          </w:rPr>
-          <w:t>28.5–6</w:t>
-        </w:r>
-      </w:hyperlink>
+      <w:r>
+        <w:rPr>
+          <w:lang w:val="pt_PT" w:bidi="pt_PT"/>
+        </w:rPr>
+        <w:t>28.5–6</w:t>
+      </w:r>
       <w:r>
         <w:rPr>
           <w:lang w:val="pt_PT" w:bidi="pt_PT"/>
         </w:rPr>
         <w:t xml:space="preserve">; cp. </w:t>
       </w:r>
-      <w:hyperlink r:id="rId207">
-        <w:r>
-          <w:rPr>
-            <w:lang w:val="pt_PT" w:bidi="pt_PT"/>
-          </w:rPr>
-          <w:rPr>
-            <w:color w:val="0000EE"/>
-            <w:u w:val="single"/>
-          </w:rPr>
-          <w:t>2Sm 7.14</w:t>
-        </w:r>
-      </w:hyperlink>
+      <w:r>
+        <w:rPr>
+          <w:lang w:val="pt_PT" w:bidi="pt_PT"/>
+        </w:rPr>
+        <w:t>2Sm 7.14</w:t>
+      </w:r>
       <w:r>
         <w:rPr>
           <w:lang w:val="pt_PT" w:bidi="pt_PT"/>
@@ -9937,18 +8701,12 @@
         </w:rPr>
         <w:t xml:space="preserve">No paralelo em </w:t>
       </w:r>
-      <w:hyperlink r:id="rId208">
-        <w:r>
-          <w:rPr>
-            <w:lang w:val="pt_PT" w:bidi="pt_PT"/>
-          </w:rPr>
-          <w:rPr>
-            <w:color w:val="0000EE"/>
-            <w:u w:val="single"/>
-          </w:rPr>
-          <w:t>2Sm 7.16</w:t>
-        </w:r>
-      </w:hyperlink>
+      <w:r>
+        <w:rPr>
+          <w:lang w:val="pt_PT" w:bidi="pt_PT"/>
+        </w:rPr>
+        <w:t>2Sm 7.16</w:t>
+      </w:r>
       <w:r>
         <w:rPr>
           <w:lang w:val="pt_PT" w:bidi="pt_PT"/>
@@ -10052,18 +8810,12 @@
         </w:rPr>
         <w:t xml:space="preserve"> um rei filisteu permaneceu em Gate no final do reinado de Davi (</w:t>
       </w:r>
-      <w:hyperlink r:id="rId209">
-        <w:r>
-          <w:rPr>
-            <w:lang w:val="pt_PT" w:bidi="pt_PT"/>
-          </w:rPr>
-          <w:rPr>
-            <w:color w:val="0000EE"/>
-            <w:u w:val="single"/>
-          </w:rPr>
-          <w:t>1Rs 2.39</w:t>
-        </w:r>
-      </w:hyperlink>
+      <w:r>
+        <w:rPr>
+          <w:lang w:val="pt_PT" w:bidi="pt_PT"/>
+        </w:rPr>
+        <w:t>1Rs 2.39</w:t>
+      </w:r>
       <w:r>
         <w:rPr>
           <w:lang w:val="pt_PT" w:bidi="pt_PT"/>
@@ -10118,144 +8870,96 @@
         </w:rPr>
         <w:t>Esses registros de guerra narram a história do reino em expansão de Davi na conquista dos filisteus (</w:t>
       </w:r>
-      <w:hyperlink r:id="rId210">
-        <w:r>
-          <w:rPr>
-            <w:lang w:val="pt_PT" w:bidi="pt_PT"/>
-          </w:rPr>
-          <w:rPr>
-            <w:color w:val="0000EE"/>
-            <w:u w:val="single"/>
-          </w:rPr>
-          <w:t>18.1</w:t>
-        </w:r>
-      </w:hyperlink>
+      <w:r>
+        <w:rPr>
+          <w:lang w:val="pt_PT" w:bidi="pt_PT"/>
+        </w:rPr>
+        <w:t>18.1</w:t>
+      </w:r>
       <w:r>
         <w:rPr>
           <w:lang w:val="pt_PT" w:bidi="pt_PT"/>
         </w:rPr>
         <w:t>), Moabe (</w:t>
       </w:r>
-      <w:hyperlink r:id="rId211">
-        <w:r>
-          <w:rPr>
-            <w:lang w:val="pt_PT" w:bidi="pt_PT"/>
-          </w:rPr>
-          <w:rPr>
-            <w:color w:val="0000EE"/>
-            <w:u w:val="single"/>
-          </w:rPr>
-          <w:t>18.2</w:t>
-        </w:r>
-      </w:hyperlink>
+      <w:r>
+        <w:rPr>
+          <w:lang w:val="pt_PT" w:bidi="pt_PT"/>
+        </w:rPr>
+        <w:t>18.2</w:t>
+      </w:r>
       <w:r>
         <w:rPr>
           <w:lang w:val="pt_PT" w:bidi="pt_PT"/>
         </w:rPr>
         <w:t>), Zoba (</w:t>
       </w:r>
-      <w:hyperlink r:id="rId212">
-        <w:r>
-          <w:rPr>
-            <w:lang w:val="pt_PT" w:bidi="pt_PT"/>
-          </w:rPr>
-          <w:rPr>
-            <w:color w:val="0000EE"/>
-            <w:u w:val="single"/>
-          </w:rPr>
-          <w:t>18.3–4</w:t>
-        </w:r>
-      </w:hyperlink>
+      <w:r>
+        <w:rPr>
+          <w:lang w:val="pt_PT" w:bidi="pt_PT"/>
+        </w:rPr>
+        <w:t>18.3–4</w:t>
+      </w:r>
       <w:r>
         <w:rPr>
           <w:lang w:val="pt_PT" w:bidi="pt_PT"/>
         </w:rPr>
         <w:t>), Damasco (</w:t>
       </w:r>
-      <w:hyperlink r:id="rId213">
-        <w:r>
-          <w:rPr>
-            <w:lang w:val="pt_PT" w:bidi="pt_PT"/>
-          </w:rPr>
-          <w:rPr>
-            <w:color w:val="0000EE"/>
-            <w:u w:val="single"/>
-          </w:rPr>
-          <w:t>18.5–6</w:t>
-        </w:r>
-      </w:hyperlink>
+      <w:r>
+        <w:rPr>
+          <w:lang w:val="pt_PT" w:bidi="pt_PT"/>
+        </w:rPr>
+        <w:t>18.5–6</w:t>
+      </w:r>
       <w:r>
         <w:rPr>
           <w:lang w:val="pt_PT" w:bidi="pt_PT"/>
         </w:rPr>
         <w:t>) e Edom (</w:t>
       </w:r>
-      <w:hyperlink r:id="rId214">
-        <w:r>
-          <w:rPr>
-            <w:lang w:val="pt_PT" w:bidi="pt_PT"/>
-          </w:rPr>
-          <w:rPr>
-            <w:color w:val="0000EE"/>
-            <w:u w:val="single"/>
-          </w:rPr>
-          <w:t>18.12–13</w:t>
-        </w:r>
-      </w:hyperlink>
+      <w:r>
+        <w:rPr>
+          <w:lang w:val="pt_PT" w:bidi="pt_PT"/>
+        </w:rPr>
+        <w:t>18.12–13</w:t>
+      </w:r>
       <w:r>
         <w:rPr>
           <w:lang w:val="pt_PT" w:bidi="pt_PT"/>
         </w:rPr>
         <w:t>); incluem registros das relações internacionais de Davi, despojos e tributos (</w:t>
       </w:r>
-      <w:hyperlink r:id="rId215">
-        <w:r>
-          <w:rPr>
-            <w:lang w:val="pt_PT" w:bidi="pt_PT"/>
-          </w:rPr>
-          <w:rPr>
-            <w:color w:val="0000EE"/>
-            <w:u w:val="single"/>
-          </w:rPr>
-          <w:t>18.7–11</w:t>
-        </w:r>
-      </w:hyperlink>
+      <w:r>
+        <w:rPr>
+          <w:lang w:val="pt_PT" w:bidi="pt_PT"/>
+        </w:rPr>
+        <w:t>18.7–11</w:t>
+      </w:r>
       <w:r>
         <w:rPr>
           <w:lang w:val="pt_PT" w:bidi="pt_PT"/>
         </w:rPr>
         <w:t>). Um tema recorrente é que o Senhor fez Davi vitorioso onde quer que ele fosse (</w:t>
       </w:r>
-      <w:hyperlink r:id="rId216">
-        <w:r>
-          <w:rPr>
-            <w:lang w:val="pt_PT" w:bidi="pt_PT"/>
-          </w:rPr>
-          <w:rPr>
-            <w:color w:val="0000EE"/>
-            <w:u w:val="single"/>
-          </w:rPr>
-          <w:t>18.6</w:t>
-        </w:r>
-      </w:hyperlink>
+      <w:r>
+        <w:rPr>
+          <w:lang w:val="pt_PT" w:bidi="pt_PT"/>
+        </w:rPr>
+        <w:t>18.6</w:t>
+      </w:r>
       <w:r>
         <w:rPr>
           <w:lang w:val="pt_PT" w:bidi="pt_PT"/>
         </w:rPr>
         <w:t>,</w:t>
       </w:r>
-      <w:hyperlink r:id="rId217">
-        <w:r>
-          <w:rPr>
-            <w:lang w:val="pt_PT" w:bidi="pt_PT"/>
-          </w:rPr>
-          <w:rPr>
-            <w:color w:val="0000EE"/>
-            <w:u w:val="single"/>
-          </w:rPr>
-          <w:t>13</w:t>
-        </w:r>
-      </w:hyperlink>
+      <w:r>
+        <w:rPr>
+          <w:lang w:val="pt_PT" w:bidi="pt_PT"/>
+        </w:rPr>
+        <w:t>13</w:t>
+      </w:r>
       <w:r>
         <w:rPr>
           <w:lang w:val="pt_PT" w:bidi="pt_PT"/>
@@ -10310,180 +9014,120 @@
         </w:rPr>
         <w:t>Esta seção relata as guerras e conquistas militares de Davi, apresentando-o como o grande guerreiro da história de Israel. O relato aborda os aspectos públicos e políticos dos inimigos de Davi, mas trata muito pouco de seus assuntos privados. • Três seções distintas refletem relatos em Samuel: (1) as batalhas na expansão do reino (</w:t>
       </w:r>
-      <w:hyperlink r:id="rId218">
-        <w:r>
-          <w:rPr>
-            <w:lang w:val="pt_PT" w:bidi="pt_PT"/>
-          </w:rPr>
-          <w:rPr>
-            <w:color w:val="0000EE"/>
-            <w:u w:val="single"/>
-          </w:rPr>
-          <w:t>18.1–17</w:t>
-        </w:r>
-      </w:hyperlink>
+      <w:r>
+        <w:rPr>
+          <w:lang w:val="pt_PT" w:bidi="pt_PT"/>
+        </w:rPr>
+        <w:t>18.1–17</w:t>
+      </w:r>
       <w:r>
         <w:rPr>
           <w:lang w:val="pt_PT" w:bidi="pt_PT"/>
         </w:rPr>
         <w:t xml:space="preserve">; veja </w:t>
       </w:r>
-      <w:hyperlink r:id="rId219">
-        <w:r>
-          <w:rPr>
-            <w:lang w:val="pt_PT" w:bidi="pt_PT"/>
-          </w:rPr>
-          <w:rPr>
-            <w:color w:val="0000EE"/>
-            <w:u w:val="single"/>
-          </w:rPr>
-          <w:t>2Sm 8.1–16</w:t>
-        </w:r>
-      </w:hyperlink>
+      <w:r>
+        <w:rPr>
+          <w:lang w:val="pt_PT" w:bidi="pt_PT"/>
+        </w:rPr>
+        <w:t>2Sm 8.1–16</w:t>
+      </w:r>
       <w:r>
         <w:rPr>
           <w:lang w:val="pt_PT" w:bidi="pt_PT"/>
         </w:rPr>
         <w:t>); (2) a batalha contra os amonitas (</w:t>
       </w:r>
-      <w:hyperlink r:id="rId220">
-        <w:r>
-          <w:rPr>
-            <w:lang w:val="pt_PT" w:bidi="pt_PT"/>
-          </w:rPr>
-          <w:rPr>
-            <w:color w:val="0000EE"/>
-            <w:u w:val="single"/>
-          </w:rPr>
-          <w:t>1Cr 19.1–20.3</w:t>
-        </w:r>
-      </w:hyperlink>
+      <w:r>
+        <w:rPr>
+          <w:lang w:val="pt_PT" w:bidi="pt_PT"/>
+        </w:rPr>
+        <w:t>1Cr 19.1–20.3</w:t>
+      </w:r>
       <w:r>
         <w:rPr>
           <w:lang w:val="pt_PT" w:bidi="pt_PT"/>
         </w:rPr>
         <w:t xml:space="preserve">; veja </w:t>
       </w:r>
-      <w:hyperlink r:id="rId221">
-        <w:r>
-          <w:rPr>
-            <w:lang w:val="pt_PT" w:bidi="pt_PT"/>
-          </w:rPr>
-          <w:rPr>
-            <w:color w:val="0000EE"/>
-            <w:u w:val="single"/>
-          </w:rPr>
-          <w:t>2Sm 10.1–11.1</w:t>
-        </w:r>
-      </w:hyperlink>
+      <w:r>
+        <w:rPr>
+          <w:lang w:val="pt_PT" w:bidi="pt_PT"/>
+        </w:rPr>
+        <w:t>2Sm 10.1–11.1</w:t>
+      </w:r>
       <w:r>
         <w:rPr>
           <w:lang w:val="pt_PT" w:bidi="pt_PT"/>
         </w:rPr>
         <w:t xml:space="preserve">; </w:t>
       </w:r>
-      <w:hyperlink r:id="rId222">
-        <w:r>
-          <w:rPr>
-            <w:lang w:val="pt_PT" w:bidi="pt_PT"/>
-          </w:rPr>
-          <w:rPr>
-            <w:color w:val="0000EE"/>
-            <w:u w:val="single"/>
-          </w:rPr>
-          <w:t>12.30–31</w:t>
-        </w:r>
-      </w:hyperlink>
+      <w:r>
+        <w:rPr>
+          <w:lang w:val="pt_PT" w:bidi="pt_PT"/>
+        </w:rPr>
+        <w:t>12.30–31</w:t>
+      </w:r>
       <w:r>
         <w:rPr>
           <w:lang w:val="pt_PT" w:bidi="pt_PT"/>
         </w:rPr>
         <w:t>); e (3) as façanhas dos valentes de Davi (</w:t>
       </w:r>
-      <w:hyperlink r:id="rId223">
-        <w:r>
-          <w:rPr>
-            <w:lang w:val="pt_PT" w:bidi="pt_PT"/>
-          </w:rPr>
-          <w:rPr>
-            <w:color w:val="0000EE"/>
-            <w:u w:val="single"/>
-          </w:rPr>
-          <w:t>1Cr 20.4–8</w:t>
-        </w:r>
-      </w:hyperlink>
+      <w:r>
+        <w:rPr>
+          <w:lang w:val="pt_PT" w:bidi="pt_PT"/>
+        </w:rPr>
+        <w:t>1Cr 20.4–8</w:t>
+      </w:r>
       <w:r>
         <w:rPr>
           <w:lang w:val="pt_PT" w:bidi="pt_PT"/>
         </w:rPr>
         <w:t xml:space="preserve">; veja </w:t>
       </w:r>
-      <w:hyperlink r:id="rId224">
-        <w:r>
-          <w:rPr>
-            <w:lang w:val="pt_PT" w:bidi="pt_PT"/>
-          </w:rPr>
-          <w:rPr>
-            <w:color w:val="0000EE"/>
-            <w:u w:val="single"/>
-          </w:rPr>
-          <w:t>2Sm 21.18–22</w:t>
-        </w:r>
-      </w:hyperlink>
+      <w:r>
+        <w:rPr>
+          <w:lang w:val="pt_PT" w:bidi="pt_PT"/>
+        </w:rPr>
+        <w:t>2Sm 21.18–22</w:t>
+      </w:r>
       <w:r>
         <w:rPr>
           <w:lang w:val="pt_PT" w:bidi="pt_PT"/>
         </w:rPr>
         <w:t>). Cada seção começa com uma transição cronológica (depois disso) que une vagamente esses eventos (</w:t>
       </w:r>
-      <w:hyperlink r:id="rId210">
-        <w:r>
-          <w:rPr>
-            <w:lang w:val="pt_PT" w:bidi="pt_PT"/>
-          </w:rPr>
-          <w:rPr>
-            <w:color w:val="0000EE"/>
-            <w:u w:val="single"/>
-          </w:rPr>
-          <w:t>1Cr 18.1</w:t>
-        </w:r>
-      </w:hyperlink>
+      <w:r>
+        <w:rPr>
+          <w:lang w:val="pt_PT" w:bidi="pt_PT"/>
+        </w:rPr>
+        <w:t>1Cr 18.1</w:t>
+      </w:r>
       <w:r>
         <w:rPr>
           <w:lang w:val="pt_PT" w:bidi="pt_PT"/>
         </w:rPr>
         <w:t xml:space="preserve">; </w:t>
       </w:r>
-      <w:hyperlink r:id="rId225">
-        <w:r>
-          <w:rPr>
-            <w:lang w:val="pt_PT" w:bidi="pt_PT"/>
-          </w:rPr>
-          <w:rPr>
-            <w:color w:val="0000EE"/>
-            <w:u w:val="single"/>
-          </w:rPr>
-          <w:t>19.1</w:t>
-        </w:r>
-      </w:hyperlink>
+      <w:r>
+        <w:rPr>
+          <w:lang w:val="pt_PT" w:bidi="pt_PT"/>
+        </w:rPr>
+        <w:t>19.1</w:t>
+      </w:r>
       <w:r>
         <w:rPr>
           <w:lang w:val="pt_PT" w:bidi="pt_PT"/>
         </w:rPr>
         <w:t xml:space="preserve">; </w:t>
       </w:r>
-      <w:hyperlink r:id="rId226">
-        <w:r>
-          <w:rPr>
-            <w:lang w:val="pt_PT" w:bidi="pt_PT"/>
-          </w:rPr>
-          <w:rPr>
-            <w:color w:val="0000EE"/>
-            <w:u w:val="single"/>
-          </w:rPr>
-          <w:t>20.4</w:t>
-        </w:r>
-      </w:hyperlink>
+      <w:r>
+        <w:rPr>
+          <w:lang w:val="pt_PT" w:bidi="pt_PT"/>
+        </w:rPr>
+        <w:t>20.4</w:t>
+      </w:r>
       <w:r>
         <w:rPr>
           <w:lang w:val="pt_PT" w:bidi="pt_PT"/>
@@ -10551,36 +9195,24 @@
         </w:rPr>
         <w:t xml:space="preserve"> um arqui-inimigo de Hadadezer (</w:t>
       </w:r>
-      <w:hyperlink r:id="rId227">
-        <w:r>
-          <w:rPr>
-            <w:lang w:val="pt_PT" w:bidi="pt_PT"/>
-          </w:rPr>
-          <w:rPr>
-            <w:color w:val="0000EE"/>
-            <w:u w:val="single"/>
-          </w:rPr>
-          <w:t>18.9–11</w:t>
-        </w:r>
-      </w:hyperlink>
+      <w:r>
+        <w:rPr>
+          <w:lang w:val="pt_PT" w:bidi="pt_PT"/>
+        </w:rPr>
+        <w:t>18.9–11</w:t>
+      </w:r>
       <w:r>
         <w:rPr>
           <w:lang w:val="pt_PT" w:bidi="pt_PT"/>
         </w:rPr>
         <w:t>). Com a derrota de Amom e dos arameus a leste do Jordão, Davi estendeu seu controle sobre as extensões meridionais de Edom e ganhou acesso a um porto marítimo ao sul (</w:t>
       </w:r>
-      <w:hyperlink r:id="rId214">
-        <w:r>
-          <w:rPr>
-            <w:lang w:val="pt_PT" w:bidi="pt_PT"/>
-          </w:rPr>
-          <w:rPr>
-            <w:color w:val="0000EE"/>
-            <w:u w:val="single"/>
-          </w:rPr>
-          <w:t>18.12–13</w:t>
-        </w:r>
-      </w:hyperlink>
+      <w:r>
+        <w:rPr>
+          <w:lang w:val="pt_PT" w:bidi="pt_PT"/>
+        </w:rPr>
+        <w:t>18.12–13</w:t>
+      </w:r>
       <w:r>
         <w:rPr>
           <w:lang w:val="pt_PT" w:bidi="pt_PT"/>
@@ -10792,18 +9424,12 @@
         </w:rPr>
         <w:t xml:space="preserve">Joabe sabia que a batalha não estava sendo travada para ganhar mais território, mas para defender o povo e as cidades de Israel da invasão (cp. </w:t>
       </w:r>
-      <w:hyperlink r:id="rId228">
-        <w:r>
-          <w:rPr>
-            <w:lang w:val="pt_PT" w:bidi="pt_PT"/>
-          </w:rPr>
-          <w:rPr>
-            <w:color w:val="0000EE"/>
-            <w:u w:val="single"/>
-          </w:rPr>
-          <w:t>19.8</w:t>
-        </w:r>
-      </w:hyperlink>
+      <w:r>
+        <w:rPr>
+          <w:lang w:val="pt_PT" w:bidi="pt_PT"/>
+        </w:rPr>
+        <w:t>19.8</w:t>
+      </w:r>
       <w:r>
         <w:rPr>
           <w:lang w:val="pt_PT" w:bidi="pt_PT"/>
@@ -10919,18 +9545,12 @@
         </w:rPr>
         <w:t>Esta guerra contra os amonitas foi o contexto do pecado de Davi com Bate-Seba (</w:t>
       </w:r>
-      <w:hyperlink r:id="rId229">
-        <w:r>
-          <w:rPr>
-            <w:lang w:val="pt_PT" w:bidi="pt_PT"/>
-          </w:rPr>
-          <w:rPr>
-            <w:color w:val="0000EE"/>
-            <w:u w:val="single"/>
-          </w:rPr>
-          <w:t>2Sm 11.2–12.25</w:t>
-        </w:r>
-      </w:hyperlink>
+      <w:r>
+        <w:rPr>
+          <w:lang w:val="pt_PT" w:bidi="pt_PT"/>
+        </w:rPr>
+        <w:t>2Sm 11.2–12.25</w:t>
+      </w:r>
       <w:r>
         <w:rPr>
           <w:lang w:val="pt_PT" w:bidi="pt_PT"/>
@@ -10998,198 +9618,132 @@
         </w:rPr>
         <w:t xml:space="preserve">) incitou Davi a realizar um censo de suas forças militares (cp. </w:t>
       </w:r>
-      <w:hyperlink r:id="rId230">
-        <w:r>
-          <w:rPr>
-            <w:lang w:val="pt_PT" w:bidi="pt_PT"/>
-          </w:rPr>
-          <w:rPr>
-            <w:color w:val="0000EE"/>
-            <w:u w:val="single"/>
-          </w:rPr>
-          <w:t>2Sm 24.1</w:t>
-        </w:r>
-      </w:hyperlink>
+      <w:r>
+        <w:rPr>
+          <w:lang w:val="pt_PT" w:bidi="pt_PT"/>
+        </w:rPr>
+        <w:t>2Sm 24.1</w:t>
+      </w:r>
       <w:r>
         <w:rPr>
           <w:lang w:val="pt_PT" w:bidi="pt_PT"/>
         </w:rPr>
         <w:t xml:space="preserve">). O Cronista parece interpretar a narrativa de Samuel à luz de sua teologia de Satanás como o adversário de Deus e da humanidade. Como Deus permite que Satanás atue no mundo, Satanás, sem saber, cumpre os propósitos de Deus (cp. </w:t>
       </w:r>
-      <w:hyperlink r:id="rId231">
-        <w:r>
-          <w:rPr>
-            <w:lang w:val="pt_PT" w:bidi="pt_PT"/>
-          </w:rPr>
-          <w:rPr>
-            <w:color w:val="0000EE"/>
-            <w:u w:val="single"/>
-          </w:rPr>
-          <w:t>2Cr 18.3–34</w:t>
-        </w:r>
-      </w:hyperlink>
+      <w:r>
+        <w:rPr>
+          <w:lang w:val="pt_PT" w:bidi="pt_PT"/>
+        </w:rPr>
+        <w:t>2Cr 18.3–34</w:t>
+      </w:r>
       <w:r>
         <w:rPr>
           <w:lang w:val="pt_PT" w:bidi="pt_PT"/>
         </w:rPr>
         <w:t xml:space="preserve">; </w:t>
       </w:r>
-      <w:hyperlink r:id="rId232">
-        <w:r>
-          <w:rPr>
-            <w:lang w:val="pt_PT" w:bidi="pt_PT"/>
-          </w:rPr>
-          <w:rPr>
-            <w:color w:val="0000EE"/>
-            <w:u w:val="single"/>
-          </w:rPr>
-          <w:t>Jó 1.6–2.7</w:t>
-        </w:r>
-      </w:hyperlink>
+      <w:r>
+        <w:rPr>
+          <w:lang w:val="pt_PT" w:bidi="pt_PT"/>
+        </w:rPr>
+        <w:t>Jó 1.6–2.7</w:t>
+      </w:r>
       <w:r>
         <w:rPr>
           <w:lang w:val="pt_PT" w:bidi="pt_PT"/>
         </w:rPr>
         <w:t xml:space="preserve">; </w:t>
       </w:r>
-      <w:hyperlink r:id="rId233">
-        <w:r>
-          <w:rPr>
-            <w:lang w:val="pt_PT" w:bidi="pt_PT"/>
-          </w:rPr>
-          <w:rPr>
-            <w:color w:val="0000EE"/>
-            <w:u w:val="single"/>
-          </w:rPr>
-          <w:t>Zc 3.1–2</w:t>
-        </w:r>
-      </w:hyperlink>
+      <w:r>
+        <w:rPr>
+          <w:lang w:val="pt_PT" w:bidi="pt_PT"/>
+        </w:rPr>
+        <w:t>Zc 3.1–2</w:t>
+      </w:r>
       <w:r>
         <w:rPr>
           <w:lang w:val="pt_PT" w:bidi="pt_PT"/>
         </w:rPr>
         <w:t xml:space="preserve">; </w:t>
       </w:r>
-      <w:hyperlink r:id="rId234">
-        <w:r>
-          <w:rPr>
-            <w:lang w:val="pt_PT" w:bidi="pt_PT"/>
-          </w:rPr>
-          <w:rPr>
-            <w:color w:val="0000EE"/>
-            <w:u w:val="single"/>
-          </w:rPr>
-          <w:t>Mt 4.1–11</w:t>
-        </w:r>
-      </w:hyperlink>
+      <w:r>
+        <w:rPr>
+          <w:lang w:val="pt_PT" w:bidi="pt_PT"/>
+        </w:rPr>
+        <w:t>Mt 4.1–11</w:t>
+      </w:r>
       <w:r>
         <w:rPr>
           <w:lang w:val="pt_PT" w:bidi="pt_PT"/>
         </w:rPr>
         <w:t xml:space="preserve">; </w:t>
       </w:r>
-      <w:hyperlink r:id="rId235">
-        <w:r>
-          <w:rPr>
-            <w:lang w:val="pt_PT" w:bidi="pt_PT"/>
-          </w:rPr>
-          <w:rPr>
-            <w:color w:val="0000EE"/>
-            <w:u w:val="single"/>
-          </w:rPr>
-          <w:t>Jo 13.27</w:t>
-        </w:r>
-      </w:hyperlink>
+      <w:r>
+        <w:rPr>
+          <w:lang w:val="pt_PT" w:bidi="pt_PT"/>
+        </w:rPr>
+        <w:t>Jo 13.27</w:t>
+      </w:r>
       <w:r>
         <w:rPr>
           <w:lang w:val="pt_PT" w:bidi="pt_PT"/>
         </w:rPr>
         <w:t xml:space="preserve">; </w:t>
       </w:r>
-      <w:hyperlink r:id="rId236">
-        <w:r>
-          <w:rPr>
-            <w:lang w:val="pt_PT" w:bidi="pt_PT"/>
-          </w:rPr>
-          <w:rPr>
-            <w:color w:val="0000EE"/>
-            <w:u w:val="single"/>
-          </w:rPr>
-          <w:t>1Co 5.5</w:t>
-        </w:r>
-      </w:hyperlink>
+      <w:r>
+        <w:rPr>
+          <w:lang w:val="pt_PT" w:bidi="pt_PT"/>
+        </w:rPr>
+        <w:t>1Co 5.5</w:t>
+      </w:r>
       <w:r>
         <w:rPr>
           <w:lang w:val="pt_PT" w:bidi="pt_PT"/>
         </w:rPr>
         <w:t xml:space="preserve">; </w:t>
       </w:r>
-      <w:hyperlink r:id="rId237">
-        <w:r>
-          <w:rPr>
-            <w:lang w:val="pt_PT" w:bidi="pt_PT"/>
-          </w:rPr>
-          <w:rPr>
-            <w:color w:val="0000EE"/>
-            <w:u w:val="single"/>
-          </w:rPr>
-          <w:t>2Co 12.7</w:t>
-        </w:r>
-      </w:hyperlink>
+      <w:r>
+        <w:rPr>
+          <w:lang w:val="pt_PT" w:bidi="pt_PT"/>
+        </w:rPr>
+        <w:t>2Co 12.7</w:t>
+      </w:r>
       <w:r>
         <w:rPr>
           <w:lang w:val="pt_PT" w:bidi="pt_PT"/>
         </w:rPr>
         <w:t xml:space="preserve">; </w:t>
       </w:r>
-      <w:hyperlink r:id="rId238">
-        <w:r>
-          <w:rPr>
-            <w:lang w:val="pt_PT" w:bidi="pt_PT"/>
-          </w:rPr>
-          <w:rPr>
-            <w:color w:val="0000EE"/>
-            <w:u w:val="single"/>
-          </w:rPr>
-          <w:t>1Tm 1.20</w:t>
-        </w:r>
-      </w:hyperlink>
+      <w:r>
+        <w:rPr>
+          <w:lang w:val="pt_PT" w:bidi="pt_PT"/>
+        </w:rPr>
+        <w:t>1Tm 1.20</w:t>
+      </w:r>
       <w:r>
         <w:rPr>
           <w:lang w:val="pt_PT" w:bidi="pt_PT"/>
         </w:rPr>
         <w:t xml:space="preserve">; </w:t>
       </w:r>
-      <w:hyperlink r:id="rId239">
-        <w:r>
-          <w:rPr>
-            <w:lang w:val="pt_PT" w:bidi="pt_PT"/>
-          </w:rPr>
-          <w:rPr>
-            <w:color w:val="0000EE"/>
-            <w:u w:val="single"/>
-          </w:rPr>
-          <w:t>Ap 20.3</w:t>
-        </w:r>
-      </w:hyperlink>
+      <w:r>
+        <w:rPr>
+          <w:lang w:val="pt_PT" w:bidi="pt_PT"/>
+        </w:rPr>
+        <w:t>Ap 20.3</w:t>
+      </w:r>
       <w:r>
         <w:rPr>
           <w:lang w:val="pt_PT" w:bidi="pt_PT"/>
         </w:rPr>
         <w:t>,</w:t>
       </w:r>
-      <w:hyperlink r:id="rId240">
-        <w:r>
-          <w:rPr>
-            <w:lang w:val="pt_PT" w:bidi="pt_PT"/>
-          </w:rPr>
-          <w:rPr>
-            <w:color w:val="0000EE"/>
-            <w:u w:val="single"/>
-          </w:rPr>
-          <w:t>7–9</w:t>
-        </w:r>
-      </w:hyperlink>
+      <w:r>
+        <w:rPr>
+          <w:lang w:val="pt_PT" w:bidi="pt_PT"/>
+        </w:rPr>
+        <w:t>7–9</w:t>
+      </w:r>
       <w:r>
         <w:rPr>
           <w:lang w:val="pt_PT" w:bidi="pt_PT"/>
@@ -11244,36 +9798,24 @@
         </w:rPr>
         <w:t xml:space="preserve">Este relato do censo é muito semelhante a </w:t>
       </w:r>
-      <w:hyperlink r:id="rId241">
-        <w:r>
-          <w:rPr>
-            <w:lang w:val="pt_PT" w:bidi="pt_PT"/>
-          </w:rPr>
-          <w:rPr>
-            <w:color w:val="0000EE"/>
-            <w:u w:val="single"/>
-          </w:rPr>
-          <w:t>2Sm 24.1–25</w:t>
-        </w:r>
-      </w:hyperlink>
+      <w:r>
+        <w:rPr>
+          <w:lang w:val="pt_PT" w:bidi="pt_PT"/>
+        </w:rPr>
+        <w:t>2Sm 24.1–25</w:t>
+      </w:r>
       <w:r>
         <w:rPr>
           <w:lang w:val="pt_PT" w:bidi="pt_PT"/>
         </w:rPr>
         <w:t>, mas tem um foco totalmente diferente. O relato do Cronista fornece o contexto para a dedicação do altar e os preparativos para a construção do Templo (</w:t>
       </w:r>
-      <w:hyperlink r:id="rId202">
-        <w:r>
-          <w:rPr>
-            <w:lang w:val="pt_PT" w:bidi="pt_PT"/>
-          </w:rPr>
-          <w:rPr>
-            <w:color w:val="0000EE"/>
-            <w:u w:val="single"/>
-          </w:rPr>
-          <w:t>1Cr 22</w:t>
-        </w:r>
-      </w:hyperlink>
+      <w:r>
+        <w:rPr>
+          <w:lang w:val="pt_PT" w:bidi="pt_PT"/>
+        </w:rPr>
+        <w:t>1Cr 22</w:t>
+      </w:r>
       <w:r>
         <w:rPr>
           <w:lang w:val="pt_PT" w:bidi="pt_PT"/>
@@ -11388,18 +9930,12 @@
         </w:rPr>
         <w:t>Gade é mencionado mais tarde como tendo compilado uma lista dos “eventos do reinado do Rei Davi” (</w:t>
       </w:r>
-      <w:hyperlink r:id="rId242">
-        <w:r>
-          <w:rPr>
-            <w:lang w:val="pt_PT" w:bidi="pt_PT"/>
-          </w:rPr>
-          <w:rPr>
-            <w:color w:val="0000EE"/>
-            <w:u w:val="single"/>
-          </w:rPr>
-          <w:t>29.29</w:t>
-        </w:r>
-      </w:hyperlink>
+      <w:r>
+        <w:rPr>
+          <w:lang w:val="pt_PT" w:bidi="pt_PT"/>
+        </w:rPr>
+        <w:t>29.29</w:t>
+      </w:r>
       <w:r>
         <w:rPr>
           <w:lang w:val="pt_PT" w:bidi="pt_PT"/>
@@ -11454,18 +9990,12 @@
         </w:rPr>
         <w:t>Esses versículos fornecem uma descrição mais detalhada do anjo e da resposta de Davi do que o texto paralelo (</w:t>
       </w:r>
-      <w:hyperlink r:id="rId243">
-        <w:r>
-          <w:rPr>
-            <w:lang w:val="pt_PT" w:bidi="pt_PT"/>
-          </w:rPr>
-          <w:rPr>
-            <w:color w:val="0000EE"/>
-            <w:u w:val="single"/>
-          </w:rPr>
-          <w:t>2Sm 24.17</w:t>
-        </w:r>
-      </w:hyperlink>
+      <w:r>
+        <w:rPr>
+          <w:lang w:val="pt_PT" w:bidi="pt_PT"/>
+        </w:rPr>
+        <w:t>2Sm 24.17</w:t>
+      </w:r>
       <w:r>
         <w:rPr>
           <w:lang w:val="pt_PT" w:bidi="pt_PT"/>
@@ -11533,54 +10063,36 @@
         </w:rPr>
         <w:t xml:space="preserve"> onde o Tabernáculo estava localizado (veja </w:t>
       </w:r>
-      <w:hyperlink r:id="rId169">
-        <w:r>
-          <w:rPr>
-            <w:lang w:val="pt_PT" w:bidi="pt_PT"/>
-          </w:rPr>
-          <w:rPr>
-            <w:color w:val="0000EE"/>
-            <w:u w:val="single"/>
-          </w:rPr>
-          <w:t>16.39</w:t>
-        </w:r>
-      </w:hyperlink>
+      <w:r>
+        <w:rPr>
+          <w:lang w:val="pt_PT" w:bidi="pt_PT"/>
+        </w:rPr>
+        <w:t>16.39</w:t>
+      </w:r>
       <w:r>
         <w:rPr>
           <w:lang w:val="pt_PT" w:bidi="pt_PT"/>
         </w:rPr>
         <w:t xml:space="preserve">; </w:t>
       </w:r>
-      <w:hyperlink r:id="rId170">
-        <w:r>
-          <w:rPr>
-            <w:lang w:val="pt_PT" w:bidi="pt_PT"/>
-          </w:rPr>
-          <w:rPr>
-            <w:color w:val="0000EE"/>
-            <w:u w:val="single"/>
-          </w:rPr>
-          <w:t>21.29</w:t>
-        </w:r>
-      </w:hyperlink>
+      <w:r>
+        <w:rPr>
+          <w:lang w:val="pt_PT" w:bidi="pt_PT"/>
+        </w:rPr>
+        <w:t>21.29</w:t>
+      </w:r>
       <w:r>
         <w:rPr>
           <w:lang w:val="pt_PT" w:bidi="pt_PT"/>
         </w:rPr>
         <w:t xml:space="preserve">; </w:t>
       </w:r>
-      <w:hyperlink r:id="rId201">
-        <w:r>
-          <w:rPr>
-            <w:lang w:val="pt_PT" w:bidi="pt_PT"/>
-          </w:rPr>
-          <w:rPr>
-            <w:color w:val="0000EE"/>
-            <w:u w:val="single"/>
-          </w:rPr>
-          <w:t>2Cr 1.3</w:t>
-        </w:r>
-      </w:hyperlink>
+      <w:r>
+        <w:rPr>
+          <w:lang w:val="pt_PT" w:bidi="pt_PT"/>
+        </w:rPr>
+        <w:t>2Cr 1.3</w:t>
+      </w:r>
       <w:r>
         <w:rPr>
           <w:lang w:val="pt_PT" w:bidi="pt_PT"/>
@@ -11600,18 +10112,12 @@
         </w:rPr>
         <w:t xml:space="preserve"> permitiu que Davi fizesse ofertas ali de acordo com a palavra que recebeu através de Gade, o vidente (</w:t>
       </w:r>
-      <w:hyperlink r:id="rId244">
-        <w:r>
-          <w:rPr>
-            <w:lang w:val="pt_PT" w:bidi="pt_PT"/>
-          </w:rPr>
-          <w:rPr>
-            <w:color w:val="0000EE"/>
-            <w:u w:val="single"/>
-          </w:rPr>
-          <w:t>1Cr 21.18</w:t>
-        </w:r>
-      </w:hyperlink>
+      <w:r>
+        <w:rPr>
+          <w:lang w:val="pt_PT" w:bidi="pt_PT"/>
+        </w:rPr>
+        <w:t>1Cr 21.18</w:t>
+      </w:r>
       <w:r>
         <w:rPr>
           <w:lang w:val="pt_PT" w:bidi="pt_PT"/>
@@ -11666,90 +10172,60 @@
         </w:rPr>
         <w:t>Deus havia prometido a Davi que seu reino seria permanente e que seu filho construiria um templo para o Senhor (</w:t>
       </w:r>
-      <w:hyperlink r:id="rId245">
-        <w:r>
-          <w:rPr>
-            <w:lang w:val="pt_PT" w:bidi="pt_PT"/>
-          </w:rPr>
-          <w:rPr>
-            <w:color w:val="0000EE"/>
-            <w:u w:val="single"/>
-          </w:rPr>
-          <w:t>17.11–12</w:t>
-        </w:r>
-      </w:hyperlink>
+      <w:r>
+        <w:rPr>
+          <w:lang w:val="pt_PT" w:bidi="pt_PT"/>
+        </w:rPr>
+        <w:t>17.11–12</w:t>
+      </w:r>
       <w:r>
         <w:rPr>
           <w:lang w:val="pt_PT" w:bidi="pt_PT"/>
         </w:rPr>
         <w:t>). Agora que o local havia sido escolhido (</w:t>
       </w:r>
-      <w:hyperlink r:id="rId246">
-        <w:r>
-          <w:rPr>
-            <w:lang w:val="pt_PT" w:bidi="pt_PT"/>
-          </w:rPr>
-          <w:rPr>
-            <w:color w:val="0000EE"/>
-            <w:u w:val="single"/>
-          </w:rPr>
-          <w:t>21.18–22.1</w:t>
-        </w:r>
-      </w:hyperlink>
+      <w:r>
+        <w:rPr>
+          <w:lang w:val="pt_PT" w:bidi="pt_PT"/>
+        </w:rPr>
+        <w:t>21.18–22.1</w:t>
+      </w:r>
       <w:r>
         <w:rPr>
           <w:lang w:val="pt_PT" w:bidi="pt_PT"/>
         </w:rPr>
         <w:t>), Davi fez preparativos para a construção do Templo de Deus. Ele reuniu os materiais (</w:t>
       </w:r>
-      <w:hyperlink r:id="rId247">
-        <w:r>
-          <w:rPr>
-            <w:lang w:val="pt_PT" w:bidi="pt_PT"/>
-          </w:rPr>
-          <w:rPr>
-            <w:color w:val="0000EE"/>
-            <w:u w:val="single"/>
-          </w:rPr>
-          <w:t>22.2–5</w:t>
-        </w:r>
-      </w:hyperlink>
+      <w:r>
+        <w:rPr>
+          <w:lang w:val="pt_PT" w:bidi="pt_PT"/>
+        </w:rPr>
+        <w:t>22.2–5</w:t>
+      </w:r>
       <w:r>
         <w:rPr>
           <w:lang w:val="pt_PT" w:bidi="pt_PT"/>
         </w:rPr>
         <w:t>) e encarregou tanto Salomão (</w:t>
       </w:r>
-      <w:hyperlink r:id="rId248">
-        <w:r>
-          <w:rPr>
-            <w:lang w:val="pt_PT" w:bidi="pt_PT"/>
-          </w:rPr>
-          <w:rPr>
-            <w:color w:val="0000EE"/>
-            <w:u w:val="single"/>
-          </w:rPr>
-          <w:t>22.6–16</w:t>
-        </w:r>
-      </w:hyperlink>
+      <w:r>
+        <w:rPr>
+          <w:lang w:val="pt_PT" w:bidi="pt_PT"/>
+        </w:rPr>
+        <w:t>22.6–16</w:t>
+      </w:r>
       <w:r>
         <w:rPr>
           <w:lang w:val="pt_PT" w:bidi="pt_PT"/>
         </w:rPr>
         <w:t>) quanto os líderes de Israel (</w:t>
       </w:r>
-      <w:hyperlink r:id="rId249">
-        <w:r>
-          <w:rPr>
-            <w:lang w:val="pt_PT" w:bidi="pt_PT"/>
-          </w:rPr>
-          <w:rPr>
-            <w:color w:val="0000EE"/>
-            <w:u w:val="single"/>
-          </w:rPr>
-          <w:t>22.17–19</w:t>
-        </w:r>
-      </w:hyperlink>
+      <w:r>
+        <w:rPr>
+          <w:lang w:val="pt_PT" w:bidi="pt_PT"/>
+        </w:rPr>
+        <w:t>22.17–19</w:t>
+      </w:r>
       <w:r>
         <w:rPr>
           <w:lang w:val="pt_PT" w:bidi="pt_PT"/>
@@ -11804,54 +10280,36 @@
         </w:rPr>
         <w:t xml:space="preserve">Embora Salomão fosse jovem e inexperiente (veja também </w:t>
       </w:r>
-      <w:hyperlink r:id="rId250">
-        <w:r>
-          <w:rPr>
-            <w:lang w:val="pt_PT" w:bidi="pt_PT"/>
-          </w:rPr>
-          <w:rPr>
-            <w:color w:val="0000EE"/>
-            <w:u w:val="single"/>
-          </w:rPr>
-          <w:t>29.1</w:t>
-        </w:r>
-      </w:hyperlink>
+      <w:r>
+        <w:rPr>
+          <w:lang w:val="pt_PT" w:bidi="pt_PT"/>
+        </w:rPr>
+        <w:t>29.1</w:t>
+      </w:r>
       <w:r>
         <w:rPr>
           <w:lang w:val="pt_PT" w:bidi="pt_PT"/>
         </w:rPr>
         <w:t xml:space="preserve">; cp. </w:t>
       </w:r>
-      <w:hyperlink r:id="rId251">
-        <w:r>
-          <w:rPr>
-            <w:lang w:val="pt_PT" w:bidi="pt_PT"/>
-          </w:rPr>
-          <w:rPr>
-            <w:color w:val="0000EE"/>
-            <w:u w:val="single"/>
-          </w:rPr>
-          <w:t>1Rs 3.7</w:t>
-        </w:r>
-      </w:hyperlink>
+      <w:r>
+        <w:rPr>
+          <w:lang w:val="pt_PT" w:bidi="pt_PT"/>
+        </w:rPr>
+        <w:t>1Rs 3.7</w:t>
+      </w:r>
       <w:r>
         <w:rPr>
           <w:lang w:val="pt_PT" w:bidi="pt_PT"/>
         </w:rPr>
         <w:t xml:space="preserve">; </w:t>
       </w:r>
-      <w:hyperlink r:id="rId252">
-        <w:r>
-          <w:rPr>
-            <w:lang w:val="pt_PT" w:bidi="pt_PT"/>
-          </w:rPr>
-          <w:rPr>
-            <w:color w:val="0000EE"/>
-            <w:u w:val="single"/>
-          </w:rPr>
-          <w:t>2Cr 13.7</w:t>
-        </w:r>
-      </w:hyperlink>
+      <w:r>
+        <w:rPr>
+          <w:lang w:val="pt_PT" w:bidi="pt_PT"/>
+        </w:rPr>
+        <w:t>2Cr 13.7</w:t>
+      </w:r>
       <w:r>
         <w:rPr>
           <w:lang w:val="pt_PT" w:bidi="pt_PT"/>
@@ -11871,36 +10329,24 @@
         </w:rPr>
         <w:t xml:space="preserve"> Davi também projetou o Templo (</w:t>
       </w:r>
-      <w:hyperlink r:id="rId253">
-        <w:r>
-          <w:rPr>
-            <w:lang w:val="pt_PT" w:bidi="pt_PT"/>
-          </w:rPr>
-          <w:rPr>
-            <w:color w:val="0000EE"/>
-            <w:u w:val="single"/>
-          </w:rPr>
-          <w:t>1Cr 28.11–12</w:t>
-        </w:r>
-      </w:hyperlink>
+      <w:r>
+        <w:rPr>
+          <w:lang w:val="pt_PT" w:bidi="pt_PT"/>
+        </w:rPr>
+        <w:t>1Cr 28.11–12</w:t>
+      </w:r>
       <w:r>
         <w:rPr>
           <w:lang w:val="pt_PT" w:bidi="pt_PT"/>
         </w:rPr>
         <w:t xml:space="preserve">). Mais tarde, Deus proporcionou a Salomão a sabedoria necessária para construir o Templo e governar bem (veja </w:t>
       </w:r>
-      <w:hyperlink r:id="rId254">
-        <w:r>
-          <w:rPr>
-            <w:lang w:val="pt_PT" w:bidi="pt_PT"/>
-          </w:rPr>
-          <w:rPr>
-            <w:color w:val="0000EE"/>
-            <w:u w:val="single"/>
-          </w:rPr>
-          <w:t>2Cr 1.7–12</w:t>
-        </w:r>
-      </w:hyperlink>
+      <w:r>
+        <w:rPr>
+          <w:lang w:val="pt_PT" w:bidi="pt_PT"/>
+        </w:rPr>
+        <w:t>2Cr 1.7–12</w:t>
+      </w:r>
       <w:r>
         <w:rPr>
           <w:lang w:val="pt_PT" w:bidi="pt_PT"/>
@@ -11955,108 +10401,72 @@
         </w:rPr>
         <w:t xml:space="preserve">Deus não permitiu que Davi construísse o Templo porque ele havia derramado muito sangue (veja </w:t>
       </w:r>
-      <w:hyperlink r:id="rId255">
-        <w:r>
-          <w:rPr>
-            <w:lang w:val="pt_PT" w:bidi="pt_PT"/>
-          </w:rPr>
-          <w:rPr>
-            <w:color w:val="0000EE"/>
-            <w:u w:val="single"/>
-          </w:rPr>
-          <w:t>1Rs 5.3–4</w:t>
-        </w:r>
-      </w:hyperlink>
+      <w:r>
+        <w:rPr>
+          <w:lang w:val="pt_PT" w:bidi="pt_PT"/>
+        </w:rPr>
+        <w:t>1Rs 5.3–4</w:t>
+      </w:r>
       <w:r>
         <w:rPr>
           <w:lang w:val="pt_PT" w:bidi="pt_PT"/>
         </w:rPr>
         <w:t xml:space="preserve">). As guerras de Davi não foram antiéticas, e Deus as havia abençoado e apoiado. No entanto, Davi havia sido contaminado com uma espécie de impureza cerimonial pelo sangue que havia derramado e pelas mortes que havia causado em batalha (veja </w:t>
       </w:r>
-      <w:hyperlink r:id="rId256">
-        <w:r>
-          <w:rPr>
-            <w:lang w:val="pt_PT" w:bidi="pt_PT"/>
-          </w:rPr>
-          <w:rPr>
-            <w:color w:val="0000EE"/>
-            <w:u w:val="single"/>
-          </w:rPr>
-          <w:t>1Cr 28.3</w:t>
-        </w:r>
-      </w:hyperlink>
+      <w:r>
+        <w:rPr>
+          <w:lang w:val="pt_PT" w:bidi="pt_PT"/>
+        </w:rPr>
+        <w:t>1Cr 28.3</w:t>
+      </w:r>
       <w:r>
         <w:rPr>
           <w:lang w:val="pt_PT" w:bidi="pt_PT"/>
         </w:rPr>
         <w:t xml:space="preserve">; veja </w:t>
       </w:r>
-      <w:hyperlink r:id="rId257">
-        <w:r>
-          <w:rPr>
-            <w:lang w:val="pt_PT" w:bidi="pt_PT"/>
-          </w:rPr>
-          <w:rPr>
-            <w:color w:val="0000EE"/>
-            <w:u w:val="single"/>
-          </w:rPr>
-          <w:t>Gn 4.10–12</w:t>
-        </w:r>
-      </w:hyperlink>
+      <w:r>
+        <w:rPr>
+          <w:lang w:val="pt_PT" w:bidi="pt_PT"/>
+        </w:rPr>
+        <w:t>Gn 4.10–12</w:t>
+      </w:r>
       <w:r>
         <w:rPr>
           <w:lang w:val="pt_PT" w:bidi="pt_PT"/>
         </w:rPr>
         <w:t xml:space="preserve">; </w:t>
       </w:r>
-      <w:hyperlink r:id="rId258">
-        <w:r>
-          <w:rPr>
-            <w:lang w:val="pt_PT" w:bidi="pt_PT"/>
-          </w:rPr>
-          <w:rPr>
-            <w:color w:val="0000EE"/>
-            <w:u w:val="single"/>
-          </w:rPr>
-          <w:t>Lv 17.3–4</w:t>
-        </w:r>
-      </w:hyperlink>
+      <w:r>
+        <w:rPr>
+          <w:lang w:val="pt_PT" w:bidi="pt_PT"/>
+        </w:rPr>
+        <w:t>Lv 17.3–4</w:t>
+      </w:r>
       <w:r>
         <w:rPr>
           <w:lang w:val="pt_PT" w:bidi="pt_PT"/>
         </w:rPr>
         <w:t xml:space="preserve">; </w:t>
       </w:r>
-      <w:hyperlink r:id="rId259">
-        <w:r>
-          <w:rPr>
-            <w:lang w:val="pt_PT" w:bidi="pt_PT"/>
-          </w:rPr>
-          <w:rPr>
-            <w:color w:val="0000EE"/>
-            <w:u w:val="single"/>
-          </w:rPr>
-          <w:t>Dt 21.1–9</w:t>
-        </w:r>
-      </w:hyperlink>
+      <w:r>
+        <w:rPr>
+          <w:lang w:val="pt_PT" w:bidi="pt_PT"/>
+        </w:rPr>
+        <w:t>Dt 21.1–9</w:t>
+      </w:r>
       <w:r>
         <w:rPr>
           <w:lang w:val="pt_PT" w:bidi="pt_PT"/>
         </w:rPr>
         <w:t xml:space="preserve">; </w:t>
       </w:r>
-      <w:hyperlink r:id="rId260">
-        <w:r>
-          <w:rPr>
-            <w:lang w:val="pt_PT" w:bidi="pt_PT"/>
-          </w:rPr>
-          <w:rPr>
-            <w:color w:val="0000EE"/>
-            <w:u w:val="single"/>
-          </w:rPr>
-          <w:t>Mt 27.24–25</w:t>
-        </w:r>
-      </w:hyperlink>
+      <w:r>
+        <w:rPr>
+          <w:lang w:val="pt_PT" w:bidi="pt_PT"/>
+        </w:rPr>
+        <w:t>Mt 27.24–25</w:t>
+      </w:r>
       <w:r>
         <w:rPr>
           <w:lang w:val="pt_PT" w:bidi="pt_PT"/>
@@ -12111,18 +10521,12 @@
         </w:rPr>
         <w:t xml:space="preserve">Salomão era um homem de paz, livre de guerra e de derramamento de sangue em batalha. O Templo foi construído durante seu reinado pacífico (veja </w:t>
       </w:r>
-      <w:hyperlink r:id="rId204">
-        <w:r>
-          <w:rPr>
-            <w:lang w:val="pt_PT" w:bidi="pt_PT"/>
-          </w:rPr>
-          <w:rPr>
-            <w:color w:val="0000EE"/>
-            <w:u w:val="single"/>
-          </w:rPr>
-          <w:t>2Cr 2–7</w:t>
-        </w:r>
-      </w:hyperlink>
+      <w:r>
+        <w:rPr>
+          <w:lang w:val="pt_PT" w:bidi="pt_PT"/>
+        </w:rPr>
+        <w:t>2Cr 2–7</w:t>
+      </w:r>
       <w:r>
         <w:rPr>
           <w:lang w:val="pt_PT" w:bidi="pt_PT"/>
@@ -12203,54 +10607,36 @@
         </w:rPr>
         <w:t xml:space="preserve">Quando Davi nomeou seu filho Salomão como rei de Israel (veja </w:t>
       </w:r>
-      <w:hyperlink r:id="rId261">
-        <w:r>
-          <w:rPr>
-            <w:lang w:val="pt_PT" w:bidi="pt_PT"/>
-          </w:rPr>
-          <w:rPr>
-            <w:color w:val="0000EE"/>
-            <w:u w:val="single"/>
-          </w:rPr>
-          <w:t>1Rs 1</w:t>
-        </w:r>
-      </w:hyperlink>
+      <w:r>
+        <w:rPr>
+          <w:lang w:val="pt_PT" w:bidi="pt_PT"/>
+        </w:rPr>
+        <w:t>1Rs 1</w:t>
+      </w:r>
       <w:r>
         <w:rPr>
           <w:lang w:val="pt_PT" w:bidi="pt_PT"/>
         </w:rPr>
         <w:t xml:space="preserve">), ele delineou a estrutura organizacional do reino e fez todas as provisões necessárias para o funcionamento do Templo. • O relato da coroação de Salomão continua em </w:t>
       </w:r>
-      <w:hyperlink r:id="rId262">
-        <w:r>
-          <w:rPr>
-            <w:lang w:val="pt_PT" w:bidi="pt_PT"/>
-          </w:rPr>
-          <w:rPr>
-            <w:color w:val="0000EE"/>
-            <w:u w:val="single"/>
-          </w:rPr>
-          <w:t>1Cr 28–29</w:t>
-        </w:r>
-      </w:hyperlink>
+      <w:r>
+        <w:rPr>
+          <w:lang w:val="pt_PT" w:bidi="pt_PT"/>
+        </w:rPr>
+        <w:t>1Cr 28–29</w:t>
+      </w:r>
       <w:r>
         <w:rPr>
           <w:lang w:val="pt_PT" w:bidi="pt_PT"/>
         </w:rPr>
         <w:t>; os capítulos intermediários (</w:t>
       </w:r>
-      <w:hyperlink r:id="rId263">
-        <w:r>
-          <w:rPr>
-            <w:lang w:val="pt_PT" w:bidi="pt_PT"/>
-          </w:rPr>
-          <w:rPr>
-            <w:color w:val="0000EE"/>
-            <w:u w:val="single"/>
-          </w:rPr>
-          <w:t>23.3–27.24</w:t>
-        </w:r>
-      </w:hyperlink>
+      <w:r>
+        <w:rPr>
+          <w:lang w:val="pt_PT" w:bidi="pt_PT"/>
+        </w:rPr>
+        <w:t>23.3–27.24</w:t>
+      </w:r>
       <w:r>
         <w:rPr>
           <w:lang w:val="pt_PT" w:bidi="pt_PT"/>
@@ -12353,36 +10739,24 @@
         </w:rPr>
         <w:t xml:space="preserve">Davi dividiu os levitas em grupos de acordo com suas famílias ancestrais. O número de sacerdotes disponíveis excedia em muito as necessidades de um único Templo; as divisões forneciam um mecanismo necessário de compartilhamento de tempo que permitia que todos os sacerdotes e levitas servissem no Templo periodicamente (cp. </w:t>
       </w:r>
-      <w:hyperlink r:id="rId264">
-        <w:r>
-          <w:rPr>
-            <w:lang w:val="pt_PT" w:bidi="pt_PT"/>
-          </w:rPr>
-          <w:rPr>
-            <w:color w:val="0000EE"/>
-            <w:u w:val="single"/>
-          </w:rPr>
-          <w:t>Lc 1.5</w:t>
-        </w:r>
-      </w:hyperlink>
+      <w:r>
+        <w:rPr>
+          <w:lang w:val="pt_PT" w:bidi="pt_PT"/>
+        </w:rPr>
+        <w:t>Lc 1.5</w:t>
+      </w:r>
       <w:r>
         <w:rPr>
           <w:lang w:val="pt_PT" w:bidi="pt_PT"/>
         </w:rPr>
         <w:t>,</w:t>
       </w:r>
-      <w:hyperlink r:id="rId265">
-        <w:r>
-          <w:rPr>
-            <w:lang w:val="pt_PT" w:bidi="pt_PT"/>
-          </w:rPr>
-          <w:rPr>
-            <w:color w:val="0000EE"/>
-            <w:u w:val="single"/>
-          </w:rPr>
-          <w:t>8</w:t>
-        </w:r>
-      </w:hyperlink>
+      <w:r>
+        <w:rPr>
+          <w:lang w:val="pt_PT" w:bidi="pt_PT"/>
+        </w:rPr>
+        <w:t>8</w:t>
+      </w:r>
       <w:r>
         <w:rPr>
           <w:lang w:val="pt_PT" w:bidi="pt_PT"/>
@@ -12437,36 +10811,24 @@
         </w:rPr>
         <w:t xml:space="preserve">No censo de </w:t>
       </w:r>
-      <w:hyperlink r:id="rId266">
-        <w:r>
-          <w:rPr>
-            <w:lang w:val="pt_PT" w:bidi="pt_PT"/>
-          </w:rPr>
-          <w:rPr>
-            <w:color w:val="0000EE"/>
-            <w:u w:val="single"/>
-          </w:rPr>
-          <w:t>23.3</w:t>
-        </w:r>
-      </w:hyperlink>
+      <w:r>
+        <w:rPr>
+          <w:lang w:val="pt_PT" w:bidi="pt_PT"/>
+        </w:rPr>
+        <w:t>23.3</w:t>
+      </w:r>
       <w:r>
         <w:rPr>
           <w:lang w:val="pt_PT" w:bidi="pt_PT"/>
         </w:rPr>
         <w:t xml:space="preserve">, os indivíduos foram contados aos trinta anos, mas o registro real das divisões incluía aqueles com vinte anos ou mais (cp. </w:t>
       </w:r>
-      <w:hyperlink r:id="rId267">
-        <w:r>
-          <w:rPr>
-            <w:lang w:val="pt_PT" w:bidi="pt_PT"/>
-          </w:rPr>
-          <w:rPr>
-            <w:color w:val="0000EE"/>
-            <w:u w:val="single"/>
-          </w:rPr>
-          <w:t>Nm 1.3</w:t>
-        </w:r>
-      </w:hyperlink>
+      <w:r>
+        <w:rPr>
+          <w:lang w:val="pt_PT" w:bidi="pt_PT"/>
+        </w:rPr>
+        <w:t>Nm 1.3</w:t>
+      </w:r>
       <w:r>
         <w:rPr>
           <w:lang w:val="pt_PT" w:bidi="pt_PT"/>
@@ -12521,18 +10883,12 @@
         </w:rPr>
         <w:t>O trabalho dos levitas era auxiliar os sacerdotes, o que realizavam de várias maneiras: a manutenção do Templo, preparando o pão sagrado e outras ofertas, cantando e ajudando os sacerdotes com os sacrifícios. Essas tarefas eram atribuídas a diferentes divisões familiares dos levitas (</w:t>
       </w:r>
-      <w:hyperlink r:id="rId268">
-        <w:r>
-          <w:rPr>
-            <w:lang w:val="pt_PT" w:bidi="pt_PT"/>
-          </w:rPr>
-          <w:rPr>
-            <w:color w:val="0000EE"/>
-            <w:u w:val="single"/>
-          </w:rPr>
-          <w:t>23.4–6</w:t>
-        </w:r>
-      </w:hyperlink>
+      <w:r>
+        <w:rPr>
+          <w:lang w:val="pt_PT" w:bidi="pt_PT"/>
+        </w:rPr>
+        <w:t>23.4–6</w:t>
+      </w:r>
       <w:r>
         <w:rPr>
           <w:lang w:val="pt_PT" w:bidi="pt_PT"/>
@@ -12648,54 +11004,36 @@
         </w:rPr>
         <w:t xml:space="preserve">As informações sobre os deveres dos sacerdotes incluem apenas sua organização em ordens e a atribuição de suas responsabilidades por sorteio. O Cronista não explica seus deveres porque eles já estavam solidamente estabelecidos há muito tempo (veja </w:t>
       </w:r>
-      <w:hyperlink r:id="rId269">
-        <w:r>
-          <w:rPr>
-            <w:lang w:val="pt_PT" w:bidi="pt_PT"/>
-          </w:rPr>
-          <w:rPr>
-            <w:color w:val="0000EE"/>
-            <w:u w:val="single"/>
-          </w:rPr>
-          <w:t>Êx 28.1–5</w:t>
-        </w:r>
-      </w:hyperlink>
+      <w:r>
+        <w:rPr>
+          <w:lang w:val="pt_PT" w:bidi="pt_PT"/>
+        </w:rPr>
+        <w:t>Êx 28.1–5</w:t>
+      </w:r>
       <w:r>
         <w:rPr>
           <w:lang w:val="pt_PT" w:bidi="pt_PT"/>
         </w:rPr>
         <w:t xml:space="preserve">; </w:t>
       </w:r>
-      <w:hyperlink r:id="rId270">
-        <w:r>
-          <w:rPr>
-            <w:lang w:val="pt_PT" w:bidi="pt_PT"/>
-          </w:rPr>
-          <w:rPr>
-            <w:color w:val="0000EE"/>
-            <w:u w:val="single"/>
-          </w:rPr>
-          <w:t>Lv 1–7</w:t>
-        </w:r>
-      </w:hyperlink>
+      <w:r>
+        <w:rPr>
+          <w:lang w:val="pt_PT" w:bidi="pt_PT"/>
+        </w:rPr>
+        <w:t>Lv 1–7</w:t>
+      </w:r>
       <w:r>
         <w:rPr>
           <w:lang w:val="pt_PT" w:bidi="pt_PT"/>
         </w:rPr>
         <w:t xml:space="preserve">; </w:t>
       </w:r>
-      <w:hyperlink r:id="rId271">
-        <w:r>
-          <w:rPr>
-            <w:lang w:val="pt_PT" w:bidi="pt_PT"/>
-          </w:rPr>
-          <w:rPr>
-            <w:color w:val="0000EE"/>
-            <w:u w:val="single"/>
-          </w:rPr>
-          <w:t>Nm 6.22–27</w:t>
-        </w:r>
-      </w:hyperlink>
+      <w:r>
+        <w:rPr>
+          <w:lang w:val="pt_PT" w:bidi="pt_PT"/>
+        </w:rPr>
+        <w:t>Nm 6.22–27</w:t>
+      </w:r>
       <w:r>
         <w:rPr>
           <w:lang w:val="pt_PT" w:bidi="pt_PT"/>
@@ -12750,54 +11088,36 @@
         </w:rPr>
         <w:t xml:space="preserve">Zadoque e Aimeleque foram os líderes das duas famílias de sacerdotes durante o tempo de Davi (veja </w:t>
       </w:r>
-      <w:hyperlink r:id="rId272">
-        <w:r>
-          <w:rPr>
-            <w:lang w:val="pt_PT" w:bidi="pt_PT"/>
-          </w:rPr>
-          <w:rPr>
-            <w:color w:val="0000EE"/>
-            <w:u w:val="single"/>
-          </w:rPr>
-          <w:t>6.8</w:t>
-        </w:r>
-      </w:hyperlink>
+      <w:r>
+        <w:rPr>
+          <w:lang w:val="pt_PT" w:bidi="pt_PT"/>
+        </w:rPr>
+        <w:t>6.8</w:t>
+      </w:r>
       <w:r>
         <w:rPr>
           <w:lang w:val="pt_PT" w:bidi="pt_PT"/>
         </w:rPr>
         <w:t xml:space="preserve">; </w:t>
       </w:r>
-      <w:hyperlink r:id="rId273">
-        <w:r>
-          <w:rPr>
-            <w:lang w:val="pt_PT" w:bidi="pt_PT"/>
-          </w:rPr>
-          <w:rPr>
-            <w:color w:val="0000EE"/>
-            <w:u w:val="single"/>
-          </w:rPr>
-          <w:t>18.16</w:t>
-        </w:r>
-      </w:hyperlink>
+      <w:r>
+        <w:rPr>
+          <w:lang w:val="pt_PT" w:bidi="pt_PT"/>
+        </w:rPr>
+        <w:t>18.16</w:t>
+      </w:r>
       <w:r>
         <w:rPr>
           <w:lang w:val="pt_PT" w:bidi="pt_PT"/>
         </w:rPr>
         <w:t xml:space="preserve">; </w:t>
       </w:r>
-      <w:hyperlink r:id="rId274">
-        <w:r>
-          <w:rPr>
-            <w:lang w:val="pt_PT" w:bidi="pt_PT"/>
-          </w:rPr>
-          <w:rPr>
-            <w:color w:val="0000EE"/>
-            <w:u w:val="single"/>
-          </w:rPr>
-          <w:t>2Sm 8.17</w:t>
-        </w:r>
-      </w:hyperlink>
+      <w:r>
+        <w:rPr>
+          <w:lang w:val="pt_PT" w:bidi="pt_PT"/>
+        </w:rPr>
+        <w:t>2Sm 8.17</w:t>
+      </w:r>
       <w:r>
         <w:rPr>
           <w:lang w:val="pt_PT" w:bidi="pt_PT"/>
@@ -12852,54 +11172,36 @@
         </w:rPr>
         <w:t>As vinte e quatro divisões estabelecidas para os sacerdotes permaneceram inalteradas por muitas gerações; a ordem de Abias (</w:t>
       </w:r>
-      <w:hyperlink r:id="rId275">
-        <w:r>
-          <w:rPr>
-            <w:lang w:val="pt_PT" w:bidi="pt_PT"/>
-          </w:rPr>
-          <w:rPr>
-            <w:color w:val="0000EE"/>
-            <w:u w:val="single"/>
-          </w:rPr>
-          <w:t>24.10</w:t>
-        </w:r>
-      </w:hyperlink>
+      <w:r>
+        <w:rPr>
+          <w:lang w:val="pt_PT" w:bidi="pt_PT"/>
+        </w:rPr>
+        <w:t>24.10</w:t>
+      </w:r>
       <w:r>
         <w:rPr>
           <w:lang w:val="pt_PT" w:bidi="pt_PT"/>
         </w:rPr>
         <w:t xml:space="preserve">) é especificamente mencionada em </w:t>
       </w:r>
-      <w:hyperlink r:id="rId264">
-        <w:r>
-          <w:rPr>
-            <w:lang w:val="pt_PT" w:bidi="pt_PT"/>
-          </w:rPr>
-          <w:rPr>
-            <w:color w:val="0000EE"/>
-            <w:u w:val="single"/>
-          </w:rPr>
-          <w:t>Lc 1.5</w:t>
-        </w:r>
-      </w:hyperlink>
+      <w:r>
+        <w:rPr>
+          <w:lang w:val="pt_PT" w:bidi="pt_PT"/>
+        </w:rPr>
+        <w:t>Lc 1.5</w:t>
+      </w:r>
       <w:r>
         <w:rPr>
           <w:lang w:val="pt_PT" w:bidi="pt_PT"/>
         </w:rPr>
         <w:t>,</w:t>
       </w:r>
-      <w:hyperlink r:id="rId265">
-        <w:r>
-          <w:rPr>
-            <w:lang w:val="pt_PT" w:bidi="pt_PT"/>
-          </w:rPr>
-          <w:rPr>
-            <w:color w:val="0000EE"/>
-            <w:u w:val="single"/>
-          </w:rPr>
-          <w:t>8</w:t>
-        </w:r>
-      </w:hyperlink>
+      <w:r>
+        <w:rPr>
+          <w:lang w:val="pt_PT" w:bidi="pt_PT"/>
+        </w:rPr>
+        <w:t>8</w:t>
+      </w:r>
       <w:r>
         <w:rPr>
           <w:lang w:val="pt_PT" w:bidi="pt_PT"/>
@@ -12954,18 +11256,12 @@
         </w:rPr>
         <w:t xml:space="preserve">Os outros líderes de família podem se referir a todos aqueles membros da tribo que não eram sacerdotes, mas que já haviam sido documentados (veja </w:t>
       </w:r>
-      <w:hyperlink r:id="rId276">
-        <w:r>
-          <w:rPr>
-            <w:lang w:val="pt_PT" w:bidi="pt_PT"/>
-          </w:rPr>
-          <w:rPr>
-            <w:color w:val="0000EE"/>
-            <w:u w:val="single"/>
-          </w:rPr>
-          <w:t>23.6–23</w:t>
-        </w:r>
-      </w:hyperlink>
+      <w:r>
+        <w:rPr>
+          <w:lang w:val="pt_PT" w:bidi="pt_PT"/>
+        </w:rPr>
+        <w:t>23.6–23</w:t>
+      </w:r>
       <w:r>
         <w:rPr>
           <w:lang w:val="pt_PT" w:bidi="pt_PT"/>
@@ -13020,18 +11316,12 @@
         </w:rPr>
         <w:t>Os levitas foram organizados de acordo com os mesmos princípios que os sacerdotes (</w:t>
       </w:r>
-      <w:hyperlink r:id="rId277">
-        <w:r>
-          <w:rPr>
-            <w:lang w:val="pt_PT" w:bidi="pt_PT"/>
-          </w:rPr>
-          <w:rPr>
-            <w:color w:val="0000EE"/>
-            <w:u w:val="single"/>
-          </w:rPr>
-          <w:t>24.5–6</w:t>
-        </w:r>
-      </w:hyperlink>
+      <w:r>
+        <w:rPr>
+          <w:lang w:val="pt_PT" w:bidi="pt_PT"/>
+        </w:rPr>
+        <w:t>24.5–6</w:t>
+      </w:r>
       <w:r>
         <w:rPr>
           <w:lang w:val="pt_PT" w:bidi="pt_PT"/>
@@ -13086,264 +11376,174 @@
         </w:rPr>
         <w:t xml:space="preserve">Asafe: Veja </w:t>
       </w:r>
-      <w:hyperlink r:id="rId278">
-        <w:r>
-          <w:rPr>
-            <w:lang w:val="pt_PT" w:bidi="pt_PT"/>
-          </w:rPr>
-          <w:rPr>
-            <w:color w:val="0000EE"/>
-            <w:u w:val="single"/>
-          </w:rPr>
-          <w:t>6.39–40</w:t>
-        </w:r>
-      </w:hyperlink>
+      <w:r>
+        <w:rPr>
+          <w:lang w:val="pt_PT" w:bidi="pt_PT"/>
+        </w:rPr>
+        <w:t>6.39–40</w:t>
+      </w:r>
       <w:r>
         <w:rPr>
           <w:lang w:val="pt_PT" w:bidi="pt_PT"/>
         </w:rPr>
         <w:t xml:space="preserve">; </w:t>
       </w:r>
-      <w:hyperlink r:id="rId279">
-        <w:r>
-          <w:rPr>
-            <w:lang w:val="pt_PT" w:bidi="pt_PT"/>
-          </w:rPr>
-          <w:rPr>
-            <w:color w:val="0000EE"/>
-            <w:u w:val="single"/>
-          </w:rPr>
-          <w:t>15.17–19</w:t>
-        </w:r>
-      </w:hyperlink>
+      <w:r>
+        <w:rPr>
+          <w:lang w:val="pt_PT" w:bidi="pt_PT"/>
+        </w:rPr>
+        <w:t>15.17–19</w:t>
+      </w:r>
       <w:r>
         <w:rPr>
           <w:lang w:val="pt_PT" w:bidi="pt_PT"/>
         </w:rPr>
         <w:t xml:space="preserve">; </w:t>
       </w:r>
-      <w:hyperlink r:id="rId280">
-        <w:r>
-          <w:rPr>
-            <w:lang w:val="pt_PT" w:bidi="pt_PT"/>
-          </w:rPr>
-          <w:rPr>
-            <w:color w:val="0000EE"/>
-            <w:u w:val="single"/>
-          </w:rPr>
-          <w:t>16.5</w:t>
-        </w:r>
-      </w:hyperlink>
+      <w:r>
+        <w:rPr>
+          <w:lang w:val="pt_PT" w:bidi="pt_PT"/>
+        </w:rPr>
+        <w:t>16.5</w:t>
+      </w:r>
       <w:r>
         <w:rPr>
           <w:lang w:val="pt_PT" w:bidi="pt_PT"/>
         </w:rPr>
         <w:t xml:space="preserve">; </w:t>
       </w:r>
-      <w:hyperlink r:id="rId281">
-        <w:r>
-          <w:rPr>
-            <w:lang w:val="pt_PT" w:bidi="pt_PT"/>
-          </w:rPr>
-          <w:rPr>
-            <w:color w:val="0000EE"/>
-            <w:u w:val="single"/>
-          </w:rPr>
-          <w:t>2Cr 29.30</w:t>
-        </w:r>
-      </w:hyperlink>
+      <w:r>
+        <w:rPr>
+          <w:lang w:val="pt_PT" w:bidi="pt_PT"/>
+        </w:rPr>
+        <w:t>2Cr 29.30</w:t>
+      </w:r>
       <w:r>
         <w:rPr>
           <w:lang w:val="pt_PT" w:bidi="pt_PT"/>
         </w:rPr>
         <w:t xml:space="preserve">; </w:t>
       </w:r>
-      <w:hyperlink r:id="rId282">
-        <w:r>
-          <w:rPr>
-            <w:lang w:val="pt_PT" w:bidi="pt_PT"/>
-          </w:rPr>
-          <w:rPr>
-            <w:color w:val="0000EE"/>
-            <w:u w:val="single"/>
-          </w:rPr>
-          <w:t>Ed 2.40–41</w:t>
-        </w:r>
-      </w:hyperlink>
+      <w:r>
+        <w:rPr>
+          <w:lang w:val="pt_PT" w:bidi="pt_PT"/>
+        </w:rPr>
+        <w:t>Ed 2.40–41</w:t>
+      </w:r>
       <w:r>
         <w:rPr>
           <w:lang w:val="pt_PT" w:bidi="pt_PT"/>
         </w:rPr>
         <w:t xml:space="preserve">; </w:t>
       </w:r>
-      <w:hyperlink r:id="rId105">
-        <w:r>
-          <w:rPr>
-            <w:lang w:val="pt_PT" w:bidi="pt_PT"/>
-          </w:rPr>
-          <w:rPr>
-            <w:color w:val="0000EE"/>
-            <w:u w:val="single"/>
-          </w:rPr>
-          <w:t>Sl 50</w:t>
-        </w:r>
-      </w:hyperlink>
+      <w:r>
+        <w:rPr>
+          <w:lang w:val="pt_PT" w:bidi="pt_PT"/>
+        </w:rPr>
+        <w:t>Sl 50</w:t>
+      </w:r>
       <w:r>
         <w:rPr>
           <w:lang w:val="pt_PT" w:bidi="pt_PT"/>
         </w:rPr>
         <w:t xml:space="preserve">; </w:t>
       </w:r>
-      <w:hyperlink r:id="rId283">
-        <w:r>
-          <w:rPr>
-            <w:lang w:val="pt_PT" w:bidi="pt_PT"/>
-          </w:rPr>
-          <w:rPr>
-            <w:color w:val="0000EE"/>
-            <w:u w:val="single"/>
-          </w:rPr>
-          <w:t>73</w:t>
-        </w:r>
-      </w:hyperlink>
+      <w:r>
+        <w:rPr>
+          <w:lang w:val="pt_PT" w:bidi="pt_PT"/>
+        </w:rPr>
+        <w:t>73</w:t>
+      </w:r>
       <w:r>
         <w:rPr>
           <w:lang w:val="pt_PT" w:bidi="pt_PT"/>
         </w:rPr>
         <w:t xml:space="preserve">-83.• Hemã: Veja </w:t>
       </w:r>
-      <w:hyperlink r:id="rId284">
-        <w:r>
-          <w:rPr>
-            <w:lang w:val="pt_PT" w:bidi="pt_PT"/>
-          </w:rPr>
-          <w:rPr>
-            <w:color w:val="0000EE"/>
-            <w:u w:val="single"/>
-          </w:rPr>
-          <w:t>1Cr 6.33–38</w:t>
-        </w:r>
-      </w:hyperlink>
+      <w:r>
+        <w:rPr>
+          <w:lang w:val="pt_PT" w:bidi="pt_PT"/>
+        </w:rPr>
+        <w:t>1Cr 6.33–38</w:t>
+      </w:r>
       <w:r>
         <w:rPr>
           <w:lang w:val="pt_PT" w:bidi="pt_PT"/>
         </w:rPr>
         <w:t xml:space="preserve">; </w:t>
       </w:r>
-      <w:hyperlink r:id="rId285">
-        <w:r>
-          <w:rPr>
-            <w:lang w:val="pt_PT" w:bidi="pt_PT"/>
-          </w:rPr>
-          <w:rPr>
-            <w:color w:val="0000EE"/>
-            <w:u w:val="single"/>
-          </w:rPr>
-          <w:t>Sl 88</w:t>
-        </w:r>
-      </w:hyperlink>
+      <w:r>
+        <w:rPr>
+          <w:lang w:val="pt_PT" w:bidi="pt_PT"/>
+        </w:rPr>
+        <w:t>Sl 88</w:t>
+      </w:r>
       <w:r>
         <w:rPr>
           <w:lang w:val="pt_PT" w:bidi="pt_PT"/>
         </w:rPr>
         <w:t xml:space="preserve">. • Jedutum: Veja </w:t>
       </w:r>
-      <w:hyperlink r:id="rId286">
-        <w:r>
-          <w:rPr>
-            <w:lang w:val="pt_PT" w:bidi="pt_PT"/>
-          </w:rPr>
-          <w:rPr>
-            <w:color w:val="0000EE"/>
-            <w:u w:val="single"/>
-          </w:rPr>
-          <w:t>1Cr 16.41–42</w:t>
-        </w:r>
-      </w:hyperlink>
+      <w:r>
+        <w:rPr>
+          <w:lang w:val="pt_PT" w:bidi="pt_PT"/>
+        </w:rPr>
+        <w:t>1Cr 16.41–42</w:t>
+      </w:r>
       <w:r>
         <w:rPr>
           <w:lang w:val="pt_PT" w:bidi="pt_PT"/>
         </w:rPr>
         <w:t xml:space="preserve">; </w:t>
       </w:r>
-      <w:hyperlink r:id="rId287">
-        <w:r>
-          <w:rPr>
-            <w:lang w:val="pt_PT" w:bidi="pt_PT"/>
-          </w:rPr>
-          <w:rPr>
-            <w:color w:val="0000EE"/>
-            <w:u w:val="single"/>
-          </w:rPr>
-          <w:t>2Cr 5.12</w:t>
-        </w:r>
-      </w:hyperlink>
+      <w:r>
+        <w:rPr>
+          <w:lang w:val="pt_PT" w:bidi="pt_PT"/>
+        </w:rPr>
+        <w:t>2Cr 5.12</w:t>
+      </w:r>
       <w:r>
         <w:rPr>
           <w:lang w:val="pt_PT" w:bidi="pt_PT"/>
         </w:rPr>
         <w:t xml:space="preserve">; </w:t>
       </w:r>
-      <w:hyperlink r:id="rId288">
-        <w:r>
-          <w:rPr>
-            <w:lang w:val="pt_PT" w:bidi="pt_PT"/>
-          </w:rPr>
-          <w:rPr>
-            <w:color w:val="0000EE"/>
-            <w:u w:val="single"/>
-          </w:rPr>
-          <w:t>35.15</w:t>
-        </w:r>
-      </w:hyperlink>
+      <w:r>
+        <w:rPr>
+          <w:lang w:val="pt_PT" w:bidi="pt_PT"/>
+        </w:rPr>
+        <w:t>35.15</w:t>
+      </w:r>
       <w:r>
         <w:rPr>
           <w:lang w:val="pt_PT" w:bidi="pt_PT"/>
         </w:rPr>
         <w:t xml:space="preserve">; </w:t>
       </w:r>
-      <w:hyperlink r:id="rId289">
-        <w:r>
-          <w:rPr>
-            <w:lang w:val="pt_PT" w:bidi="pt_PT"/>
-          </w:rPr>
-          <w:rPr>
-            <w:color w:val="0000EE"/>
-            <w:u w:val="single"/>
-          </w:rPr>
-          <w:t>Sl 39;</w:t>
-        </w:r>
-      </w:hyperlink>
+      <w:r>
+        <w:rPr>
+          <w:lang w:val="pt_PT" w:bidi="pt_PT"/>
+        </w:rPr>
+        <w:t>Sl 39;</w:t>
+      </w:r>
       <w:r>
         <w:rPr>
           <w:lang w:val="pt_PT" w:bidi="pt_PT"/>
         </w:rPr>
         <w:t xml:space="preserve"> </w:t>
       </w:r>
-      <w:hyperlink r:id="rId290">
-        <w:r>
-          <w:rPr>
-            <w:lang w:val="pt_PT" w:bidi="pt_PT"/>
-          </w:rPr>
-          <w:rPr>
-            <w:color w:val="0000EE"/>
-            <w:u w:val="single"/>
-          </w:rPr>
-          <w:t xml:space="preserve">62; </w:t>
-        </w:r>
-      </w:hyperlink>
-      <w:hyperlink r:id="rId291">
-        <w:r>
-          <w:rPr>
-            <w:lang w:val="pt_PT" w:bidi="pt_PT"/>
-          </w:rPr>
-          <w:rPr>
-            <w:color w:val="0000EE"/>
-            <w:u w:val="single"/>
-          </w:rPr>
-          <w:t>77</w:t>
-        </w:r>
-      </w:hyperlink>
+      <w:r>
+        <w:rPr>
+          <w:lang w:val="pt_PT" w:bidi="pt_PT"/>
+        </w:rPr>
+        <w:t xml:space="preserve">62; </w:t>
+      </w:r>
+      <w:r>
+        <w:rPr>
+          <w:lang w:val="pt_PT" w:bidi="pt_PT"/>
+        </w:rPr>
+        <w:t>77</w:t>
+      </w:r>
       <w:r>
         <w:rPr>
           <w:lang w:val="pt_PT" w:bidi="pt_PT"/>
@@ -13507,36 +11707,24 @@
         </w:rPr>
         <w:t xml:space="preserve">Assim como com os sacerdotes, a ordem dos músicos por famílias foi decidida por sorteios sagrados para que nenhuma preferência fosse mostrada (veja </w:t>
       </w:r>
-      <w:hyperlink r:id="rId292">
-        <w:r>
-          <w:rPr>
-            <w:lang w:val="pt_PT" w:bidi="pt_PT"/>
-          </w:rPr>
-          <w:rPr>
-            <w:color w:val="0000EE"/>
-            <w:u w:val="single"/>
-          </w:rPr>
-          <w:t>24.5</w:t>
-        </w:r>
-      </w:hyperlink>
+      <w:r>
+        <w:rPr>
+          <w:lang w:val="pt_PT" w:bidi="pt_PT"/>
+        </w:rPr>
+        <w:t>24.5</w:t>
+      </w:r>
       <w:r>
         <w:rPr>
           <w:lang w:val="pt_PT" w:bidi="pt_PT"/>
         </w:rPr>
         <w:t>,</w:t>
       </w:r>
-      <w:hyperlink r:id="rId293">
-        <w:r>
-          <w:rPr>
-            <w:lang w:val="pt_PT" w:bidi="pt_PT"/>
-          </w:rPr>
-          <w:rPr>
-            <w:color w:val="0000EE"/>
-            <w:u w:val="single"/>
-          </w:rPr>
-          <w:t>31</w:t>
-        </w:r>
-      </w:hyperlink>
+      <w:r>
+        <w:rPr>
+          <w:lang w:val="pt_PT" w:bidi="pt_PT"/>
+        </w:rPr>
+        <w:t>31</w:t>
+      </w:r>
       <w:r>
         <w:rPr>
           <w:lang w:val="pt_PT" w:bidi="pt_PT"/>
@@ -13591,36 +11779,24 @@
         </w:rPr>
         <w:t xml:space="preserve">O primeiro ancestral dos porteiros foi Meselemias (chamado de “Salum” em </w:t>
       </w:r>
-      <w:hyperlink r:id="rId294">
-        <w:r>
-          <w:rPr>
-            <w:lang w:val="pt_PT" w:bidi="pt_PT"/>
-          </w:rPr>
-          <w:rPr>
-            <w:color w:val="0000EE"/>
-            <w:u w:val="single"/>
-          </w:rPr>
-          <w:t>Ed 2.42</w:t>
-        </w:r>
-      </w:hyperlink>
+      <w:r>
+        <w:rPr>
+          <w:lang w:val="pt_PT" w:bidi="pt_PT"/>
+        </w:rPr>
+        <w:t>Ed 2.42</w:t>
+      </w:r>
       <w:r>
         <w:rPr>
           <w:lang w:val="pt_PT" w:bidi="pt_PT"/>
         </w:rPr>
         <w:t xml:space="preserve">; “Mesulã” em </w:t>
       </w:r>
-      <w:hyperlink r:id="rId295">
-        <w:r>
-          <w:rPr>
-            <w:lang w:val="pt_PT" w:bidi="pt_PT"/>
-          </w:rPr>
-          <w:rPr>
-            <w:color w:val="0000EE"/>
-            <w:u w:val="single"/>
-          </w:rPr>
-          <w:t>Ne 12.25</w:t>
-        </w:r>
-      </w:hyperlink>
+      <w:r>
+        <w:rPr>
+          <w:lang w:val="pt_PT" w:bidi="pt_PT"/>
+        </w:rPr>
+        <w:t>Ne 12.25</w:t>
+      </w:r>
       <w:r>
         <w:rPr>
           <w:lang w:val="pt_PT" w:bidi="pt_PT"/>
@@ -13688,36 +11864,24 @@
         </w:rPr>
         <w:t xml:space="preserve"> que abrigou temporariamente a Arca (</w:t>
       </w:r>
-      <w:hyperlink r:id="rId296">
-        <w:r>
-          <w:rPr>
-            <w:lang w:val="pt_PT" w:bidi="pt_PT"/>
-          </w:rPr>
-          <w:rPr>
-            <w:color w:val="0000EE"/>
-            <w:u w:val="single"/>
-          </w:rPr>
-          <w:t>13.13–14</w:t>
-        </w:r>
-      </w:hyperlink>
+      <w:r>
+        <w:rPr>
+          <w:lang w:val="pt_PT" w:bidi="pt_PT"/>
+        </w:rPr>
+        <w:t>13.13–14</w:t>
+      </w:r>
       <w:r>
         <w:rPr>
           <w:lang w:val="pt_PT" w:bidi="pt_PT"/>
         </w:rPr>
         <w:t>), dando-lhe muitos descendentes (</w:t>
       </w:r>
-      <w:hyperlink r:id="rId297">
-        <w:r>
-          <w:rPr>
-            <w:lang w:val="pt_PT" w:bidi="pt_PT"/>
-          </w:rPr>
-          <w:rPr>
-            <w:color w:val="0000EE"/>
-            <w:u w:val="single"/>
-          </w:rPr>
-          <w:t>26.8</w:t>
-        </w:r>
-      </w:hyperlink>
+      <w:r>
+        <w:rPr>
+          <w:lang w:val="pt_PT" w:bidi="pt_PT"/>
+        </w:rPr>
+        <w:t>26.8</w:t>
+      </w:r>
       <w:r>
         <w:rPr>
           <w:lang w:val="pt_PT" w:bidi="pt_PT"/>
@@ -13820,54 +11984,36 @@
         </w:rPr>
         <w:t xml:space="preserve">Os levitas eram responsáveis pelos tesouros e propriedades do Senhor (veja </w:t>
       </w:r>
-      <w:hyperlink r:id="rId298">
-        <w:r>
-          <w:rPr>
-            <w:lang w:val="pt_PT" w:bidi="pt_PT"/>
-          </w:rPr>
-          <w:rPr>
-            <w:color w:val="0000EE"/>
-            <w:u w:val="single"/>
-          </w:rPr>
-          <w:t>2Cr 24.11</w:t>
-        </w:r>
-      </w:hyperlink>
+      <w:r>
+        <w:rPr>
+          <w:lang w:val="pt_PT" w:bidi="pt_PT"/>
+        </w:rPr>
+        <w:t>2Cr 24.11</w:t>
+      </w:r>
       <w:r>
         <w:rPr>
           <w:lang w:val="pt_PT" w:bidi="pt_PT"/>
         </w:rPr>
         <w:t xml:space="preserve">; </w:t>
       </w:r>
-      <w:hyperlink r:id="rId299">
-        <w:r>
-          <w:rPr>
-            <w:lang w:val="pt_PT" w:bidi="pt_PT"/>
-          </w:rPr>
-          <w:rPr>
-            <w:color w:val="0000EE"/>
-            <w:u w:val="single"/>
-          </w:rPr>
-          <w:t>31.12</w:t>
-        </w:r>
-      </w:hyperlink>
+      <w:r>
+        <w:rPr>
+          <w:lang w:val="pt_PT" w:bidi="pt_PT"/>
+        </w:rPr>
+        <w:t>31.12</w:t>
+      </w:r>
       <w:r>
         <w:rPr>
           <w:lang w:val="pt_PT" w:bidi="pt_PT"/>
         </w:rPr>
         <w:t>). Alguns despojos de guerra eram sempre dedicados a Deus (</w:t>
       </w:r>
-      <w:hyperlink r:id="rId300">
-        <w:r>
-          <w:rPr>
-            <w:lang w:val="pt_PT" w:bidi="pt_PT"/>
-          </w:rPr>
-          <w:rPr>
-            <w:color w:val="0000EE"/>
-            <w:u w:val="single"/>
-          </w:rPr>
-          <w:t>1Cr 26.26–28</w:t>
-        </w:r>
-      </w:hyperlink>
+      <w:r>
+        <w:rPr>
+          <w:lang w:val="pt_PT" w:bidi="pt_PT"/>
+        </w:rPr>
+        <w:t>1Cr 26.26–28</w:t>
+      </w:r>
       <w:r>
         <w:rPr>
           <w:lang w:val="pt_PT" w:bidi="pt_PT"/>
@@ -13922,54 +12068,36 @@
         </w:rPr>
         <w:t>Jazer era uma cidade levítica (</w:t>
       </w:r>
-      <w:hyperlink r:id="rId301">
-        <w:r>
-          <w:rPr>
-            <w:lang w:val="pt_PT" w:bidi="pt_PT"/>
-          </w:rPr>
-          <w:rPr>
-            <w:color w:val="0000EE"/>
-            <w:u w:val="single"/>
-          </w:rPr>
-          <w:t>Js 21.39</w:t>
-        </w:r>
-      </w:hyperlink>
+      <w:r>
+        <w:rPr>
+          <w:lang w:val="pt_PT" w:bidi="pt_PT"/>
+        </w:rPr>
+        <w:t>Js 21.39</w:t>
+      </w:r>
       <w:r>
         <w:rPr>
           <w:lang w:val="pt_PT" w:bidi="pt_PT"/>
         </w:rPr>
         <w:t>) que se tornou um centro administrativo durante a monarquia. Davi e seus descendentes podiam contar com a lealdade dos levitas de Hebrom (</w:t>
       </w:r>
-      <w:hyperlink r:id="rId302">
-        <w:r>
-          <w:rPr>
-            <w:lang w:val="pt_PT" w:bidi="pt_PT"/>
-          </w:rPr>
-          <w:rPr>
-            <w:color w:val="0000EE"/>
-            <w:u w:val="single"/>
-          </w:rPr>
-          <w:t>1Sm 30.27–31</w:t>
-        </w:r>
-      </w:hyperlink>
+      <w:r>
+        <w:rPr>
+          <w:lang w:val="pt_PT" w:bidi="pt_PT"/>
+        </w:rPr>
+        <w:t>1Sm 30.27–31</w:t>
+      </w:r>
       <w:r>
         <w:rPr>
           <w:lang w:val="pt_PT" w:bidi="pt_PT"/>
         </w:rPr>
         <w:t xml:space="preserve">; </w:t>
       </w:r>
-      <w:hyperlink r:id="rId303">
-        <w:r>
-          <w:rPr>
-            <w:lang w:val="pt_PT" w:bidi="pt_PT"/>
-          </w:rPr>
-          <w:rPr>
-            <w:color w:val="0000EE"/>
-            <w:u w:val="single"/>
-          </w:rPr>
-          <w:t>2Sm 2.1–11</w:t>
-        </w:r>
-      </w:hyperlink>
+      <w:r>
+        <w:rPr>
+          <w:lang w:val="pt_PT" w:bidi="pt_PT"/>
+        </w:rPr>
+        <w:t>2Sm 2.1–11</w:t>
+      </w:r>
       <w:r>
         <w:rPr>
           <w:lang w:val="pt_PT" w:bidi="pt_PT"/>
@@ -14072,18 +12200,12 @@
         </w:rPr>
         <w:t xml:space="preserve">A ordem das tribos segue aproximadamente </w:t>
       </w:r>
-      <w:hyperlink r:id="rId304">
-        <w:r>
-          <w:rPr>
-            <w:lang w:val="pt_PT" w:bidi="pt_PT"/>
-          </w:rPr>
-          <w:rPr>
-            <w:color w:val="0000EE"/>
-            <w:u w:val="single"/>
-          </w:rPr>
-          <w:t>Nm 1.5–15</w:t>
-        </w:r>
-      </w:hyperlink>
+      <w:r>
+        <w:rPr>
+          <w:lang w:val="pt_PT" w:bidi="pt_PT"/>
+        </w:rPr>
+        <w:t>Nm 1.5–15</w:t>
+      </w:r>
       <w:r>
         <w:rPr>
           <w:lang w:val="pt_PT" w:bidi="pt_PT"/>
@@ -14164,18 +12286,12 @@
         </w:rPr>
         <w:t xml:space="preserve"> (</w:t>
       </w:r>
-      <w:hyperlink r:id="rId305">
-        <w:r>
-          <w:rPr>
-            <w:lang w:val="pt_PT" w:bidi="pt_PT"/>
-          </w:rPr>
-          <w:rPr>
-            <w:color w:val="0000EE"/>
-            <w:u w:val="single"/>
-          </w:rPr>
-          <w:t>2.13</w:t>
-        </w:r>
-      </w:hyperlink>
+      <w:r>
+        <w:rPr>
+          <w:lang w:val="pt_PT" w:bidi="pt_PT"/>
+        </w:rPr>
+        <w:t>2.13</w:t>
+      </w:r>
       <w:r>
         <w:rPr>
           <w:lang w:val="pt_PT" w:bidi="pt_PT"/>
@@ -14374,36 +12490,24 @@
         </w:rPr>
         <w:t xml:space="preserve">Aqui, o relato da coroação de Salomão continua de </w:t>
       </w:r>
-      <w:hyperlink r:id="rId306">
-        <w:r>
-          <w:rPr>
-            <w:lang w:val="pt_PT" w:bidi="pt_PT"/>
-          </w:rPr>
-          <w:rPr>
-            <w:color w:val="0000EE"/>
-            <w:u w:val="single"/>
-          </w:rPr>
-          <w:t>23.1–2</w:t>
-        </w:r>
-      </w:hyperlink>
+      <w:r>
+        <w:rPr>
+          <w:lang w:val="pt_PT" w:bidi="pt_PT"/>
+        </w:rPr>
+        <w:t>23.1–2</w:t>
+      </w:r>
       <w:r>
         <w:rPr>
           <w:lang w:val="pt_PT" w:bidi="pt_PT"/>
         </w:rPr>
         <w:t xml:space="preserve">. Davi é apresentado no auge de sua força ao transferir a autoridade para Salomão (cp. </w:t>
       </w:r>
-      <w:hyperlink r:id="rId307">
-        <w:r>
-          <w:rPr>
-            <w:lang w:val="pt_PT" w:bidi="pt_PT"/>
-          </w:rPr>
-          <w:rPr>
-            <w:color w:val="0000EE"/>
-            <w:u w:val="single"/>
-          </w:rPr>
-          <w:t>1Rs 1.1–2.9</w:t>
-        </w:r>
-      </w:hyperlink>
+      <w:r>
+        <w:rPr>
+          <w:lang w:val="pt_PT" w:bidi="pt_PT"/>
+        </w:rPr>
+        <w:t>1Rs 1.1–2.9</w:t>
+      </w:r>
       <w:r>
         <w:rPr>
           <w:lang w:val="pt_PT" w:bidi="pt_PT"/>
@@ -14458,54 +12562,36 @@
         </w:rPr>
         <w:t xml:space="preserve">Davi descreveu o Templo como um lugar onde a Arca da Aliança do Senhor... poderia repousar. O termo “repouso” descreve a conquista da terra e o estabelecimento da paz (e.g., </w:t>
       </w:r>
-      <w:hyperlink r:id="rId308">
-        <w:r>
-          <w:rPr>
-            <w:lang w:val="pt_PT" w:bidi="pt_PT"/>
-          </w:rPr>
-          <w:rPr>
-            <w:color w:val="0000EE"/>
-            <w:u w:val="single"/>
-          </w:rPr>
-          <w:t>Dt 12.9</w:t>
-        </w:r>
-      </w:hyperlink>
+      <w:r>
+        <w:rPr>
+          <w:lang w:val="pt_PT" w:bidi="pt_PT"/>
+        </w:rPr>
+        <w:t>Dt 12.9</w:t>
+      </w:r>
       <w:r>
         <w:rPr>
           <w:lang w:val="pt_PT" w:bidi="pt_PT"/>
         </w:rPr>
         <w:t>). No deserto, a Arca repousava ao final da batalha (</w:t>
       </w:r>
-      <w:hyperlink r:id="rId309">
-        <w:r>
-          <w:rPr>
-            <w:lang w:val="pt_PT" w:bidi="pt_PT"/>
-          </w:rPr>
-          <w:rPr>
-            <w:color w:val="0000EE"/>
-            <w:u w:val="single"/>
-          </w:rPr>
-          <w:t>Nm 10.35–36</w:t>
-        </w:r>
-      </w:hyperlink>
+      <w:r>
+        <w:rPr>
+          <w:lang w:val="pt_PT" w:bidi="pt_PT"/>
+        </w:rPr>
+        <w:t>Nm 10.35–36</w:t>
+      </w:r>
       <w:r>
         <w:rPr>
           <w:lang w:val="pt_PT" w:bidi="pt_PT"/>
         </w:rPr>
         <w:t>). Quando Davi trouxe a Arca para Jerusalém, o “repouso” da Arca tornou-se permanente, como Davi expressou em um salmo de adoração: “Ó Senhor, vem para o teu Templo, com a arca da aliança, que representa o teu poder, e fica ali para sempre!” (</w:t>
       </w:r>
-      <w:hyperlink r:id="rId310">
-        <w:r>
-          <w:rPr>
-            <w:lang w:val="pt_PT" w:bidi="pt_PT"/>
-          </w:rPr>
-          <w:rPr>
-            <w:color w:val="0000EE"/>
-            <w:u w:val="single"/>
-          </w:rPr>
-          <w:t>Sl 132.8</w:t>
-        </w:r>
-      </w:hyperlink>
+      <w:r>
+        <w:rPr>
+          <w:lang w:val="pt_PT" w:bidi="pt_PT"/>
+        </w:rPr>
+        <w:t>Sl 132.8</w:t>
+      </w:r>
       <w:r>
         <w:rPr>
           <w:lang w:val="pt_PT" w:bidi="pt_PT"/>
@@ -14560,36 +12646,24 @@
         </w:rPr>
         <w:t>O relato do primeiro discurso de Davi inclui uma mensagem dirigida ao seu povo (</w:t>
       </w:r>
-      <w:hyperlink r:id="rId311">
-        <w:r>
-          <w:rPr>
-            <w:lang w:val="pt_PT" w:bidi="pt_PT"/>
-          </w:rPr>
-          <w:rPr>
-            <w:color w:val="0000EE"/>
-            <w:u w:val="single"/>
-          </w:rPr>
-          <w:t>28.2–8</w:t>
-        </w:r>
-      </w:hyperlink>
+      <w:r>
+        <w:rPr>
+          <w:lang w:val="pt_PT" w:bidi="pt_PT"/>
+        </w:rPr>
+        <w:t>28.2–8</w:t>
+      </w:r>
       <w:r>
         <w:rPr>
           <w:lang w:val="pt_PT" w:bidi="pt_PT"/>
         </w:rPr>
         <w:t>) e uma mensagem para Salomão (</w:t>
       </w:r>
-      <w:hyperlink r:id="rId312">
-        <w:r>
-          <w:rPr>
-            <w:lang w:val="pt_PT" w:bidi="pt_PT"/>
-          </w:rPr>
-          <w:rPr>
-            <w:color w:val="0000EE"/>
-            <w:u w:val="single"/>
-          </w:rPr>
-          <w:t>28.9–10</w:t>
-        </w:r>
-      </w:hyperlink>
+      <w:r>
+        <w:rPr>
+          <w:lang w:val="pt_PT" w:bidi="pt_PT"/>
+        </w:rPr>
+        <w:t>28.9–10</w:t>
+      </w:r>
       <w:r>
         <w:rPr>
           <w:lang w:val="pt_PT" w:bidi="pt_PT"/>
@@ -14644,72 +12718,48 @@
         </w:rPr>
         <w:t>O Senhor... escolheu-me... para ser rei sobre Israel para sempre: a escolha de Deus por Davi na verdade começou com Judá (</w:t>
       </w:r>
-      <w:hyperlink r:id="rId313">
-        <w:r>
-          <w:rPr>
-            <w:lang w:val="pt_PT" w:bidi="pt_PT"/>
-          </w:rPr>
-          <w:rPr>
-            <w:color w:val="0000EE"/>
-            <w:u w:val="single"/>
-          </w:rPr>
-          <w:t>Gn 49.8–12</w:t>
-        </w:r>
-      </w:hyperlink>
+      <w:r>
+        <w:rPr>
+          <w:lang w:val="pt_PT" w:bidi="pt_PT"/>
+        </w:rPr>
+        <w:t>Gn 49.8–12</w:t>
+      </w:r>
       <w:r>
         <w:rPr>
           <w:lang w:val="pt_PT" w:bidi="pt_PT"/>
         </w:rPr>
         <w:t>), culminou com Davi (</w:t>
       </w:r>
-      <w:hyperlink r:id="rId314">
-        <w:r>
-          <w:rPr>
-            <w:lang w:val="pt_PT" w:bidi="pt_PT"/>
-          </w:rPr>
-          <w:rPr>
-            <w:color w:val="0000EE"/>
-            <w:u w:val="single"/>
-          </w:rPr>
-          <w:t>1Sm 16.1–13</w:t>
-        </w:r>
-      </w:hyperlink>
+      <w:r>
+        <w:rPr>
+          <w:lang w:val="pt_PT" w:bidi="pt_PT"/>
+        </w:rPr>
+        <w:t>1Sm 16.1–13</w:t>
+      </w:r>
       <w:r>
         <w:rPr>
           <w:lang w:val="pt_PT" w:bidi="pt_PT"/>
         </w:rPr>
         <w:t>), e continuou com Salomão (</w:t>
       </w:r>
-      <w:hyperlink r:id="rId206">
-        <w:r>
-          <w:rPr>
-            <w:lang w:val="pt_PT" w:bidi="pt_PT"/>
-          </w:rPr>
-          <w:rPr>
-            <w:color w:val="0000EE"/>
-            <w:u w:val="single"/>
-          </w:rPr>
-          <w:t>1Cr 28.5–6</w:t>
-        </w:r>
-      </w:hyperlink>
+      <w:r>
+        <w:rPr>
+          <w:lang w:val="pt_PT" w:bidi="pt_PT"/>
+        </w:rPr>
+        <w:t>1Cr 28.5–6</w:t>
+      </w:r>
       <w:r>
         <w:rPr>
           <w:lang w:val="pt_PT" w:bidi="pt_PT"/>
         </w:rPr>
         <w:t>,</w:t>
       </w:r>
-      <w:hyperlink r:id="rId315">
-        <w:r>
-          <w:rPr>
-            <w:lang w:val="pt_PT" w:bidi="pt_PT"/>
-          </w:rPr>
-          <w:rPr>
-            <w:color w:val="0000EE"/>
-            <w:u w:val="single"/>
-          </w:rPr>
-          <w:t>10</w:t>
-        </w:r>
-      </w:hyperlink>
+      <w:r>
+        <w:rPr>
+          <w:lang w:val="pt_PT" w:bidi="pt_PT"/>
+        </w:rPr>
+        <w:t>10</w:t>
+      </w:r>
       <w:r>
         <w:rPr>
           <w:lang w:val="pt_PT" w:bidi="pt_PT"/>
@@ -14812,54 +12862,36 @@
         </w:rPr>
         <w:t>Deus deu a Davi os planos reais para o Templo através de inspiração divina (</w:t>
       </w:r>
-      <w:hyperlink r:id="rId316">
-        <w:r>
-          <w:rPr>
-            <w:lang w:val="pt_PT" w:bidi="pt_PT"/>
-          </w:rPr>
-          <w:rPr>
-            <w:color w:val="0000EE"/>
-            <w:u w:val="single"/>
-          </w:rPr>
-          <w:t>28.19</w:t>
-        </w:r>
-      </w:hyperlink>
+      <w:r>
+        <w:rPr>
+          <w:lang w:val="pt_PT" w:bidi="pt_PT"/>
+        </w:rPr>
+        <w:t>28.19</w:t>
+      </w:r>
       <w:r>
         <w:rPr>
           <w:lang w:val="pt_PT" w:bidi="pt_PT"/>
         </w:rPr>
         <w:t>). Em outras ocasiões, Deus também forneceu planos para o Tabernáculo no deserto (</w:t>
       </w:r>
-      <w:hyperlink r:id="rId317">
-        <w:r>
-          <w:rPr>
-            <w:lang w:val="pt_PT" w:bidi="pt_PT"/>
-          </w:rPr>
-          <w:rPr>
-            <w:color w:val="0000EE"/>
-            <w:u w:val="single"/>
-          </w:rPr>
-          <w:t>Êx 25.9</w:t>
-        </w:r>
-      </w:hyperlink>
+      <w:r>
+        <w:rPr>
+          <w:lang w:val="pt_PT" w:bidi="pt_PT"/>
+        </w:rPr>
+        <w:t>Êx 25.9</w:t>
+      </w:r>
       <w:r>
         <w:rPr>
           <w:lang w:val="pt_PT" w:bidi="pt_PT"/>
         </w:rPr>
         <w:t>) e para o futuro Templo de Ezequiel (</w:t>
       </w:r>
-      <w:hyperlink r:id="rId318">
-        <w:r>
-          <w:rPr>
-            <w:lang w:val="pt_PT" w:bidi="pt_PT"/>
-          </w:rPr>
-          <w:rPr>
-            <w:color w:val="0000EE"/>
-            <w:u w:val="single"/>
-          </w:rPr>
-          <w:t>Ez 40.4</w:t>
-        </w:r>
-      </w:hyperlink>
+      <w:r>
+        <w:rPr>
+          <w:lang w:val="pt_PT" w:bidi="pt_PT"/>
+        </w:rPr>
+        <w:t>Ez 40.4</w:t>
+      </w:r>
       <w:r>
         <w:rPr>
           <w:lang w:val="pt_PT" w:bidi="pt_PT"/>
@@ -14988,72 +13020,48 @@
         </w:rPr>
         <w:t xml:space="preserve"> no topo da Arca da Aliança desempenhavam uma função semelhante (veja </w:t>
       </w:r>
-      <w:hyperlink r:id="rId319">
-        <w:r>
-          <w:rPr>
-            <w:lang w:val="pt_PT" w:bidi="pt_PT"/>
-          </w:rPr>
-          <w:rPr>
-            <w:color w:val="0000EE"/>
-            <w:u w:val="single"/>
-          </w:rPr>
-          <w:t>Êx 25.18–22</w:t>
-        </w:r>
-      </w:hyperlink>
+      <w:r>
+        <w:rPr>
+          <w:lang w:val="pt_PT" w:bidi="pt_PT"/>
+        </w:rPr>
+        <w:t>Êx 25.18–22</w:t>
+      </w:r>
       <w:r>
         <w:rPr>
           <w:lang w:val="pt_PT" w:bidi="pt_PT"/>
         </w:rPr>
         <w:t xml:space="preserve">; </w:t>
       </w:r>
-      <w:hyperlink r:id="rId320">
-        <w:r>
-          <w:rPr>
-            <w:lang w:val="pt_PT" w:bidi="pt_PT"/>
-          </w:rPr>
-          <w:rPr>
-            <w:color w:val="0000EE"/>
-            <w:u w:val="single"/>
-          </w:rPr>
-          <w:t>2Sm 6.2</w:t>
-        </w:r>
-      </w:hyperlink>
+      <w:r>
+        <w:rPr>
+          <w:lang w:val="pt_PT" w:bidi="pt_PT"/>
+        </w:rPr>
+        <w:t>2Sm 6.2</w:t>
+      </w:r>
       <w:r>
         <w:rPr>
           <w:lang w:val="pt_PT" w:bidi="pt_PT"/>
         </w:rPr>
         <w:t xml:space="preserve">; </w:t>
       </w:r>
-      <w:hyperlink r:id="rId321">
-        <w:r>
-          <w:rPr>
-            <w:lang w:val="pt_PT" w:bidi="pt_PT"/>
-          </w:rPr>
-          <w:rPr>
-            <w:color w:val="0000EE"/>
-            <w:u w:val="single"/>
-          </w:rPr>
-          <w:t>Sl 99.1</w:t>
-        </w:r>
-      </w:hyperlink>
+      <w:r>
+        <w:rPr>
+          <w:lang w:val="pt_PT" w:bidi="pt_PT"/>
+        </w:rPr>
+        <w:t>Sl 99.1</w:t>
+      </w:r>
       <w:r>
         <w:rPr>
           <w:lang w:val="pt_PT" w:bidi="pt_PT"/>
         </w:rPr>
         <w:t xml:space="preserve">; cp. </w:t>
       </w:r>
-      <w:hyperlink r:id="rId322">
-        <w:r>
-          <w:rPr>
-            <w:lang w:val="pt_PT" w:bidi="pt_PT"/>
-          </w:rPr>
-          <w:rPr>
-            <w:color w:val="0000EE"/>
-            <w:u w:val="single"/>
-          </w:rPr>
-          <w:t>Ez 10</w:t>
-        </w:r>
-      </w:hyperlink>
+      <w:r>
+        <w:rPr>
+          <w:lang w:val="pt_PT" w:bidi="pt_PT"/>
+        </w:rPr>
+        <w:t>Ez 10</w:t>
+      </w:r>
       <w:r>
         <w:rPr>
           <w:lang w:val="pt_PT" w:bidi="pt_PT"/>
@@ -15108,36 +13116,24 @@
         </w:rPr>
         <w:t>Davi persuadiu a assembleia dos líderes de Israel (</w:t>
       </w:r>
-      <w:hyperlink r:id="rId323">
-        <w:r>
-          <w:rPr>
-            <w:lang w:val="pt_PT" w:bidi="pt_PT"/>
-          </w:rPr>
-          <w:rPr>
-            <w:color w:val="0000EE"/>
-            <w:u w:val="single"/>
-          </w:rPr>
-          <w:t>28.1</w:t>
-        </w:r>
-      </w:hyperlink>
+      <w:r>
+        <w:rPr>
+          <w:lang w:val="pt_PT" w:bidi="pt_PT"/>
+        </w:rPr>
+        <w:t>28.1</w:t>
+      </w:r>
       <w:r>
         <w:rPr>
           <w:lang w:val="pt_PT" w:bidi="pt_PT"/>
         </w:rPr>
         <w:t xml:space="preserve">) a oferecer presentes ao Senhor para o Templo. O próprio presente generoso de Davi serviu de exemplo das quantias que os líderes deveriam considerar. O cronista enfatiza que o pesado custo de construção do Templo não foi suportado apenas por Salomão; Salomão acrescentou às contribuições feitas por Davi e pelos líderes de Israel (veja </w:t>
       </w:r>
-      <w:hyperlink r:id="rId324">
-        <w:r>
-          <w:rPr>
-            <w:lang w:val="pt_PT" w:bidi="pt_PT"/>
-          </w:rPr>
-          <w:rPr>
-            <w:color w:val="0000EE"/>
-            <w:u w:val="single"/>
-          </w:rPr>
-          <w:t>22.14</w:t>
-        </w:r>
-      </w:hyperlink>
+      <w:r>
+        <w:rPr>
+          <w:lang w:val="pt_PT" w:bidi="pt_PT"/>
+        </w:rPr>
+        <w:t>22.14</w:t>
+      </w:r>
       <w:r>
         <w:rPr>
           <w:lang w:val="pt_PT" w:bidi="pt_PT"/>
@@ -15205,18 +13201,12 @@
         </w:rPr>
         <w:t xml:space="preserve"> como foi o caso com o Tabernáculo (</w:t>
       </w:r>
-      <w:hyperlink r:id="rId325">
-        <w:r>
-          <w:rPr>
-            <w:lang w:val="pt_PT" w:bidi="pt_PT"/>
-          </w:rPr>
-          <w:rPr>
-            <w:color w:val="0000EE"/>
-            <w:u w:val="single"/>
-          </w:rPr>
-          <w:t>Êx 25.1–7</w:t>
-        </w:r>
-      </w:hyperlink>
+      <w:r>
+        <w:rPr>
+          <w:lang w:val="pt_PT" w:bidi="pt_PT"/>
+        </w:rPr>
+        <w:t>Êx 25.1–7</w:t>
+      </w:r>
       <w:r>
         <w:rPr>
           <w:lang w:val="pt_PT" w:bidi="pt_PT"/>
@@ -15345,54 +13335,36 @@
         </w:rPr>
         <w:t xml:space="preserve"> e serve para dedicar as ofertas dadas para a construção do Templo. A oração é composta por três partes: a doxologia (</w:t>
       </w:r>
-      <w:hyperlink r:id="rId326">
-        <w:r>
-          <w:rPr>
-            <w:lang w:val="pt_PT" w:bidi="pt_PT"/>
-          </w:rPr>
-          <w:rPr>
-            <w:color w:val="0000EE"/>
-            <w:u w:val="single"/>
-          </w:rPr>
-          <w:t>29.10b-13</w:t>
-        </w:r>
-      </w:hyperlink>
+      <w:r>
+        <w:rPr>
+          <w:lang w:val="pt_PT" w:bidi="pt_PT"/>
+        </w:rPr>
+        <w:t>29.10b-13</w:t>
+      </w:r>
       <w:r>
         <w:rPr>
           <w:lang w:val="pt_PT" w:bidi="pt_PT"/>
         </w:rPr>
         <w:t>), a apresentação e dedicação das ofertas (</w:t>
       </w:r>
-      <w:hyperlink r:id="rId327">
-        <w:r>
-          <w:rPr>
-            <w:lang w:val="pt_PT" w:bidi="pt_PT"/>
-          </w:rPr>
-          <w:rPr>
-            <w:color w:val="0000EE"/>
-            <w:u w:val="single"/>
-          </w:rPr>
-          <w:t>29.14–17</w:t>
-        </w:r>
-      </w:hyperlink>
+      <w:r>
+        <w:rPr>
+          <w:lang w:val="pt_PT" w:bidi="pt_PT"/>
+        </w:rPr>
+        <w:t>29.14–17</w:t>
+      </w:r>
       <w:r>
         <w:rPr>
           <w:lang w:val="pt_PT" w:bidi="pt_PT"/>
         </w:rPr>
         <w:t>), e a petição (</w:t>
       </w:r>
-      <w:hyperlink r:id="rId328">
-        <w:r>
-          <w:rPr>
-            <w:lang w:val="pt_PT" w:bidi="pt_PT"/>
-          </w:rPr>
-          <w:rPr>
-            <w:color w:val="0000EE"/>
-            <w:u w:val="single"/>
-          </w:rPr>
-          <w:t>29.18–19</w:t>
-        </w:r>
-      </w:hyperlink>
+      <w:r>
+        <w:rPr>
+          <w:lang w:val="pt_PT" w:bidi="pt_PT"/>
+        </w:rPr>
+        <w:t>29.18–19</w:t>
+      </w:r>
       <w:r>
         <w:rPr>
           <w:lang w:val="pt_PT" w:bidi="pt_PT"/>
@@ -15508,72 +13480,48 @@
         </w:rPr>
         <w:t xml:space="preserve"> e Salomão subiu ao trono. Zadoque não estava começando seu papel sacerdotal, mas estava sendo dedicado para servir no próprio Templo. (Os descendentes de Zadoque são mencionados em </w:t>
       </w:r>
-      <w:hyperlink r:id="rId329">
-        <w:r>
-          <w:rPr>
-            <w:lang w:val="pt_PT" w:bidi="pt_PT"/>
-          </w:rPr>
-          <w:rPr>
-            <w:color w:val="0000EE"/>
-            <w:u w:val="single"/>
-          </w:rPr>
-          <w:t>Ez 40.46</w:t>
-        </w:r>
-      </w:hyperlink>
+      <w:r>
+        <w:rPr>
+          <w:lang w:val="pt_PT" w:bidi="pt_PT"/>
+        </w:rPr>
+        <w:t>Ez 40.46</w:t>
+      </w:r>
       <w:r>
         <w:rPr>
           <w:lang w:val="pt_PT" w:bidi="pt_PT"/>
         </w:rPr>
         <w:t xml:space="preserve">; </w:t>
       </w:r>
-      <w:hyperlink r:id="rId330">
-        <w:r>
-          <w:rPr>
-            <w:lang w:val="pt_PT" w:bidi="pt_PT"/>
-          </w:rPr>
-          <w:rPr>
-            <w:color w:val="0000EE"/>
-            <w:u w:val="single"/>
-          </w:rPr>
-          <w:t>43.19</w:t>
-        </w:r>
-      </w:hyperlink>
+      <w:r>
+        <w:rPr>
+          <w:lang w:val="pt_PT" w:bidi="pt_PT"/>
+        </w:rPr>
+        <w:t>43.19</w:t>
+      </w:r>
       <w:r>
         <w:rPr>
           <w:lang w:val="pt_PT" w:bidi="pt_PT"/>
         </w:rPr>
         <w:t xml:space="preserve">; </w:t>
       </w:r>
-      <w:hyperlink r:id="rId331">
-        <w:r>
-          <w:rPr>
-            <w:lang w:val="pt_PT" w:bidi="pt_PT"/>
-          </w:rPr>
-          <w:rPr>
-            <w:color w:val="0000EE"/>
-            <w:u w:val="single"/>
-          </w:rPr>
-          <w:t>44.15</w:t>
-        </w:r>
-      </w:hyperlink>
+      <w:r>
+        <w:rPr>
+          <w:lang w:val="pt_PT" w:bidi="pt_PT"/>
+        </w:rPr>
+        <w:t>44.15</w:t>
+      </w:r>
       <w:r>
         <w:rPr>
           <w:lang w:val="pt_PT" w:bidi="pt_PT"/>
         </w:rPr>
         <w:t xml:space="preserve">; </w:t>
       </w:r>
-      <w:hyperlink r:id="rId332">
-        <w:r>
-          <w:rPr>
-            <w:lang w:val="pt_PT" w:bidi="pt_PT"/>
-          </w:rPr>
-          <w:rPr>
-            <w:color w:val="0000EE"/>
-            <w:u w:val="single"/>
-          </w:rPr>
-          <w:t>48.11</w:t>
-        </w:r>
-      </w:hyperlink>
+      <w:r>
+        <w:rPr>
+          <w:lang w:val="pt_PT" w:bidi="pt_PT"/>
+        </w:rPr>
+        <w:t>48.11</w:t>
+      </w:r>
       <w:r>
         <w:rPr>
           <w:lang w:val="pt_PT" w:bidi="pt_PT"/>
@@ -15628,54 +13576,36 @@
         </w:rPr>
         <w:t xml:space="preserve">O Cronista conclui seu relato do reinado de Davi com um resumo estilizado, semelhante em forma aos usados para todos os reis de Israel e Judá (e.g., </w:t>
       </w:r>
-      <w:hyperlink r:id="rId333">
-        <w:r>
-          <w:rPr>
-            <w:lang w:val="pt_PT" w:bidi="pt_PT"/>
-          </w:rPr>
-          <w:rPr>
-            <w:color w:val="0000EE"/>
-            <w:u w:val="single"/>
-          </w:rPr>
-          <w:t>1Rs 22.41–50</w:t>
-        </w:r>
-      </w:hyperlink>
+      <w:r>
+        <w:rPr>
+          <w:lang w:val="pt_PT" w:bidi="pt_PT"/>
+        </w:rPr>
+        <w:t>1Rs 22.41–50</w:t>
+      </w:r>
       <w:r>
         <w:rPr>
           <w:lang w:val="pt_PT" w:bidi="pt_PT"/>
         </w:rPr>
         <w:t>). Assim como Abraão (</w:t>
       </w:r>
-      <w:hyperlink r:id="rId334">
-        <w:r>
-          <w:rPr>
-            <w:lang w:val="pt_PT" w:bidi="pt_PT"/>
-          </w:rPr>
-          <w:rPr>
-            <w:color w:val="0000EE"/>
-            <w:u w:val="single"/>
-          </w:rPr>
-          <w:t>Gn 25.8</w:t>
-        </w:r>
-      </w:hyperlink>
+      <w:r>
+        <w:rPr>
+          <w:lang w:val="pt_PT" w:bidi="pt_PT"/>
+        </w:rPr>
+        <w:t>Gn 25.8</w:t>
+      </w:r>
       <w:r>
         <w:rPr>
           <w:lang w:val="pt_PT" w:bidi="pt_PT"/>
         </w:rPr>
         <w:t>) e Isaque (</w:t>
       </w:r>
-      <w:hyperlink r:id="rId335">
-        <w:r>
-          <w:rPr>
-            <w:lang w:val="pt_PT" w:bidi="pt_PT"/>
-          </w:rPr>
-          <w:rPr>
-            <w:color w:val="0000EE"/>
-            <w:u w:val="single"/>
-          </w:rPr>
-          <w:t>Gn 35.29</w:t>
-        </w:r>
-      </w:hyperlink>
+      <w:r>
+        <w:rPr>
+          <w:lang w:val="pt_PT" w:bidi="pt_PT"/>
+        </w:rPr>
+        <w:t>Gn 35.29</w:t>
+      </w:r>
       <w:r>
         <w:rPr>
           <w:lang w:val="pt_PT" w:bidi="pt_PT"/>
@@ -15730,54 +13660,36 @@
         </w:rPr>
         <w:t>As fontes usadas para as crônicas do reinado de Davi estão associadas a três profetas, nomeados na ordem em que aparecem nas Crônicas: Samuel (</w:t>
       </w:r>
-      <w:hyperlink r:id="rId150">
-        <w:r>
-          <w:rPr>
-            <w:lang w:val="pt_PT" w:bidi="pt_PT"/>
-          </w:rPr>
-          <w:rPr>
-            <w:color w:val="0000EE"/>
-            <w:u w:val="single"/>
-          </w:rPr>
-          <w:t>11.3</w:t>
-        </w:r>
-      </w:hyperlink>
+      <w:r>
+        <w:rPr>
+          <w:lang w:val="pt_PT" w:bidi="pt_PT"/>
+        </w:rPr>
+        <w:t>11.3</w:t>
+      </w:r>
       <w:r>
         <w:rPr>
           <w:lang w:val="pt_PT" w:bidi="pt_PT"/>
         </w:rPr>
         <w:t>), Natã (</w:t>
       </w:r>
-      <w:hyperlink r:id="rId336">
-        <w:r>
-          <w:rPr>
-            <w:lang w:val="pt_PT" w:bidi="pt_PT"/>
-          </w:rPr>
-          <w:rPr>
-            <w:color w:val="0000EE"/>
-            <w:u w:val="single"/>
-          </w:rPr>
-          <w:t>17.1–27</w:t>
-        </w:r>
-      </w:hyperlink>
+      <w:r>
+        <w:rPr>
+          <w:lang w:val="pt_PT" w:bidi="pt_PT"/>
+        </w:rPr>
+        <w:t>17.1–27</w:t>
+      </w:r>
       <w:r>
         <w:rPr>
           <w:lang w:val="pt_PT" w:bidi="pt_PT"/>
         </w:rPr>
         <w:t>) e Gade (</w:t>
       </w:r>
-      <w:hyperlink r:id="rId337">
-        <w:r>
-          <w:rPr>
-            <w:lang w:val="pt_PT" w:bidi="pt_PT"/>
-          </w:rPr>
-          <w:rPr>
-            <w:color w:val="0000EE"/>
-            <w:u w:val="single"/>
-          </w:rPr>
-          <w:t>21.9</w:t>
-        </w:r>
-      </w:hyperlink>
+      <w:r>
+        <w:rPr>
+          <w:lang w:val="pt_PT" w:bidi="pt_PT"/>
+        </w:rPr>
+        <w:t>21.9</w:t>
+      </w:r>
       <w:r>
         <w:rPr>
           <w:lang w:val="pt_PT" w:bidi="pt_PT"/>
@@ -15796,54 +13708,36 @@
         </w:rPr>
         <w:t xml:space="preserve">; veja também </w:t>
       </w:r>
-      <w:hyperlink r:id="rId338">
-        <w:r>
-          <w:rPr>
-            <w:lang w:val="pt_PT" w:bidi="pt_PT"/>
-          </w:rPr>
-          <w:rPr>
-            <w:color w:val="0000EE"/>
-            <w:u w:val="single"/>
-          </w:rPr>
-          <w:t>1Rs 11.41–43</w:t>
-        </w:r>
-      </w:hyperlink>
+      <w:r>
+        <w:rPr>
+          <w:lang w:val="pt_PT" w:bidi="pt_PT"/>
+        </w:rPr>
+        <w:t>1Rs 11.41–43</w:t>
+      </w:r>
       <w:r>
         <w:rPr>
           <w:lang w:val="pt_PT" w:bidi="pt_PT"/>
         </w:rPr>
         <w:t xml:space="preserve">; </w:t>
       </w:r>
-      <w:hyperlink r:id="rId339">
-        <w:r>
-          <w:rPr>
-            <w:lang w:val="pt_PT" w:bidi="pt_PT"/>
-          </w:rPr>
-          <w:rPr>
-            <w:color w:val="0000EE"/>
-            <w:u w:val="single"/>
-          </w:rPr>
-          <w:t>14.19–20</w:t>
-        </w:r>
-      </w:hyperlink>
+      <w:r>
+        <w:rPr>
+          <w:lang w:val="pt_PT" w:bidi="pt_PT"/>
+        </w:rPr>
+        <w:t>14.19–20</w:t>
+      </w:r>
       <w:r>
         <w:rPr>
           <w:lang w:val="pt_PT" w:bidi="pt_PT"/>
         </w:rPr>
         <w:t>,</w:t>
       </w:r>
-      <w:hyperlink r:id="rId340">
-        <w:r>
-          <w:rPr>
-            <w:lang w:val="pt_PT" w:bidi="pt_PT"/>
-          </w:rPr>
-          <w:rPr>
-            <w:color w:val="0000EE"/>
-            <w:u w:val="single"/>
-          </w:rPr>
-          <w:t>29–31</w:t>
-        </w:r>
-      </w:hyperlink>
+      <w:r>
+        <w:rPr>
+          <w:lang w:val="pt_PT" w:bidi="pt_PT"/>
+        </w:rPr>
+        <w:t>29–31</w:t>
+      </w:r>
       <w:r>
         <w:rPr>
           <w:lang w:val="pt_PT" w:bidi="pt_PT"/>
